--- a/themes/introduction/introduction draft (redline).docx
+++ b/themes/introduction/introduction draft (redline).docx
@@ -605,69 +605,236 @@
         </w:rPr>
         <w:t xml:space="preserve">. </w:t>
       </w:r>
-      <w:r>
-        <w:rPr>
-          <w:rFonts w:ascii="Cambria Italic" w:hAnsi="Cambria Italic" w:hint="default"/>
-          <w:rtl w:val="0"/>
-          <w:lang w:val="en-US"/>
-        </w:rPr>
-        <w:t>Эта книга отвечает на такие вопросы и объясняет</w:t>
-      </w:r>
-      <w:r>
-        <w:rPr>
-          <w:rFonts w:ascii="Cambria Italic" w:hAnsi="Cambria Italic"/>
-          <w:rtl w:val="0"/>
-          <w:lang w:val="en-US"/>
-        </w:rPr>
-        <w:t xml:space="preserve">, </w:t>
-      </w:r>
-      <w:r>
-        <w:rPr>
-          <w:rFonts w:ascii="Cambria Italic" w:hAnsi="Cambria Italic" w:hint="default"/>
-          <w:rtl w:val="0"/>
-          <w:lang w:val="en-US"/>
-        </w:rPr>
-        <w:t>почему ответ именно такой</w:t>
-      </w:r>
-      <w:r>
-        <w:rPr>
-          <w:rFonts w:ascii="Cambria Italic" w:hAnsi="Cambria Italic"/>
-          <w:rtl w:val="0"/>
-          <w:lang w:val="en-US"/>
-        </w:rPr>
-        <w:t>.</w:t>
-      </w:r>
-      <w:ins w:id="9005" w:author="Claude" w:date="2026-10-17T15:00:00Z">
+      <w:del w:id="9005" w:author="Claude" w:date="2026-10-17T15:00:00Z">
+        <w:r>
+          <w:rPr>
+            <w:rFonts w:ascii="Cambria Italic" w:hAnsi="Cambria Italic" w:hint="default"/>
+            <w:rtl w:val="0"/>
+            <w:lang w:val="en-US"/>
+          </w:rPr>
+          <w:delText xml:space="preserve">Эта книга отвечает на такие вопросы и объясняет</w:delText>
+        </w:r>
+      </w:del>
+      <w:del w:id="9006" w:author="Claude" w:date="2026-10-17T15:00:00Z">
         <w:r>
           <w:rPr>
             <w:rFonts w:ascii="Cambria Italic" w:hAnsi="Cambria Italic"/>
             <w:rtl w:val="0"/>
             <w:lang w:val="en-US"/>
           </w:rPr>
-          <w:t xml:space="preserve"> Она опирается на те же клинические рекомендации, по которым работают врачи, а медицинские слова объясняет там, где без них не обойтись.</w:t>
+          <w:delText xml:space="preserve">, </w:delText>
         </w:r>
-      </w:ins>
-    </w:p>
-    <w:p>
-      <w:pPr>
-        <w:pStyle w:val="Body Text"/>
-        <w:rPr>
-          <w:ins w:id="9006" w:author="Claude" w:date="2026-10-17T15:00:00Z"/>
-        </w:rPr>
-      </w:pPr>
-      <w:ins w:id="9007" w:author="Claude" w:date="2026-10-17T15:00:00Z">
+      </w:del>
+      <w:del w:id="9007" w:author="Claude" w:date="2026-10-17T15:00:00Z">
         <w:r>
           <w:rPr>
             <w:rFonts w:ascii="Cambria Italic" w:hAnsi="Cambria Italic" w:hint="default"/>
             <w:rtl w:val="0"/>
             <w:lang w:val="en-US"/>
           </w:rPr>
-          <w:t xml:space="preserve">С этим знанием легче прожить эти месяцы спокойно: не отказываться без причины от того, что можно, не пропустить важное и приходить на приём, уже зная, о чём спросить.</w:t>
+          <w:delText xml:space="preserve">почему ответ именно такой</w:delText>
+        </w:r>
+      </w:del>
+      <w:del w:id="9008" w:author="Claude" w:date="2026-10-17T15:00:00Z">
+        <w:r>
+          <w:rPr>
+            <w:rFonts w:ascii="Cambria Italic" w:hAnsi="Cambria Italic"/>
+            <w:rtl w:val="0"/>
+            <w:lang w:val="en-US"/>
+          </w:rPr>
+          <w:delText xml:space="preserve">.</w:delText>
+        </w:r>
+      </w:del>
+    </w:p>
+    <w:p>
+      <w:pPr>
+        <w:pStyle w:val="Body Text"/>
+        <w:rPr>
+          <w:ins w:id="9009" w:author="Claude" w:date="2026-10-17T15:00:00Z"/>
+        </w:rPr>
+      </w:pPr>
+      <w:ins w:id="9010" w:author="Claude" w:date="2026-10-17T15:00:00Z">
+        <w:r>
+          <w:rPr>
+            <w:rFonts w:ascii="Cambria Italic" w:hAnsi="Cambria Italic" w:hint="default"/>
+            <w:rtl w:val="0"/>
+            <w:lang w:val="en-US"/>
+          </w:rPr>
+          <w:t xml:space="preserve">Между визитами к врачу проходят недели, а решать приходится каждый день: что съесть, чем снять головную боль, можно ли в баню и в отпуск, звонить ли врачу из-за непривычной боли. Эти решения вы принимаете сами, и от многих из них зависит ваше здоровье и здоровье ребёнка.</w:t>
         </w:r>
       </w:ins>
     </w:p>
     <w:p>
       <w:pPr>
+        <w:pStyle w:val="Body Text"/>
+        <w:rPr>
+          <w:ins w:id="9011" w:author="Claude" w:date="2026-10-17T15:00:00Z"/>
+        </w:rPr>
+      </w:pPr>
+      <w:ins w:id="9012" w:author="Claude" w:date="2026-10-17T15:00:00Z">
+        <w:r>
+          <w:rPr>
+            <w:rFonts w:ascii="Cambria Italic" w:hAnsi="Cambria Italic" w:hint="default"/>
+            <w:rtl w:val="0"/>
+            <w:lang w:val="en-US"/>
+          </w:rPr>
+          <w:t xml:space="preserve">Эта книга написана, чтобы такие решения давались легче. Она отвечает на вопросы, которые встают перед беременной каждый день, и объясняет, почему ответ именно такой. С ней проще:</w:t>
+        </w:r>
+      </w:ins>
+    </w:p>
+    <w:p>
+      <w:pPr>
+        <w:pStyle w:val="Compact"/>
+        <w:numPr>
+          <w:ilvl w:val="0"/>
+          <w:numId w:val="2"/>
+        </w:numPr>
+        <w:rPr>
+          <w:ins w:id="9013" w:author="Claude" w:date="2026-10-17T15:00:00Z"/>
+          <w:lang w:val="en-US"/>
+        </w:rPr>
+      </w:pPr>
+      <w:ins w:id="9014" w:author="Claude" w:date="2026-10-17T15:00:00Z">
+        <w:r>
+          <w:rPr>
+            <w:rFonts w:ascii="Cambria Italic" w:hAnsi="Cambria Italic" w:hint="default"/>
+            <w:rtl w:val="0"/>
+            <w:lang w:val="en-US"/>
+          </w:rPr>
+          <w:t xml:space="preserve">спокойно относиться к переменам в теле, зная, какие из них ожидаемы, а какие — повод позвонить врачу;</w:t>
+        </w:r>
+      </w:ins>
+    </w:p>
+    <w:p>
+      <w:pPr>
+        <w:pStyle w:val="Compact"/>
+        <w:numPr>
+          <w:ilvl w:val="0"/>
+          <w:numId w:val="2"/>
+        </w:numPr>
+        <w:rPr>
+          <w:ins w:id="9015" w:author="Claude" w:date="2026-10-17T15:00:00Z"/>
+          <w:lang w:val="en-US"/>
+        </w:rPr>
+      </w:pPr>
+      <w:ins w:id="9016" w:author="Claude" w:date="2026-10-17T15:00:00Z">
+        <w:r>
+          <w:rPr>
+            <w:rFonts w:ascii="Cambria Italic" w:hAnsi="Cambria Italic" w:hint="default"/>
+            <w:rtl w:val="0"/>
+            <w:lang w:val="en-US"/>
+          </w:rPr>
+          <w:t xml:space="preserve">не отказываться без нужды от привычного — кофе, спорта, близости, поездок — и не рисковать там, где риск настоящий;</w:t>
+        </w:r>
+      </w:ins>
+    </w:p>
+    <w:p>
+      <w:pPr>
+        <w:pStyle w:val="Compact"/>
+        <w:numPr>
+          <w:ilvl w:val="0"/>
+          <w:numId w:val="2"/>
+        </w:numPr>
+        <w:rPr>
+          <w:ins w:id="9017" w:author="Claude" w:date="2026-10-17T15:00:00Z"/>
+          <w:lang w:val="en-US"/>
+        </w:rPr>
+      </w:pPr>
+      <w:ins w:id="9018" w:author="Claude" w:date="2026-10-17T15:00:00Z">
+        <w:r>
+          <w:rPr>
+            <w:rFonts w:ascii="Cambria Italic" w:hAnsi="Cambria Italic" w:hint="default"/>
+            <w:rtl w:val="0"/>
+            <w:lang w:val="en-US"/>
+          </w:rPr>
+          <w:t xml:space="preserve">лучше себя чувствовать: справляться с тошнотой, изжогой, бессонницей, болью в спине;</w:t>
+        </w:r>
+      </w:ins>
+    </w:p>
+    <w:p>
+      <w:pPr>
+        <w:pStyle w:val="Compact"/>
+        <w:numPr>
+          <w:ilvl w:val="0"/>
+          <w:numId w:val="2"/>
+        </w:numPr>
+        <w:rPr>
+          <w:ins w:id="9019" w:author="Claude" w:date="2026-10-17T15:00:00Z"/>
+          <w:lang w:val="en-US"/>
+        </w:rPr>
+      </w:pPr>
+      <w:ins w:id="9020" w:author="Claude" w:date="2026-10-17T15:00:00Z">
+        <w:r>
+          <w:rPr>
+            <w:rFonts w:ascii="Cambria Italic" w:hAnsi="Cambria Italic" w:hint="default"/>
+            <w:rtl w:val="0"/>
+            <w:lang w:val="en-US"/>
+          </w:rPr>
+          <w:t xml:space="preserve">вовремя заметить то, что требует помощи, и знать, куда обращаться;</w:t>
+        </w:r>
+      </w:ins>
+    </w:p>
+    <w:p>
+      <w:pPr>
+        <w:pStyle w:val="Compact"/>
+        <w:numPr>
+          <w:ilvl w:val="0"/>
+          <w:numId w:val="2"/>
+        </w:numPr>
+        <w:rPr>
+          <w:ins w:id="9021" w:author="Claude" w:date="2026-10-17T15:00:00Z"/>
+          <w:lang w:val="en-US"/>
+        </w:rPr>
+      </w:pPr>
+      <w:ins w:id="9022" w:author="Claude" w:date="2026-10-17T15:00:00Z">
+        <w:r>
+          <w:rPr>
+            <w:rFonts w:ascii="Cambria Italic" w:hAnsi="Cambria Italic" w:hint="default"/>
+            <w:rtl w:val="0"/>
+            <w:lang w:val="en-US"/>
+          </w:rPr>
+          <w:t xml:space="preserve">приходить к врачу со своими вопросами и понимать, что он назначил и зачем.</w:t>
+        </w:r>
+      </w:ins>
+    </w:p>
+    <w:p>
+      <w:pPr>
+        <w:pStyle w:val="Body Text"/>
+        <w:rPr>
+          <w:ins w:id="9023" w:author="Claude" w:date="2026-10-17T15:00:00Z"/>
+        </w:rPr>
+      </w:pPr>
+      <w:ins w:id="9024" w:author="Claude" w:date="2026-10-17T15:00:00Z">
+        <w:r>
+          <w:rPr>
+            <w:rFonts w:ascii="Cambria Italic" w:hAnsi="Cambria Italic" w:hint="default"/>
+            <w:rtl w:val="0"/>
+            <w:lang w:val="en-US"/>
+          </w:rPr>
+          <w:t xml:space="preserve">Ответы взяты из действующих российских клинических рекомендаций и порядков Минздрава — тех же документов, по которым работают врачи женской консультации и роддома, — а там, где российские документы молчат, из рекомендаций Всемирной организации здравоохранения и зарубежных профессиональных обществ. Если наука чего-то пока не знает, книга так и говорит.</w:t>
+        </w:r>
+      </w:ins>
+    </w:p>
+    <w:p>
+      <w:pPr>
+        <w:pStyle w:val="Body Text"/>
+        <w:rPr>
+          <w:ins w:id="9025" w:author="Claude" w:date="2026-10-17T15:00:00Z"/>
+        </w:rPr>
+      </w:pPr>
+      <w:ins w:id="9026" w:author="Claude" w:date="2026-10-17T15:00:00Z">
+        <w:r>
+          <w:rPr>
+            <w:rFonts w:ascii="Cambria Italic" w:hAnsi="Cambria Italic" w:hint="default"/>
+            <w:rtl w:val="0"/>
+            <w:lang w:val="en-US"/>
+          </w:rPr>
+          <w:t xml:space="preserve">Тем, кто беременность только планирует, книга поможет подготовиться заранее. Начните с того, что волнует вас сейчас, — а как устроена книга и как быстро найти в ней нужное, рассказано дальше.</w:t>
+        </w:r>
+      </w:ins>
+    </w:p>
+    <w:p>
+      <w:pPr>
         <w:pStyle w:val="Рубрика 2"/>
       </w:pPr>
       <w:bookmarkStart w:name="длякогоэтакнига" w:id="2"/>
@@ -684,7 +851,7 @@
       <w:pPr>
         <w:pStyle w:val="First Paragraph"/>
       </w:pPr>
-      <w:del w:id="9008" w:author="Claude" w:date="2026-10-17T15:00:00Z">
+      <w:del w:id="9027" w:author="Claude" w:date="2026-10-17T15:00:00Z">
         <w:r>
           <w:rPr>
             <w:rtl w:val="0"/>
@@ -693,7 +860,7 @@
           <w:delText xml:space="preserve">(Доработать текст раздела) </w:delText>
         </w:r>
       </w:del>
-      <w:del w:id="9011" w:author="Claude" w:date="2026-10-17T15:00:00Z">
+      <w:del w:id="9030" w:author="Claude" w:date="2026-10-17T15:00:00Z">
         <w:r>
           <w:rPr>
             <w:rtl w:val="0"/>
@@ -702,7 +869,7 @@
           <w:delText xml:space="preserve">Для беременных и для тех, кто беременность планирует.</w:delText>
         </w:r>
       </w:del>
-      <w:ins w:id="9012" w:author="Claude" w:date="2026-10-17T15:00:00Z">
+      <w:ins w:id="9031" w:author="Claude" w:date="2026-10-17T15:00:00Z">
         <w:r>
           <w:rPr>
             <w:rtl w:val="0"/>
@@ -718,7 +885,7 @@
         </w:rPr>
         <w:t xml:space="preserve"> </w:t>
       </w:r>
-      <w:del w:id="9013" w:author="Claude" w:date="2026-10-17T15:00:00Z">
+      <w:del w:id="9032" w:author="Claude" w:date="2026-10-17T15:00:00Z">
         <w:r>
           <w:rPr>
             <w:rtl w:val="0"/>
@@ -727,7 +894,7 @@
           <w:delText xml:space="preserve">Она о том</w:delText>
         </w:r>
       </w:del>
-      <w:ins w:id="9014" w:author="Claude" w:date="2026-10-17T15:00:00Z">
+      <w:ins w:id="9033" w:author="Claude" w:date="2026-10-17T15:00:00Z">
         <w:r>
           <w:rPr>
             <w:rtl w:val="0"/>
@@ -743,7 +910,7 @@
         </w:rPr>
         <w:t xml:space="preserve">, как жить эти месяцы: что есть и пить, как спать и двигаться, как </w:t>
       </w:r>
-      <w:del w:id="9015" w:author="Claude" w:date="2026-10-17T15:00:00Z">
+      <w:del w:id="9034" w:author="Claude" w:date="2026-10-17T15:00:00Z">
         <w:r>
           <w:rPr>
             <w:rtl w:val="0"/>
@@ -752,7 +919,7 @@
           <w:delText xml:space="preserve">ухаживать за телом и зубами</w:delText>
         </w:r>
       </w:del>
-      <w:ins w:id="9016" w:author="Claude" w:date="2026-10-17T15:00:00Z">
+      <w:ins w:id="9035" w:author="Claude" w:date="2026-10-17T15:00:00Z">
         <w:r>
           <w:rPr>
             <w:rtl w:val="0"/>
@@ -761,7 +928,7 @@
           <w:t xml:space="preserve">беречь кожу и зубы</w:t>
         </w:r>
       </w:ins>
-      <w:del w:id="9009" w:author="Claude" w:date="2026-10-17T15:00:00Z">
+      <w:del w:id="9028" w:author="Claude" w:date="2026-10-17T15:00:00Z">
         <w:r>
           <w:rPr>
             <w:rtl w:val="0"/>
@@ -777,7 +944,7 @@
         </w:rPr>
         <w:t xml:space="preserve">, что делать с лекарствами, привычками, инфекциями и тревогой, как следить за своим состоянием дома и когда пора к врачу.</w:t>
       </w:r>
-      <w:del w:id="9010" w:author="Claude" w:date="2026-10-17T15:00:00Z">
+      <w:del w:id="9029" w:author="Claude" w:date="2026-10-17T15:00:00Z">
         <w:r>
           <w:rPr>
             <w:rtl w:val="0"/>
@@ -786,7 +953,7 @@
           <w:delText xml:space="preserve"> </w:delText>
         </w:r>
       </w:del>
-      <w:del w:id="9017" w:author="Claude" w:date="2026-10-17T15:00:00Z">
+      <w:del w:id="9036" w:author="Claude" w:date="2026-10-17T15:00:00Z">
         <w:r>
           <w:rPr>
             <w:rtl w:val="0"/>
@@ -800,35 +967,30 @@
       <w:pPr>
         <w:pStyle w:val="Body Text"/>
         <w:rPr>
-          <w:ins w:id="9018" w:author="Claude" w:date="2026-10-17T15:00:00Z"/>
-        </w:rPr>
-      </w:pPr>
-      <w:ins w:id="9019" w:author="Claude" w:date="2026-10-17T15:00:00Z">
+          <w:ins w:id="9037" w:author="Claude" w:date="2026-10-17T15:00:00Z"/>
+        </w:rPr>
+      </w:pPr>
+      <w:ins w:id="9038" w:author="Claude" w:date="2026-10-17T15:00:00Z">
         <w:r>
           <w:rPr>
             <w:rtl w:val="0"/>
             <w:lang w:val="en-US"/>
           </w:rPr>
-          <w:t xml:space="preserve">За этими вопросами стоит то, чего хочет почти каждая беременная: хорошо себя чувствовать, меньше тревожиться, понимать, что происходит с её телом и с ребёнком, и знать, что делать, если что-то пойдёт не так. Книга помогает в каждом из этих пунктов: объясняет, что нормально, что можно изменить самой и с чем идти к врачу.</w:t>
+          <w:t xml:space="preserve">И для тех, кто беременность только планирует. Им книга пригодится раньше, чем кажется: часть решений — от фолиевой кислоты до прививки от краснухи — принимают до зачатия.</w:t>
         </w:r>
       </w:ins>
     </w:p>
     <w:p>
       <w:pPr>
         <w:pStyle w:val="Body Text"/>
-        <w:rPr>
-          <w:ins w:id="9020" w:author="Claude" w:date="2026-10-17T15:00:00Z"/>
-        </w:rPr>
-      </w:pPr>
-      <w:ins w:id="9021" w:author="Claude" w:date="2026-10-17T15:00:00Z">
-        <w:r>
-          <w:rPr>
-            <w:rtl w:val="0"/>
-            <w:lang w:val="en-US"/>
-          </w:rPr>
-          <w:t xml:space="preserve">И для тех, кто беременность только планирует. Вам книга пригодится раньше, чем кажется: часть решений — от фолиевой кислоты до прививки от краснухи — принимают до зачатия.</w:t>
-        </w:r>
-      </w:ins>
+      </w:pPr>
+      <w:r>
+        <w:rPr>
+          <w:rtl w:val="0"/>
+          <w:lang w:val="en-US"/>
+        </w:rPr>
+        <w:t xml:space="preserve">Книга написана для беременности без осложнений. Если у вас хроническая болезнь или беременность идёт непросто, она тоже пригодится, но часть общих правил к вам может не подойти. При таких случаях в тексте указано, что решение за врачом, который вас ведёт.</w:t>
+      </w:r>
     </w:p>
     <w:p>
       <w:pPr>
@@ -839,44 +1001,32 @@
           <w:rtl w:val="0"/>
           <w:lang w:val="en-US"/>
         </w:rPr>
-        <w:t xml:space="preserve">Книга написана для беременности без осложнений. Если у вас хроническая болезнь или беременность идёт непросто, она тоже пригодится, но часть общих правил к вам может не подойти. При таких случаях в тексте указано, что решение за врачом, который вас ведёт.</w:t>
+        <w:t xml:space="preserve">Если книгу взял в руки партнёр, мама или подруга, для них в конце Введения есть отдельная страница.</w:t>
+      </w:r>
+      <w:bookmarkEnd w:id="2"/>
+    </w:p>
+    <w:p>
+      <w:pPr>
+        <w:pStyle w:val="Рубрика 2"/>
+      </w:pPr>
+      <w:bookmarkStart w:name="чтовынайдётевнутри" w:id="3"/>
+      <w:r>
+        <w:rPr>
+          <w:rFonts w:cs="Arial Unicode MS" w:eastAsia="Arial Unicode MS" w:hint="default"/>
+          <w:rtl w:val="0"/>
+          <w:lang w:val="ru-RU"/>
+        </w:rPr>
+        <w:t>Что вы найдёте внутри</w:t>
       </w:r>
     </w:p>
     <w:p>
       <w:pPr>
         <w:pStyle w:val="Body Text"/>
-      </w:pPr>
-      <w:r>
-        <w:rPr>
-          <w:rtl w:val="0"/>
-          <w:lang w:val="en-US"/>
-        </w:rPr>
-        <w:t xml:space="preserve">Если книгу взял в руки партнёр, мама или подруга, для них в конце Введения есть отдельная страница.</w:t>
-      </w:r>
-      <w:bookmarkEnd w:id="2"/>
-    </w:p>
-    <w:p>
-      <w:pPr>
-        <w:pStyle w:val="Рубрика 2"/>
-      </w:pPr>
-      <w:bookmarkStart w:name="чтовынайдётевнутри" w:id="3"/>
-      <w:r>
-        <w:rPr>
-          <w:rFonts w:cs="Arial Unicode MS" w:eastAsia="Arial Unicode MS" w:hint="default"/>
-          <w:rtl w:val="0"/>
-          <w:lang w:val="ru-RU"/>
-        </w:rPr>
-        <w:t>Что вы найдёте внутри</w:t>
-      </w:r>
-    </w:p>
-    <w:p>
-      <w:pPr>
-        <w:pStyle w:val="Body Text"/>
-        <w:rPr>
-          <w:ins w:id="9022" w:author="Claude" w:date="2026-10-17T15:00:00Z"/>
-        </w:rPr>
-      </w:pPr>
-      <w:ins w:id="9023" w:author="Claude" w:date="2026-10-17T15:00:00Z">
+        <w:rPr>
+          <w:ins w:id="9039" w:author="Claude" w:date="2026-10-17T15:00:00Z"/>
+        </w:rPr>
+      </w:pPr>
+      <w:ins w:id="9040" w:author="Claude" w:date="2026-10-17T15:00:00Z">
         <w:r>
           <w:rPr>
             <w:rtl w:val="0"/>
@@ -1793,7 +1943,7 @@
       <w:pPr>
         <w:pStyle w:val="First Paragraph"/>
       </w:pPr>
-      <w:del w:id="9025" w:author="Claude" w:date="2026-10-17T15:00:00Z">
+      <w:del w:id="9042" w:author="Claude" w:date="2026-10-17T15:00:00Z">
         <w:r>
           <w:rPr>
             <w:rFonts w:ascii="Cambria Bold" w:hAnsi="Cambria Bold" w:hint="default"/>
@@ -1803,7 +1953,7 @@
           <w:delText xml:space="preserve">Откуда сведения</w:delText>
         </w:r>
       </w:del>
-      <w:del w:id="9026" w:author="Claude" w:date="2026-10-17T15:00:00Z">
+      <w:del w:id="9043" w:author="Claude" w:date="2026-10-17T15:00:00Z">
         <w:r>
           <w:rPr>
             <w:rFonts w:ascii="Cambria Bold" w:hAnsi="Cambria Bold"/>
@@ -1813,7 +1963,7 @@
           <w:delText xml:space="preserve">.</w:delText>
         </w:r>
       </w:del>
-      <w:del w:id="9024" w:author="Claude" w:date="2026-10-17T15:00:00Z">
+      <w:del w:id="9041" w:author="Claude" w:date="2026-10-17T15:00:00Z">
         <w:r>
           <w:rPr>
             <w:rtl w:val="0"/>
@@ -2072,23 +2222,6 @@
         <w:t xml:space="preserve"> О периоде после родов — только там, где он продолжает беременность: например, послеродовая депрессия (Тема 10), кормление грудью (Темы 5 и 7).</w:t>
       </w:r>
       <w:bookmarkEnd w:id="11"/>
-    </w:p>
-    <w:p>
-      <w:pPr>
-        <w:pStyle w:val="Body Text"/>
-        <w:rPr>
-          <w:ins w:id="9027" w:author="Claude" w:date="2026-10-17T15:00:00Z"/>
-        </w:rPr>
-      </w:pPr>
-      <w:ins w:id="9028" w:author="Claude" w:date="2026-10-17T15:00:00Z">
-        <w:r>
-          <w:rPr>
-            <w:rtl w:val="0"/>
-            <w:lang w:val="en-US"/>
-          </w:rPr>
-          <w:t xml:space="preserve">Зато с ней проще разговаривать с врачом: понимать, что он назначил и зачем, и разбираться в результатах обследований.</w:t>
-        </w:r>
-      </w:ins>
     </w:p>
     <w:p>
       <w:pPr>

--- a/themes/introduction/introduction draft (redline).docx
+++ b/themes/introduction/introduction draft (redline).docx
@@ -660,7 +660,7 @@
             <w:rtl w:val="0"/>
             <w:lang w:val="en-US"/>
           </w:rPr>
-          <w:t xml:space="preserve">Между визитами к врачу проходят недели, а решать приходится каждый день: что съесть, чем снять головную боль, можно ли в баню и в отпуск, звонить ли врачу из-за непривычной боли. Эти решения вы принимаете сами, и от многих из них зависит ваше здоровье и здоровье ребёнка.</w:t>
+          <w:t xml:space="preserve">Беременной быстро вручают список запретов и редко объясняют, откуда он взялся. А вещи в этом списке совсем разного веса. Одни — недоразумение: кальций для скелета ребёнка поступает из крови матери, зубная эмаль в этом обмене не участвует, и «минус зуб» за каждого ребёнка — миф. Другие опасны по-настоящему, но о них легко не знать: парацетамол из порошка от простуды и из обычной таблетки складывается в одну суточную дозу, а после падения на живот нужно ехать в роддом, даже если ничего не болит.</w:t>
         </w:r>
       </w:ins>
     </w:p>
@@ -678,20 +678,15 @@
             <w:rtl w:val="0"/>
             <w:lang w:val="en-US"/>
           </w:rPr>
-          <w:t xml:space="preserve">Эта книга написана, чтобы такие решения давались легче. Она отвечает на вопросы, которые встают перед беременной каждый день, и объясняет, почему ответ именно такой. С ней проще:</w:t>
+          <w:t xml:space="preserve">Между визитами к врачу проходят недели, а решать приходится каждый день: что съесть, чем снять головную боль, можно ли в баню и в отпуск, звонить ли врачу из-за непривычной боли. Эти решения вы принимаете сами, и от многих из них зависит ваше здоровье и здоровье ребёнка.</w:t>
         </w:r>
       </w:ins>
     </w:p>
     <w:p>
       <w:pPr>
-        <w:pStyle w:val="Compact"/>
-        <w:numPr>
-          <w:ilvl w:val="0"/>
-          <w:numId w:val="2"/>
-        </w:numPr>
+        <w:pStyle w:val="Body Text"/>
         <w:rPr>
           <w:ins w:id="9013" w:author="Claude" w:date="2026-10-17T15:00:00Z"/>
-          <w:lang w:val="en-US"/>
         </w:rPr>
       </w:pPr>
       <w:ins w:id="9014" w:author="Claude" w:date="2026-10-17T15:00:00Z">
@@ -701,20 +696,15 @@
             <w:rtl w:val="0"/>
             <w:lang w:val="en-US"/>
           </w:rPr>
-          <w:t xml:space="preserve">спокойно относиться к переменам в теле, зная, какие из них ожидаемы, а какие — повод позвонить врачу;</w:t>
+          <w:t xml:space="preserve">Эта книга разбирает такой список пункт за пунктом. Что действительно опасно и почему. Что можно — и тоже почему, чтобы не тратить девять месяцев на лишние запреты. Какие перемены в теле ожидаемы, а какие требуют звонка врачу или поездки в роддом. Каждый ответ объяснён через то, как это устроено в теле: тогда правило не приходится заучивать и легко понять, относится ли оно к вам.</w:t>
         </w:r>
       </w:ins>
     </w:p>
     <w:p>
       <w:pPr>
-        <w:pStyle w:val="Compact"/>
-        <w:numPr>
-          <w:ilvl w:val="0"/>
-          <w:numId w:val="2"/>
-        </w:numPr>
+        <w:pStyle w:val="Body Text"/>
         <w:rPr>
           <w:ins w:id="9015" w:author="Claude" w:date="2026-10-17T15:00:00Z"/>
-          <w:lang w:val="en-US"/>
         </w:rPr>
       </w:pPr>
       <w:ins w:id="9016" w:author="Claude" w:date="2026-10-17T15:00:00Z">
@@ -724,20 +714,15 @@
             <w:rtl w:val="0"/>
             <w:lang w:val="en-US"/>
           </w:rPr>
-          <w:t xml:space="preserve">не отказываться без нужды от привычного — кофе, спорта, близости, поездок — и не рисковать там, где риск настоящий;</w:t>
+          <w:t xml:space="preserve">Всё это нужно для того, чего хочет почти каждая беременная: чувствовать себя хорошо, тревожиться меньше и только по делу, не отказываться от того, что радует и не вредит, и быть уверенной, что важное не пропущено. А на приёме — говорить с врачом на одном языке: понимать, что он назначил и зачем, и знать, о чём спросить.</w:t>
         </w:r>
       </w:ins>
     </w:p>
     <w:p>
       <w:pPr>
-        <w:pStyle w:val="Compact"/>
-        <w:numPr>
-          <w:ilvl w:val="0"/>
-          <w:numId w:val="2"/>
-        </w:numPr>
+        <w:pStyle w:val="Body Text"/>
         <w:rPr>
           <w:ins w:id="9017" w:author="Claude" w:date="2026-10-17T15:00:00Z"/>
-          <w:lang w:val="en-US"/>
         </w:rPr>
       </w:pPr>
       <w:ins w:id="9018" w:author="Claude" w:date="2026-10-17T15:00:00Z">
@@ -747,20 +732,15 @@
             <w:rtl w:val="0"/>
             <w:lang w:val="en-US"/>
           </w:rPr>
-          <w:t xml:space="preserve">лучше себя чувствовать: справляться с тошнотой, изжогой, бессонницей, болью в спине;</w:t>
+          <w:t xml:space="preserve">Ответы взяты из действующих российских клинических рекомендаций и порядков Минздрава — тех же документов, по которым вас ведут в женской консультации и роддоме, — а там, где они молчат, из рекомендаций Всемирной организации здравоохранения и зарубежных профессиональных обществ. У каждого утверждения есть источник, и он указан. Если наука чего-то пока не знает, книга так и говорит.</w:t>
         </w:r>
       </w:ins>
     </w:p>
     <w:p>
       <w:pPr>
-        <w:pStyle w:val="Compact"/>
-        <w:numPr>
-          <w:ilvl w:val="0"/>
-          <w:numId w:val="2"/>
-        </w:numPr>
+        <w:pStyle w:val="Body Text"/>
         <w:rPr>
           <w:ins w:id="9019" w:author="Claude" w:date="2026-10-17T15:00:00Z"/>
-          <w:lang w:val="en-US"/>
         </w:rPr>
       </w:pPr>
       <w:ins w:id="9020" w:author="Claude" w:date="2026-10-17T15:00:00Z">
@@ -770,71 +750,12 @@
             <w:rtl w:val="0"/>
             <w:lang w:val="en-US"/>
           </w:rPr>
-          <w:t xml:space="preserve">вовремя заметить то, что требует помощи, и знать, куда обращаться;</w:t>
+          <w:t xml:space="preserve">Если беременность пока в планах, книга пригодится уже сейчас: часть решений — от фолиевой кислоты до прививки от краснухи — принимают до зачатия. А если две полоски уже на тесте, откройте главу, где ответ на ваш сегодняшний вопрос. Остальные подождут, пока появятся новые вопросы.</w:t>
         </w:r>
       </w:ins>
     </w:p>
     <w:p>
       <w:pPr>
-        <w:pStyle w:val="Compact"/>
-        <w:numPr>
-          <w:ilvl w:val="0"/>
-          <w:numId w:val="2"/>
-        </w:numPr>
-        <w:rPr>
-          <w:ins w:id="9021" w:author="Claude" w:date="2026-10-17T15:00:00Z"/>
-          <w:lang w:val="en-US"/>
-        </w:rPr>
-      </w:pPr>
-      <w:ins w:id="9022" w:author="Claude" w:date="2026-10-17T15:00:00Z">
-        <w:r>
-          <w:rPr>
-            <w:rFonts w:ascii="Cambria Italic" w:hAnsi="Cambria Italic" w:hint="default"/>
-            <w:rtl w:val="0"/>
-            <w:lang w:val="en-US"/>
-          </w:rPr>
-          <w:t xml:space="preserve">приходить к врачу со своими вопросами и понимать, что он назначил и зачем.</w:t>
-        </w:r>
-      </w:ins>
-    </w:p>
-    <w:p>
-      <w:pPr>
-        <w:pStyle w:val="Body Text"/>
-        <w:rPr>
-          <w:ins w:id="9023" w:author="Claude" w:date="2026-10-17T15:00:00Z"/>
-        </w:rPr>
-      </w:pPr>
-      <w:ins w:id="9024" w:author="Claude" w:date="2026-10-17T15:00:00Z">
-        <w:r>
-          <w:rPr>
-            <w:rFonts w:ascii="Cambria Italic" w:hAnsi="Cambria Italic" w:hint="default"/>
-            <w:rtl w:val="0"/>
-            <w:lang w:val="en-US"/>
-          </w:rPr>
-          <w:t xml:space="preserve">Ответы взяты из действующих российских клинических рекомендаций и порядков Минздрава — тех же документов, по которым работают врачи женской консультации и роддома, — а там, где российские документы молчат, из рекомендаций Всемирной организации здравоохранения и зарубежных профессиональных обществ. Если наука чего-то пока не знает, книга так и говорит.</w:t>
-        </w:r>
-      </w:ins>
-    </w:p>
-    <w:p>
-      <w:pPr>
-        <w:pStyle w:val="Body Text"/>
-        <w:rPr>
-          <w:ins w:id="9025" w:author="Claude" w:date="2026-10-17T15:00:00Z"/>
-        </w:rPr>
-      </w:pPr>
-      <w:ins w:id="9026" w:author="Claude" w:date="2026-10-17T15:00:00Z">
-        <w:r>
-          <w:rPr>
-            <w:rFonts w:ascii="Cambria Italic" w:hAnsi="Cambria Italic" w:hint="default"/>
-            <w:rtl w:val="0"/>
-            <w:lang w:val="en-US"/>
-          </w:rPr>
-          <w:t xml:space="preserve">Тем, кто беременность только планирует, книга поможет подготовиться заранее. Начните с того, что волнует вас сейчас, — а как устроена книга и как быстро найти в ней нужное, рассказано дальше.</w:t>
-        </w:r>
-      </w:ins>
-    </w:p>
-    <w:p>
-      <w:pPr>
         <w:pStyle w:val="Рубрика 2"/>
       </w:pPr>
       <w:bookmarkStart w:name="длякогоэтакнига" w:id="2"/>
@@ -851,7 +772,7 @@
       <w:pPr>
         <w:pStyle w:val="First Paragraph"/>
       </w:pPr>
-      <w:del w:id="9027" w:author="Claude" w:date="2026-10-17T15:00:00Z">
+      <w:del w:id="9021" w:author="Claude" w:date="2026-10-17T15:00:00Z">
         <w:r>
           <w:rPr>
             <w:rtl w:val="0"/>
@@ -860,7 +781,7 @@
           <w:delText xml:space="preserve">(Доработать текст раздела) </w:delText>
         </w:r>
       </w:del>
-      <w:del w:id="9030" w:author="Claude" w:date="2026-10-17T15:00:00Z">
+      <w:del w:id="9024" w:author="Claude" w:date="2026-10-17T15:00:00Z">
         <w:r>
           <w:rPr>
             <w:rtl w:val="0"/>
@@ -869,7 +790,7 @@
           <w:delText xml:space="preserve">Для беременных и для тех, кто беременность планирует.</w:delText>
         </w:r>
       </w:del>
-      <w:ins w:id="9031" w:author="Claude" w:date="2026-10-17T15:00:00Z">
+      <w:ins w:id="9025" w:author="Claude" w:date="2026-10-17T15:00:00Z">
         <w:r>
           <w:rPr>
             <w:rtl w:val="0"/>
@@ -885,7 +806,7 @@
         </w:rPr>
         <w:t xml:space="preserve"> </w:t>
       </w:r>
-      <w:del w:id="9032" w:author="Claude" w:date="2026-10-17T15:00:00Z">
+      <w:del w:id="9026" w:author="Claude" w:date="2026-10-17T15:00:00Z">
         <w:r>
           <w:rPr>
             <w:rtl w:val="0"/>
@@ -894,7 +815,7 @@
           <w:delText xml:space="preserve">Она о том</w:delText>
         </w:r>
       </w:del>
-      <w:ins w:id="9033" w:author="Claude" w:date="2026-10-17T15:00:00Z">
+      <w:ins w:id="9027" w:author="Claude" w:date="2026-10-17T15:00:00Z">
         <w:r>
           <w:rPr>
             <w:rtl w:val="0"/>
@@ -910,7 +831,7 @@
         </w:rPr>
         <w:t xml:space="preserve">, как жить эти месяцы: что есть и пить, как спать и двигаться, как </w:t>
       </w:r>
-      <w:del w:id="9034" w:author="Claude" w:date="2026-10-17T15:00:00Z">
+      <w:del w:id="9028" w:author="Claude" w:date="2026-10-17T15:00:00Z">
         <w:r>
           <w:rPr>
             <w:rtl w:val="0"/>
@@ -919,7 +840,7 @@
           <w:delText xml:space="preserve">ухаживать за телом и зубами</w:delText>
         </w:r>
       </w:del>
-      <w:ins w:id="9035" w:author="Claude" w:date="2026-10-17T15:00:00Z">
+      <w:ins w:id="9029" w:author="Claude" w:date="2026-10-17T15:00:00Z">
         <w:r>
           <w:rPr>
             <w:rtl w:val="0"/>
@@ -928,7 +849,7 @@
           <w:t xml:space="preserve">беречь кожу и зубы</w:t>
         </w:r>
       </w:ins>
-      <w:del w:id="9028" w:author="Claude" w:date="2026-10-17T15:00:00Z">
+      <w:del w:id="9022" w:author="Claude" w:date="2026-10-17T15:00:00Z">
         <w:r>
           <w:rPr>
             <w:rtl w:val="0"/>
@@ -944,7 +865,7 @@
         </w:rPr>
         <w:t xml:space="preserve">, что делать с лекарствами, привычками, инфекциями и тревогой, как следить за своим состоянием дома и когда пора к врачу.</w:t>
       </w:r>
-      <w:del w:id="9029" w:author="Claude" w:date="2026-10-17T15:00:00Z">
+      <w:del w:id="9023" w:author="Claude" w:date="2026-10-17T15:00:00Z">
         <w:r>
           <w:rPr>
             <w:rtl w:val="0"/>
@@ -953,7 +874,7 @@
           <w:delText xml:space="preserve"> </w:delText>
         </w:r>
       </w:del>
-      <w:del w:id="9036" w:author="Claude" w:date="2026-10-17T15:00:00Z">
+      <w:del w:id="9030" w:author="Claude" w:date="2026-10-17T15:00:00Z">
         <w:r>
           <w:rPr>
             <w:rtl w:val="0"/>
@@ -967,16 +888,16 @@
       <w:pPr>
         <w:pStyle w:val="Body Text"/>
         <w:rPr>
-          <w:ins w:id="9037" w:author="Claude" w:date="2026-10-17T15:00:00Z"/>
-        </w:rPr>
-      </w:pPr>
-      <w:ins w:id="9038" w:author="Claude" w:date="2026-10-17T15:00:00Z">
+          <w:ins w:id="9031" w:author="Claude" w:date="2026-10-17T15:00:00Z"/>
+        </w:rPr>
+      </w:pPr>
+      <w:ins w:id="9032" w:author="Claude" w:date="2026-10-17T15:00:00Z">
         <w:r>
           <w:rPr>
             <w:rtl w:val="0"/>
             <w:lang w:val="en-US"/>
           </w:rPr>
-          <w:t xml:space="preserve">И для тех, кто беременность только планирует. Им книга пригодится раньше, чем кажется: часть решений — от фолиевой кислоты до прививки от краснухи — принимают до зачатия.</w:t>
+          <w:t xml:space="preserve">И для тех, кто беременность только планирует: о том, что лучше сделать до зачатия, книга тоже рассказывает.</w:t>
         </w:r>
       </w:ins>
     </w:p>
@@ -1023,10 +944,10 @@
       <w:pPr>
         <w:pStyle w:val="Body Text"/>
         <w:rPr>
-          <w:ins w:id="9039" w:author="Claude" w:date="2026-10-17T15:00:00Z"/>
-        </w:rPr>
-      </w:pPr>
-      <w:ins w:id="9040" w:author="Claude" w:date="2026-10-17T15:00:00Z">
+          <w:ins w:id="9033" w:author="Claude" w:date="2026-10-17T15:00:00Z"/>
+        </w:rPr>
+      </w:pPr>
+      <w:ins w:id="9034" w:author="Claude" w:date="2026-10-17T15:00:00Z">
         <w:r>
           <w:rPr>
             <w:rtl w:val="0"/>
@@ -1943,7 +1864,7 @@
       <w:pPr>
         <w:pStyle w:val="First Paragraph"/>
       </w:pPr>
-      <w:del w:id="9042" w:author="Claude" w:date="2026-10-17T15:00:00Z">
+      <w:del w:id="9036" w:author="Claude" w:date="2026-10-17T15:00:00Z">
         <w:r>
           <w:rPr>
             <w:rFonts w:ascii="Cambria Bold" w:hAnsi="Cambria Bold" w:hint="default"/>
@@ -1953,7 +1874,7 @@
           <w:delText xml:space="preserve">Откуда сведения</w:delText>
         </w:r>
       </w:del>
-      <w:del w:id="9043" w:author="Claude" w:date="2026-10-17T15:00:00Z">
+      <w:del w:id="9037" w:author="Claude" w:date="2026-10-17T15:00:00Z">
         <w:r>
           <w:rPr>
             <w:rFonts w:ascii="Cambria Bold" w:hAnsi="Cambria Bold"/>
@@ -1963,7 +1884,7 @@
           <w:delText xml:space="preserve">.</w:delText>
         </w:r>
       </w:del>
-      <w:del w:id="9041" w:author="Claude" w:date="2026-10-17T15:00:00Z">
+      <w:del w:id="9035" w:author="Claude" w:date="2026-10-17T15:00:00Z">
         <w:r>
           <w:rPr>
             <w:rtl w:val="0"/>

--- a/themes/introduction/introduction draft (redline).docx
+++ b/themes/introduction/introduction draft (redline).docx
@@ -660,7 +660,7 @@
             <w:rtl w:val="0"/>
             <w:lang w:val="en-US"/>
           </w:rPr>
-          <w:t xml:space="preserve">Беременной быстро вручают список запретов и редко объясняют, откуда он взялся. А вещи в этом списке совсем разного веса. Одни — недоразумение: кальций для скелета ребёнка поступает из крови матери, зубная эмаль в этом обмене не участвует, и «минус зуб» за каждого ребёнка — миф. Другие опасны по-настоящему, но о них легко не знать: парацетамол из порошка от простуды и из обычной таблетки складывается в одну суточную дозу, а после падения на живот нужно ехать в роддом, даже если ничего не болит.</w:t>
+          <w:t xml:space="preserve">Между визитами к врачу проходят недели, а решать приходится каждый день: что съесть, чем снять головную боль, можно ли в баню и в отпуск, звонить ли врачу из-за непривычной боли. Эти решения вы принимаете сами, и от многих из них зависит ваше здоровье и здоровье ребёнка.</w:t>
         </w:r>
       </w:ins>
     </w:p>
@@ -678,15 +678,20 @@
             <w:rtl w:val="0"/>
             <w:lang w:val="en-US"/>
           </w:rPr>
-          <w:t xml:space="preserve">Между визитами к врачу проходят недели, а решать приходится каждый день: что съесть, чем снять головную боль, можно ли в баню и в отпуск, звонить ли врачу из-за непривычной боли. Эти решения вы принимаете сами, и от многих из них зависит ваше здоровье и здоровье ребёнка.</w:t>
+          <w:t xml:space="preserve">Эта книга написана, чтобы такие решения давались легче. Она отвечает на вопросы, которые встают перед беременной каждый день, и объясняет, почему ответ именно такой. С ней проще:</w:t>
         </w:r>
       </w:ins>
     </w:p>
     <w:p>
       <w:pPr>
-        <w:pStyle w:val="Body Text"/>
+        <w:pStyle w:val="Compact"/>
+        <w:numPr>
+          <w:ilvl w:val="0"/>
+          <w:numId w:val="2"/>
+        </w:numPr>
         <w:rPr>
           <w:ins w:id="9013" w:author="Claude" w:date="2026-10-17T15:00:00Z"/>
+          <w:lang w:val="en-US"/>
         </w:rPr>
       </w:pPr>
       <w:ins w:id="9014" w:author="Claude" w:date="2026-10-17T15:00:00Z">
@@ -696,15 +701,20 @@
             <w:rtl w:val="0"/>
             <w:lang w:val="en-US"/>
           </w:rPr>
-          <w:t xml:space="preserve">Эта книга разбирает такой список пункт за пунктом. Что действительно опасно и почему. Что можно — и тоже почему, чтобы не тратить девять месяцев на лишние запреты. Какие перемены в теле ожидаемы, а какие требуют звонка врачу или поездки в роддом. Каждый ответ объяснён через то, как это устроено в теле: тогда правило не приходится заучивать и легко понять, относится ли оно к вам.</w:t>
+          <w:t xml:space="preserve">спокойно относиться к переменам в теле, зная, какие из них ожидаемы, а какие — повод позвонить врачу;</w:t>
         </w:r>
       </w:ins>
     </w:p>
     <w:p>
       <w:pPr>
-        <w:pStyle w:val="Body Text"/>
+        <w:pStyle w:val="Compact"/>
+        <w:numPr>
+          <w:ilvl w:val="0"/>
+          <w:numId w:val="2"/>
+        </w:numPr>
         <w:rPr>
           <w:ins w:id="9015" w:author="Claude" w:date="2026-10-17T15:00:00Z"/>
+          <w:lang w:val="en-US"/>
         </w:rPr>
       </w:pPr>
       <w:ins w:id="9016" w:author="Claude" w:date="2026-10-17T15:00:00Z">
@@ -714,15 +724,20 @@
             <w:rtl w:val="0"/>
             <w:lang w:val="en-US"/>
           </w:rPr>
-          <w:t xml:space="preserve">Всё это нужно для того, чего хочет почти каждая беременная: чувствовать себя хорошо, тревожиться меньше и только по делу, не отказываться от того, что радует и не вредит, и быть уверенной, что важное не пропущено. А на приёме — говорить с врачом на одном языке: понимать, что он назначил и зачем, и знать, о чём спросить.</w:t>
+          <w:t xml:space="preserve">не отказываться без нужды от привычного — кофе, спорта, близости, поездок — и не рисковать там, где риск настоящий;</w:t>
         </w:r>
       </w:ins>
     </w:p>
     <w:p>
       <w:pPr>
-        <w:pStyle w:val="Body Text"/>
+        <w:pStyle w:val="Compact"/>
+        <w:numPr>
+          <w:ilvl w:val="0"/>
+          <w:numId w:val="2"/>
+        </w:numPr>
         <w:rPr>
           <w:ins w:id="9017" w:author="Claude" w:date="2026-10-17T15:00:00Z"/>
+          <w:lang w:val="en-US"/>
         </w:rPr>
       </w:pPr>
       <w:ins w:id="9018" w:author="Claude" w:date="2026-10-17T15:00:00Z">
@@ -732,15 +747,20 @@
             <w:rtl w:val="0"/>
             <w:lang w:val="en-US"/>
           </w:rPr>
-          <w:t xml:space="preserve">Ответы взяты из действующих российских клинических рекомендаций и порядков Минздрава — тех же документов, по которым вас ведут в женской консультации и роддоме, — а там, где они молчат, из рекомендаций Всемирной организации здравоохранения и зарубежных профессиональных обществ. У каждого утверждения есть источник, и он указан. Если наука чего-то пока не знает, книга так и говорит.</w:t>
+          <w:t xml:space="preserve">лучше себя чувствовать: справляться с тошнотой, изжогой, бессонницей, болью в спине;</w:t>
         </w:r>
       </w:ins>
     </w:p>
     <w:p>
       <w:pPr>
-        <w:pStyle w:val="Body Text"/>
+        <w:pStyle w:val="Compact"/>
+        <w:numPr>
+          <w:ilvl w:val="0"/>
+          <w:numId w:val="2"/>
+        </w:numPr>
         <w:rPr>
           <w:ins w:id="9019" w:author="Claude" w:date="2026-10-17T15:00:00Z"/>
+          <w:lang w:val="en-US"/>
         </w:rPr>
       </w:pPr>
       <w:ins w:id="9020" w:author="Claude" w:date="2026-10-17T15:00:00Z">
@@ -750,12 +770,71 @@
             <w:rtl w:val="0"/>
             <w:lang w:val="en-US"/>
           </w:rPr>
-          <w:t xml:space="preserve">Если беременность пока в планах, книга пригодится уже сейчас: часть решений — от фолиевой кислоты до прививки от краснухи — принимают до зачатия. А если две полоски уже на тесте, откройте главу, где ответ на ваш сегодняшний вопрос. Остальные подождут, пока появятся новые вопросы.</w:t>
+          <w:t xml:space="preserve">вовремя заметить то, что требует помощи, и знать, куда обращаться;</w:t>
         </w:r>
       </w:ins>
     </w:p>
     <w:p>
       <w:pPr>
+        <w:pStyle w:val="Compact"/>
+        <w:numPr>
+          <w:ilvl w:val="0"/>
+          <w:numId w:val="2"/>
+        </w:numPr>
+        <w:rPr>
+          <w:ins w:id="9021" w:author="Claude" w:date="2026-10-17T15:00:00Z"/>
+          <w:lang w:val="en-US"/>
+        </w:rPr>
+      </w:pPr>
+      <w:ins w:id="9022" w:author="Claude" w:date="2026-10-17T15:00:00Z">
+        <w:r>
+          <w:rPr>
+            <w:rFonts w:ascii="Cambria Italic" w:hAnsi="Cambria Italic" w:hint="default"/>
+            <w:rtl w:val="0"/>
+            <w:lang w:val="en-US"/>
+          </w:rPr>
+          <w:t xml:space="preserve">приходить к врачу со своими вопросами и понимать, что он назначил и зачем.</w:t>
+        </w:r>
+      </w:ins>
+    </w:p>
+    <w:p>
+      <w:pPr>
+        <w:pStyle w:val="Body Text"/>
+        <w:rPr>
+          <w:ins w:id="9023" w:author="Claude" w:date="2026-10-17T15:00:00Z"/>
+        </w:rPr>
+      </w:pPr>
+      <w:ins w:id="9024" w:author="Claude" w:date="2026-10-17T15:00:00Z">
+        <w:r>
+          <w:rPr>
+            <w:rFonts w:ascii="Cambria Italic" w:hAnsi="Cambria Italic" w:hint="default"/>
+            <w:rtl w:val="0"/>
+            <w:lang w:val="en-US"/>
+          </w:rPr>
+          <w:t xml:space="preserve">Ответы взяты из действующих российских клинических рекомендаций и порядков Минздрава — тех же документов, по которым работают врачи женской консультации и роддома, — а там, где российские документы молчат, из рекомендаций Всемирной организации здравоохранения и зарубежных профессиональных обществ. Если наука чего-то пока не знает, книга так и говорит.</w:t>
+        </w:r>
+      </w:ins>
+    </w:p>
+    <w:p>
+      <w:pPr>
+        <w:pStyle w:val="Body Text"/>
+        <w:rPr>
+          <w:ins w:id="9025" w:author="Claude" w:date="2026-10-17T15:00:00Z"/>
+        </w:rPr>
+      </w:pPr>
+      <w:ins w:id="9026" w:author="Claude" w:date="2026-10-17T15:00:00Z">
+        <w:r>
+          <w:rPr>
+            <w:rFonts w:ascii="Cambria Italic" w:hAnsi="Cambria Italic" w:hint="default"/>
+            <w:rtl w:val="0"/>
+            <w:lang w:val="en-US"/>
+          </w:rPr>
+          <w:t xml:space="preserve">Тем, кто беременность только планирует, книга поможет подготовиться заранее. Начните с того, что волнует вас сейчас, — а как устроена книга и как быстро найти в ней нужное, рассказано дальше.</w:t>
+        </w:r>
+      </w:ins>
+    </w:p>
+    <w:p>
+      <w:pPr>
         <w:pStyle w:val="Рубрика 2"/>
       </w:pPr>
       <w:bookmarkStart w:name="длякогоэтакнига" w:id="2"/>
@@ -772,7 +851,7 @@
       <w:pPr>
         <w:pStyle w:val="First Paragraph"/>
       </w:pPr>
-      <w:del w:id="9021" w:author="Claude" w:date="2026-10-17T15:00:00Z">
+      <w:del w:id="9027" w:author="Claude" w:date="2026-10-17T15:00:00Z">
         <w:r>
           <w:rPr>
             <w:rtl w:val="0"/>
@@ -781,7 +860,7 @@
           <w:delText xml:space="preserve">(Доработать текст раздела) </w:delText>
         </w:r>
       </w:del>
-      <w:del w:id="9024" w:author="Claude" w:date="2026-10-17T15:00:00Z">
+      <w:del w:id="9030" w:author="Claude" w:date="2026-10-17T15:00:00Z">
         <w:r>
           <w:rPr>
             <w:rtl w:val="0"/>
@@ -790,7 +869,7 @@
           <w:delText xml:space="preserve">Для беременных и для тех, кто беременность планирует.</w:delText>
         </w:r>
       </w:del>
-      <w:ins w:id="9025" w:author="Claude" w:date="2026-10-17T15:00:00Z">
+      <w:ins w:id="9031" w:author="Claude" w:date="2026-10-17T15:00:00Z">
         <w:r>
           <w:rPr>
             <w:rtl w:val="0"/>
@@ -806,7 +885,7 @@
         </w:rPr>
         <w:t xml:space="preserve"> </w:t>
       </w:r>
-      <w:del w:id="9026" w:author="Claude" w:date="2026-10-17T15:00:00Z">
+      <w:del w:id="9032" w:author="Claude" w:date="2026-10-17T15:00:00Z">
         <w:r>
           <w:rPr>
             <w:rtl w:val="0"/>
@@ -815,7 +894,7 @@
           <w:delText xml:space="preserve">Она о том</w:delText>
         </w:r>
       </w:del>
-      <w:ins w:id="9027" w:author="Claude" w:date="2026-10-17T15:00:00Z">
+      <w:ins w:id="9033" w:author="Claude" w:date="2026-10-17T15:00:00Z">
         <w:r>
           <w:rPr>
             <w:rtl w:val="0"/>
@@ -831,7 +910,7 @@
         </w:rPr>
         <w:t xml:space="preserve">, как жить эти месяцы: что есть и пить, как спать и двигаться, как </w:t>
       </w:r>
-      <w:del w:id="9028" w:author="Claude" w:date="2026-10-17T15:00:00Z">
+      <w:del w:id="9034" w:author="Claude" w:date="2026-10-17T15:00:00Z">
         <w:r>
           <w:rPr>
             <w:rtl w:val="0"/>
@@ -840,7 +919,7 @@
           <w:delText xml:space="preserve">ухаживать за телом и зубами</w:delText>
         </w:r>
       </w:del>
-      <w:ins w:id="9029" w:author="Claude" w:date="2026-10-17T15:00:00Z">
+      <w:ins w:id="9035" w:author="Claude" w:date="2026-10-17T15:00:00Z">
         <w:r>
           <w:rPr>
             <w:rtl w:val="0"/>
@@ -849,7 +928,7 @@
           <w:t xml:space="preserve">беречь кожу и зубы</w:t>
         </w:r>
       </w:ins>
-      <w:del w:id="9022" w:author="Claude" w:date="2026-10-17T15:00:00Z">
+      <w:del w:id="9028" w:author="Claude" w:date="2026-10-17T15:00:00Z">
         <w:r>
           <w:rPr>
             <w:rtl w:val="0"/>
@@ -865,7 +944,7 @@
         </w:rPr>
         <w:t xml:space="preserve">, что делать с лекарствами, привычками, инфекциями и тревогой, как следить за своим состоянием дома и когда пора к врачу.</w:t>
       </w:r>
-      <w:del w:id="9023" w:author="Claude" w:date="2026-10-17T15:00:00Z">
+      <w:del w:id="9029" w:author="Claude" w:date="2026-10-17T15:00:00Z">
         <w:r>
           <w:rPr>
             <w:rtl w:val="0"/>
@@ -874,7 +953,7 @@
           <w:delText xml:space="preserve"> </w:delText>
         </w:r>
       </w:del>
-      <w:del w:id="9030" w:author="Claude" w:date="2026-10-17T15:00:00Z">
+      <w:del w:id="9036" w:author="Claude" w:date="2026-10-17T15:00:00Z">
         <w:r>
           <w:rPr>
             <w:rtl w:val="0"/>
@@ -888,16 +967,16 @@
       <w:pPr>
         <w:pStyle w:val="Body Text"/>
         <w:rPr>
-          <w:ins w:id="9031" w:author="Claude" w:date="2026-10-17T15:00:00Z"/>
-        </w:rPr>
-      </w:pPr>
-      <w:ins w:id="9032" w:author="Claude" w:date="2026-10-17T15:00:00Z">
+          <w:ins w:id="9037" w:author="Claude" w:date="2026-10-17T15:00:00Z"/>
+        </w:rPr>
+      </w:pPr>
+      <w:ins w:id="9038" w:author="Claude" w:date="2026-10-17T15:00:00Z">
         <w:r>
           <w:rPr>
             <w:rtl w:val="0"/>
             <w:lang w:val="en-US"/>
           </w:rPr>
-          <w:t xml:space="preserve">И для тех, кто беременность только планирует: о том, что лучше сделать до зачатия, книга тоже рассказывает.</w:t>
+          <w:t xml:space="preserve">И для тех, кто беременность только планирует. Им книга пригодится раньше, чем кажется: часть решений — от фолиевой кислоты до прививки от краснухи — принимают до зачатия.</w:t>
         </w:r>
       </w:ins>
     </w:p>
@@ -944,10 +1023,10 @@
       <w:pPr>
         <w:pStyle w:val="Body Text"/>
         <w:rPr>
-          <w:ins w:id="9033" w:author="Claude" w:date="2026-10-17T15:00:00Z"/>
-        </w:rPr>
-      </w:pPr>
-      <w:ins w:id="9034" w:author="Claude" w:date="2026-10-17T15:00:00Z">
+          <w:ins w:id="9039" w:author="Claude" w:date="2026-10-17T15:00:00Z"/>
+        </w:rPr>
+      </w:pPr>
+      <w:ins w:id="9040" w:author="Claude" w:date="2026-10-17T15:00:00Z">
         <w:r>
           <w:rPr>
             <w:rtl w:val="0"/>
@@ -1864,7 +1943,7 @@
       <w:pPr>
         <w:pStyle w:val="First Paragraph"/>
       </w:pPr>
-      <w:del w:id="9036" w:author="Claude" w:date="2026-10-17T15:00:00Z">
+      <w:del w:id="9042" w:author="Claude" w:date="2026-10-17T15:00:00Z">
         <w:r>
           <w:rPr>
             <w:rFonts w:ascii="Cambria Bold" w:hAnsi="Cambria Bold" w:hint="default"/>
@@ -1874,7 +1953,7 @@
           <w:delText xml:space="preserve">Откуда сведения</w:delText>
         </w:r>
       </w:del>
-      <w:del w:id="9037" w:author="Claude" w:date="2026-10-17T15:00:00Z">
+      <w:del w:id="9043" w:author="Claude" w:date="2026-10-17T15:00:00Z">
         <w:r>
           <w:rPr>
             <w:rFonts w:ascii="Cambria Bold" w:hAnsi="Cambria Bold"/>
@@ -1884,7 +1963,7 @@
           <w:delText xml:space="preserve">.</w:delText>
         </w:r>
       </w:del>
-      <w:del w:id="9035" w:author="Claude" w:date="2026-10-17T15:00:00Z">
+      <w:del w:id="9041" w:author="Claude" w:date="2026-10-17T15:00:00Z">
         <w:r>
           <w:rPr>
             <w:rtl w:val="0"/>

--- a/themes/introduction/introduction draft (redline).docx
+++ b/themes/introduction/introduction draft (redline).docx
@@ -312,310 +312,392 @@
           <w:rFonts w:ascii="Cambria Italic" w:cs="Cambria Italic" w:hAnsi="Cambria Italic" w:eastAsia="Cambria Italic"/>
         </w:rPr>
       </w:pPr>
-      <w:r>
-        <w:rPr>
-          <w:rFonts w:ascii="Cambria Italic" w:hAnsi="Cambria Italic" w:hint="default"/>
-          <w:rtl w:val="0"/>
-          <w:lang w:val="en-US"/>
-        </w:rPr>
-        <w:t>Тест показал две полоски</w:t>
-      </w:r>
-      <w:r>
-        <w:rPr>
-          <w:rFonts w:ascii="Cambria Italic" w:hAnsi="Cambria Italic"/>
-          <w:rtl w:val="0"/>
-          <w:lang w:val="en-US"/>
-        </w:rPr>
-        <w:t xml:space="preserve">, </w:t>
-      </w:r>
-      <w:r>
-        <w:rPr>
-          <w:rFonts w:ascii="Cambria Italic" w:hAnsi="Cambria Italic" w:hint="default"/>
-          <w:rtl w:val="0"/>
-          <w:lang w:val="en-US"/>
-        </w:rPr>
-        <w:t>и вопросы появляются раньше</w:t>
-      </w:r>
-      <w:r>
-        <w:rPr>
-          <w:rFonts w:ascii="Cambria Italic" w:hAnsi="Cambria Italic"/>
-          <w:rtl w:val="0"/>
-          <w:lang w:val="en-US"/>
-        </w:rPr>
-        <w:t xml:space="preserve">, </w:t>
-      </w:r>
-      <w:r>
-        <w:rPr>
-          <w:rFonts w:ascii="Cambria Italic" w:hAnsi="Cambria Italic" w:hint="default"/>
-          <w:rtl w:val="0"/>
-          <w:lang w:val="en-US"/>
-        </w:rPr>
-        <w:t>чем успевает улечься радость</w:t>
-      </w:r>
-      <w:r>
-        <w:rPr>
-          <w:rFonts w:ascii="Cambria Italic" w:hAnsi="Cambria Italic"/>
-          <w:rtl w:val="0"/>
-          <w:lang w:val="en-US"/>
-        </w:rPr>
-        <w:t xml:space="preserve">. </w:t>
-      </w:r>
-      <w:r>
-        <w:rPr>
-          <w:rFonts w:ascii="Cambria Italic" w:hAnsi="Cambria Italic" w:hint="default"/>
-          <w:rtl w:val="0"/>
-          <w:lang w:val="en-US"/>
-        </w:rPr>
-        <w:t>Можно ли утренний кофе</w:t>
-      </w:r>
-      <w:r>
-        <w:rPr>
-          <w:rFonts w:ascii="Cambria Italic" w:hAnsi="Cambria Italic"/>
-          <w:rtl w:val="0"/>
-          <w:lang w:val="en-US"/>
-        </w:rPr>
-        <w:t xml:space="preserve">? </w:t>
-      </w:r>
-      <w:r>
-        <w:rPr>
-          <w:rFonts w:ascii="Cambria Italic" w:hAnsi="Cambria Italic" w:hint="default"/>
-          <w:rtl w:val="0"/>
-          <w:lang w:val="en-US"/>
-        </w:rPr>
-        <w:t>А бокал шампанского две недели назад</w:t>
-      </w:r>
-      <w:r>
-        <w:rPr>
-          <w:rFonts w:ascii="Cambria Italic" w:hAnsi="Cambria Italic"/>
-          <w:rtl w:val="0"/>
-          <w:lang w:val="en-US"/>
-        </w:rPr>
-        <w:t xml:space="preserve">, </w:t>
-      </w:r>
-      <w:r>
-        <w:rPr>
-          <w:rFonts w:ascii="Cambria Italic" w:hAnsi="Cambria Italic" w:hint="default"/>
-          <w:rtl w:val="0"/>
-          <w:lang w:val="en-US"/>
-        </w:rPr>
-        <w:t>когда вы ещё ничего не знали</w:t>
-      </w:r>
-      <w:r>
-        <w:rPr>
-          <w:rFonts w:ascii="Cambria Italic" w:hAnsi="Cambria Italic"/>
-          <w:rtl w:val="0"/>
-          <w:lang w:val="en-US"/>
-        </w:rPr>
-        <w:t xml:space="preserve">? </w:t>
-      </w:r>
-      <w:r>
-        <w:rPr>
-          <w:rFonts w:ascii="Cambria Italic" w:hAnsi="Cambria Italic" w:hint="default"/>
-          <w:rtl w:val="0"/>
-          <w:lang w:val="en-US"/>
-        </w:rPr>
-        <w:t>Отдавать ли кошку</w:t>
-      </w:r>
-      <w:r>
-        <w:rPr>
-          <w:rFonts w:ascii="Cambria Italic" w:hAnsi="Cambria Italic"/>
-          <w:rtl w:val="0"/>
-          <w:lang w:val="en-US"/>
-        </w:rPr>
-        <w:t xml:space="preserve">? </w:t>
-      </w:r>
-      <w:r>
-        <w:rPr>
-          <w:rFonts w:ascii="Cambria Italic" w:hAnsi="Cambria Italic" w:hint="default"/>
-          <w:rtl w:val="0"/>
-          <w:lang w:val="en-US"/>
-        </w:rPr>
-        <w:t>Правда ли</w:t>
-      </w:r>
-      <w:r>
-        <w:rPr>
-          <w:rFonts w:ascii="Cambria Italic" w:hAnsi="Cambria Italic"/>
-          <w:rtl w:val="0"/>
-          <w:lang w:val="en-US"/>
-        </w:rPr>
-        <w:t xml:space="preserve">, </w:t>
-      </w:r>
-      <w:r>
-        <w:rPr>
-          <w:rFonts w:ascii="Cambria Italic" w:hAnsi="Cambria Italic" w:hint="default"/>
-          <w:rtl w:val="0"/>
-          <w:lang w:val="en-US"/>
-        </w:rPr>
-        <w:t>что «один ребёнок — минус один зуб»</w:t>
-      </w:r>
-      <w:r>
-        <w:rPr>
-          <w:rFonts w:ascii="Cambria Italic" w:hAnsi="Cambria Italic"/>
-          <w:rtl w:val="0"/>
-          <w:lang w:val="en-US"/>
-        </w:rPr>
-        <w:t xml:space="preserve">? </w:t>
-      </w:r>
-      <w:r>
-        <w:rPr>
-          <w:rFonts w:ascii="Cambria Italic" w:hAnsi="Cambria Italic" w:hint="default"/>
-          <w:rtl w:val="0"/>
-          <w:lang w:val="en-US"/>
-        </w:rPr>
-        <w:t>В инструкции к таблетке написано «противопоказано при беременности»</w:t>
-      </w:r>
-      <w:r>
-        <w:rPr>
-          <w:rFonts w:ascii="Cambria Italic" w:hAnsi="Cambria Italic"/>
-          <w:rtl w:val="0"/>
-          <w:lang w:val="en-US"/>
-        </w:rPr>
-        <w:t xml:space="preserve">, </w:t>
-      </w:r>
-      <w:r>
-        <w:rPr>
-          <w:rFonts w:ascii="Cambria Italic" w:hAnsi="Cambria Italic" w:hint="default"/>
-          <w:rtl w:val="0"/>
-          <w:lang w:val="en-US"/>
-        </w:rPr>
-        <w:t>а врач её выписал — кому верить</w:t>
-      </w:r>
-      <w:r>
-        <w:rPr>
-          <w:rFonts w:ascii="Cambria Italic" w:hAnsi="Cambria Italic"/>
-          <w:rtl w:val="0"/>
-          <w:lang w:val="en-US"/>
-        </w:rPr>
-        <w:t>?</w:t>
-      </w:r>
+      <w:del w:id="9005" w:author="Claude" w:date="2026-10-17T15:00:00Z">
+        <w:r>
+          <w:rPr>
+            <w:rFonts w:ascii="Cambria Italic" w:hAnsi="Cambria Italic" w:hint="default"/>
+            <w:rtl w:val="0"/>
+            <w:lang w:val="en-US"/>
+          </w:rPr>
+          <w:delText xml:space="preserve">Тест показал две полоски</w:delText>
+        </w:r>
+      </w:del>
+      <w:del w:id="9006" w:author="Claude" w:date="2026-10-17T15:00:00Z">
+        <w:r>
+          <w:rPr>
+            <w:rFonts w:ascii="Cambria Italic" w:hAnsi="Cambria Italic"/>
+            <w:rtl w:val="0"/>
+            <w:lang w:val="en-US"/>
+          </w:rPr>
+          <w:delText xml:space="preserve">, </w:delText>
+        </w:r>
+      </w:del>
+      <w:del w:id="9007" w:author="Claude" w:date="2026-10-17T15:00:00Z">
+        <w:r>
+          <w:rPr>
+            <w:rFonts w:ascii="Cambria Italic" w:hAnsi="Cambria Italic" w:hint="default"/>
+            <w:rtl w:val="0"/>
+            <w:lang w:val="en-US"/>
+          </w:rPr>
+          <w:delText xml:space="preserve">и вопросы появляются раньше</w:delText>
+        </w:r>
+      </w:del>
+      <w:del w:id="9008" w:author="Claude" w:date="2026-10-17T15:00:00Z">
+        <w:r>
+          <w:rPr>
+            <w:rFonts w:ascii="Cambria Italic" w:hAnsi="Cambria Italic"/>
+            <w:rtl w:val="0"/>
+            <w:lang w:val="en-US"/>
+          </w:rPr>
+          <w:delText xml:space="preserve">, </w:delText>
+        </w:r>
+      </w:del>
+      <w:del w:id="9009" w:author="Claude" w:date="2026-10-17T15:00:00Z">
+        <w:r>
+          <w:rPr>
+            <w:rFonts w:ascii="Cambria Italic" w:hAnsi="Cambria Italic" w:hint="default"/>
+            <w:rtl w:val="0"/>
+            <w:lang w:val="en-US"/>
+          </w:rPr>
+          <w:delText xml:space="preserve">чем успевает улечься радость</w:delText>
+        </w:r>
+      </w:del>
+      <w:del w:id="9010" w:author="Claude" w:date="2026-10-17T15:00:00Z">
+        <w:r>
+          <w:rPr>
+            <w:rFonts w:ascii="Cambria Italic" w:hAnsi="Cambria Italic"/>
+            <w:rtl w:val="0"/>
+            <w:lang w:val="en-US"/>
+          </w:rPr>
+          <w:delText xml:space="preserve">. </w:delText>
+        </w:r>
+      </w:del>
+      <w:del w:id="9011" w:author="Claude" w:date="2026-10-17T15:00:00Z">
+        <w:r>
+          <w:rPr>
+            <w:rFonts w:ascii="Cambria Italic" w:hAnsi="Cambria Italic" w:hint="default"/>
+            <w:rtl w:val="0"/>
+            <w:lang w:val="en-US"/>
+          </w:rPr>
+          <w:delText xml:space="preserve">Можно ли утренний кофе</w:delText>
+        </w:r>
+      </w:del>
+      <w:del w:id="9012" w:author="Claude" w:date="2026-10-17T15:00:00Z">
+        <w:r>
+          <w:rPr>
+            <w:rFonts w:ascii="Cambria Italic" w:hAnsi="Cambria Italic"/>
+            <w:rtl w:val="0"/>
+            <w:lang w:val="en-US"/>
+          </w:rPr>
+          <w:delText xml:space="preserve">? </w:delText>
+        </w:r>
+      </w:del>
+      <w:del w:id="9013" w:author="Claude" w:date="2026-10-17T15:00:00Z">
+        <w:r>
+          <w:rPr>
+            <w:rFonts w:ascii="Cambria Italic" w:hAnsi="Cambria Italic" w:hint="default"/>
+            <w:rtl w:val="0"/>
+            <w:lang w:val="en-US"/>
+          </w:rPr>
+          <w:delText xml:space="preserve">А бокал шампанского две недели назад</w:delText>
+        </w:r>
+      </w:del>
+      <w:del w:id="9014" w:author="Claude" w:date="2026-10-17T15:00:00Z">
+        <w:r>
+          <w:rPr>
+            <w:rFonts w:ascii="Cambria Italic" w:hAnsi="Cambria Italic"/>
+            <w:rtl w:val="0"/>
+            <w:lang w:val="en-US"/>
+          </w:rPr>
+          <w:delText xml:space="preserve">, </w:delText>
+        </w:r>
+      </w:del>
+      <w:del w:id="9015" w:author="Claude" w:date="2026-10-17T15:00:00Z">
+        <w:r>
+          <w:rPr>
+            <w:rFonts w:ascii="Cambria Italic" w:hAnsi="Cambria Italic" w:hint="default"/>
+            <w:rtl w:val="0"/>
+            <w:lang w:val="en-US"/>
+          </w:rPr>
+          <w:delText xml:space="preserve">когда вы ещё ничего не знали</w:delText>
+        </w:r>
+      </w:del>
+      <w:del w:id="9016" w:author="Claude" w:date="2026-10-17T15:00:00Z">
+        <w:r>
+          <w:rPr>
+            <w:rFonts w:ascii="Cambria Italic" w:hAnsi="Cambria Italic"/>
+            <w:rtl w:val="0"/>
+            <w:lang w:val="en-US"/>
+          </w:rPr>
+          <w:delText xml:space="preserve">? </w:delText>
+        </w:r>
+      </w:del>
+      <w:del w:id="9017" w:author="Claude" w:date="2026-10-17T15:00:00Z">
+        <w:r>
+          <w:rPr>
+            <w:rFonts w:ascii="Cambria Italic" w:hAnsi="Cambria Italic" w:hint="default"/>
+            <w:rtl w:val="0"/>
+            <w:lang w:val="en-US"/>
+          </w:rPr>
+          <w:delText xml:space="preserve">Отдавать ли кошку</w:delText>
+        </w:r>
+      </w:del>
+      <w:del w:id="9018" w:author="Claude" w:date="2026-10-17T15:00:00Z">
+        <w:r>
+          <w:rPr>
+            <w:rFonts w:ascii="Cambria Italic" w:hAnsi="Cambria Italic"/>
+            <w:rtl w:val="0"/>
+            <w:lang w:val="en-US"/>
+          </w:rPr>
+          <w:delText xml:space="preserve">? </w:delText>
+        </w:r>
+      </w:del>
+      <w:del w:id="9019" w:author="Claude" w:date="2026-10-17T15:00:00Z">
+        <w:r>
+          <w:rPr>
+            <w:rFonts w:ascii="Cambria Italic" w:hAnsi="Cambria Italic" w:hint="default"/>
+            <w:rtl w:val="0"/>
+            <w:lang w:val="en-US"/>
+          </w:rPr>
+          <w:delText xml:space="preserve">Правда ли</w:delText>
+        </w:r>
+      </w:del>
+      <w:del w:id="9020" w:author="Claude" w:date="2026-10-17T15:00:00Z">
+        <w:r>
+          <w:rPr>
+            <w:rFonts w:ascii="Cambria Italic" w:hAnsi="Cambria Italic"/>
+            <w:rtl w:val="0"/>
+            <w:lang w:val="en-US"/>
+          </w:rPr>
+          <w:delText xml:space="preserve">, </w:delText>
+        </w:r>
+      </w:del>
+      <w:del w:id="9021" w:author="Claude" w:date="2026-10-17T15:00:00Z">
+        <w:r>
+          <w:rPr>
+            <w:rFonts w:ascii="Cambria Italic" w:hAnsi="Cambria Italic" w:hint="default"/>
+            <w:rtl w:val="0"/>
+            <w:lang w:val="en-US"/>
+          </w:rPr>
+          <w:delText xml:space="preserve">что «один ребёнок — минус один зуб»</w:delText>
+        </w:r>
+      </w:del>
+      <w:del w:id="9022" w:author="Claude" w:date="2026-10-17T15:00:00Z">
+        <w:r>
+          <w:rPr>
+            <w:rFonts w:ascii="Cambria Italic" w:hAnsi="Cambria Italic"/>
+            <w:rtl w:val="0"/>
+            <w:lang w:val="en-US"/>
+          </w:rPr>
+          <w:delText xml:space="preserve">? </w:delText>
+        </w:r>
+      </w:del>
+      <w:del w:id="9023" w:author="Claude" w:date="2026-10-17T15:00:00Z">
+        <w:r>
+          <w:rPr>
+            <w:rFonts w:ascii="Cambria Italic" w:hAnsi="Cambria Italic" w:hint="default"/>
+            <w:rtl w:val="0"/>
+            <w:lang w:val="en-US"/>
+          </w:rPr>
+          <w:delText xml:space="preserve">В инструкции к таблетке написано «противопоказано при беременности»</w:delText>
+        </w:r>
+      </w:del>
+      <w:del w:id="9024" w:author="Claude" w:date="2026-10-17T15:00:00Z">
+        <w:r>
+          <w:rPr>
+            <w:rFonts w:ascii="Cambria Italic" w:hAnsi="Cambria Italic"/>
+            <w:rtl w:val="0"/>
+            <w:lang w:val="en-US"/>
+          </w:rPr>
+          <w:delText xml:space="preserve">, </w:delText>
+        </w:r>
+      </w:del>
+      <w:del w:id="9025" w:author="Claude" w:date="2026-10-17T15:00:00Z">
+        <w:r>
+          <w:rPr>
+            <w:rFonts w:ascii="Cambria Italic" w:hAnsi="Cambria Italic" w:hint="default"/>
+            <w:rtl w:val="0"/>
+            <w:lang w:val="en-US"/>
+          </w:rPr>
+          <w:delText xml:space="preserve">а врач её выписал — кому верить</w:delText>
+        </w:r>
+      </w:del>
+      <w:del w:id="9026" w:author="Claude" w:date="2026-10-17T15:00:00Z">
+        <w:r>
+          <w:rPr>
+            <w:rFonts w:ascii="Cambria Italic" w:hAnsi="Cambria Italic"/>
+            <w:rtl w:val="0"/>
+            <w:lang w:val="en-US"/>
+          </w:rPr>
+          <w:delText xml:space="preserve">?</w:delText>
+        </w:r>
+      </w:del>
+      <w:ins w:id="9027" w:author="Claude" w:date="2026-10-17T15:00:00Z">
+        <w:r>
+          <w:rPr>
+            <w:rFonts w:ascii="Cambria Italic" w:hAnsi="Cambria Italic" w:hint="default"/>
+            <w:rtl w:val="0"/>
+            <w:lang w:val="en-US"/>
+          </w:rPr>
+          <w:t xml:space="preserve">С первых недель беременности появляется много практических вопросов: можно ли пить кофе и в каком количестве; опасен ли алкоголь, выпитый до того, как стало известно о беременности; нужно ли отдавать домашнюю кошку; правда ли, что ребёнок забирает кальций из зубов матери; почему врач назначил препарат, в инструкции к которому написано «противопоказано при беременности».</w:t>
+        </w:r>
+      </w:ins>
     </w:p>
     <w:p>
       <w:pPr>
         <w:pStyle w:val="Body Text"/>
       </w:pPr>
-      <w:r>
-        <w:rPr>
-          <w:rFonts w:ascii="Cambria Italic" w:hAnsi="Cambria Italic" w:hint="default"/>
-          <w:rtl w:val="0"/>
-          <w:lang w:val="en-US"/>
-        </w:rPr>
-        <w:t>Ответы приходят отовсюду сразу</w:t>
-      </w:r>
-      <w:r>
-        <w:rPr>
-          <w:rFonts w:ascii="Cambria Italic" w:hAnsi="Cambria Italic"/>
-          <w:rtl w:val="0"/>
-          <w:lang w:val="en-US"/>
-        </w:rPr>
-        <w:t xml:space="preserve">: </w:t>
-      </w:r>
-      <w:r>
-        <w:rPr>
-          <w:rFonts w:ascii="Cambria Italic" w:hAnsi="Cambria Italic" w:hint="default"/>
-          <w:rtl w:val="0"/>
-          <w:lang w:val="en-US"/>
-        </w:rPr>
-        <w:t>от мамы</w:t>
-      </w:r>
-      <w:r>
-        <w:rPr>
-          <w:rFonts w:ascii="Cambria Italic" w:hAnsi="Cambria Italic"/>
-          <w:rtl w:val="0"/>
-          <w:lang w:val="en-US"/>
-        </w:rPr>
-        <w:t xml:space="preserve">, </w:t>
-      </w:r>
-      <w:r>
-        <w:rPr>
-          <w:rFonts w:ascii="Cambria Italic" w:hAnsi="Cambria Italic" w:hint="default"/>
-          <w:rtl w:val="0"/>
-          <w:lang w:val="en-US"/>
-        </w:rPr>
-        <w:t>от подруги</w:t>
-      </w:r>
-      <w:r>
-        <w:rPr>
-          <w:rFonts w:ascii="Cambria Italic" w:hAnsi="Cambria Italic"/>
-          <w:rtl w:val="0"/>
-          <w:lang w:val="en-US"/>
-        </w:rPr>
-        <w:t xml:space="preserve">, </w:t>
-      </w:r>
-      <w:r>
-        <w:rPr>
-          <w:rFonts w:ascii="Cambria Italic" w:hAnsi="Cambria Italic" w:hint="default"/>
-          <w:rtl w:val="0"/>
-          <w:lang w:val="en-US"/>
-        </w:rPr>
-        <w:t>с форума</w:t>
-      </w:r>
-      <w:r>
-        <w:rPr>
-          <w:rFonts w:ascii="Cambria Italic" w:hAnsi="Cambria Italic"/>
-          <w:rtl w:val="0"/>
-          <w:lang w:val="en-US"/>
-        </w:rPr>
-        <w:t xml:space="preserve">, </w:t>
-      </w:r>
-      <w:r>
-        <w:rPr>
-          <w:rFonts w:ascii="Cambria Italic" w:hAnsi="Cambria Italic" w:hint="default"/>
-          <w:rtl w:val="0"/>
-          <w:lang w:val="en-US"/>
-        </w:rPr>
-        <w:t>из рекламы витаминов</w:t>
-      </w:r>
-      <w:r>
-        <w:rPr>
-          <w:rFonts w:ascii="Cambria Italic" w:hAnsi="Cambria Italic"/>
-          <w:rtl w:val="0"/>
-          <w:lang w:val="en-US"/>
-        </w:rPr>
-        <w:t xml:space="preserve">. </w:t>
-      </w:r>
-      <w:r>
-        <w:rPr>
-          <w:rFonts w:ascii="Cambria Italic" w:hAnsi="Cambria Italic" w:hint="default"/>
-          <w:rtl w:val="0"/>
-          <w:lang w:val="en-US"/>
-        </w:rPr>
-        <w:t>Они противоречат друг другу</w:t>
-      </w:r>
-      <w:r>
-        <w:rPr>
-          <w:rFonts w:ascii="Cambria Italic" w:hAnsi="Cambria Italic"/>
-          <w:rtl w:val="0"/>
-          <w:lang w:val="en-US"/>
-        </w:rPr>
-        <w:t xml:space="preserve">, </w:t>
-      </w:r>
-      <w:r>
-        <w:rPr>
-          <w:rFonts w:ascii="Cambria Italic" w:hAnsi="Cambria Italic" w:hint="default"/>
-          <w:rtl w:val="0"/>
-          <w:lang w:val="en-US"/>
-        </w:rPr>
-        <w:t>а на приёме у врача всё не спросишь</w:t>
-      </w:r>
-      <w:r>
-        <w:rPr>
-          <w:rFonts w:ascii="Cambria Italic" w:hAnsi="Cambria Italic"/>
-          <w:rtl w:val="0"/>
-          <w:lang w:val="en-US"/>
-        </w:rPr>
-        <w:t xml:space="preserve">. </w:t>
-      </w:r>
-      <w:del w:id="9005" w:author="Claude" w:date="2026-10-17T15:00:00Z">
+      <w:del w:id="9028" w:author="Claude" w:date="2026-10-17T15:00:00Z">
         <w:r>
           <w:rPr>
             <w:rFonts w:ascii="Cambria Italic" w:hAnsi="Cambria Italic" w:hint="default"/>
             <w:rtl w:val="0"/>
             <w:lang w:val="en-US"/>
           </w:rPr>
+          <w:delText xml:space="preserve">Ответы приходят отовсюду сразу</w:delText>
+        </w:r>
+      </w:del>
+      <w:del w:id="9029" w:author="Claude" w:date="2026-10-17T15:00:00Z">
+        <w:r>
+          <w:rPr>
+            <w:rFonts w:ascii="Cambria Italic" w:hAnsi="Cambria Italic"/>
+            <w:rtl w:val="0"/>
+            <w:lang w:val="en-US"/>
+          </w:rPr>
+          <w:delText xml:space="preserve">: </w:delText>
+        </w:r>
+      </w:del>
+      <w:del w:id="9030" w:author="Claude" w:date="2026-10-17T15:00:00Z">
+        <w:r>
+          <w:rPr>
+            <w:rFonts w:ascii="Cambria Italic" w:hAnsi="Cambria Italic" w:hint="default"/>
+            <w:rtl w:val="0"/>
+            <w:lang w:val="en-US"/>
+          </w:rPr>
+          <w:delText xml:space="preserve">от мамы</w:delText>
+        </w:r>
+      </w:del>
+      <w:del w:id="9031" w:author="Claude" w:date="2026-10-17T15:00:00Z">
+        <w:r>
+          <w:rPr>
+            <w:rFonts w:ascii="Cambria Italic" w:hAnsi="Cambria Italic"/>
+            <w:rtl w:val="0"/>
+            <w:lang w:val="en-US"/>
+          </w:rPr>
+          <w:delText xml:space="preserve">, </w:delText>
+        </w:r>
+      </w:del>
+      <w:del w:id="9032" w:author="Claude" w:date="2026-10-17T15:00:00Z">
+        <w:r>
+          <w:rPr>
+            <w:rFonts w:ascii="Cambria Italic" w:hAnsi="Cambria Italic" w:hint="default"/>
+            <w:rtl w:val="0"/>
+            <w:lang w:val="en-US"/>
+          </w:rPr>
+          <w:delText xml:space="preserve">от подруги</w:delText>
+        </w:r>
+      </w:del>
+      <w:del w:id="9033" w:author="Claude" w:date="2026-10-17T15:00:00Z">
+        <w:r>
+          <w:rPr>
+            <w:rFonts w:ascii="Cambria Italic" w:hAnsi="Cambria Italic"/>
+            <w:rtl w:val="0"/>
+            <w:lang w:val="en-US"/>
+          </w:rPr>
+          <w:delText xml:space="preserve">, </w:delText>
+        </w:r>
+      </w:del>
+      <w:del w:id="9034" w:author="Claude" w:date="2026-10-17T15:00:00Z">
+        <w:r>
+          <w:rPr>
+            <w:rFonts w:ascii="Cambria Italic" w:hAnsi="Cambria Italic" w:hint="default"/>
+            <w:rtl w:val="0"/>
+            <w:lang w:val="en-US"/>
+          </w:rPr>
+          <w:delText xml:space="preserve">с форума</w:delText>
+        </w:r>
+      </w:del>
+      <w:del w:id="9035" w:author="Claude" w:date="2026-10-17T15:00:00Z">
+        <w:r>
+          <w:rPr>
+            <w:rFonts w:ascii="Cambria Italic" w:hAnsi="Cambria Italic"/>
+            <w:rtl w:val="0"/>
+            <w:lang w:val="en-US"/>
+          </w:rPr>
+          <w:delText xml:space="preserve">, </w:delText>
+        </w:r>
+      </w:del>
+      <w:del w:id="9036" w:author="Claude" w:date="2026-10-17T15:00:00Z">
+        <w:r>
+          <w:rPr>
+            <w:rFonts w:ascii="Cambria Italic" w:hAnsi="Cambria Italic" w:hint="default"/>
+            <w:rtl w:val="0"/>
+            <w:lang w:val="en-US"/>
+          </w:rPr>
+          <w:delText xml:space="preserve">из рекламы витаминов</w:delText>
+        </w:r>
+      </w:del>
+      <w:del w:id="9037" w:author="Claude" w:date="2026-10-17T15:00:00Z">
+        <w:r>
+          <w:rPr>
+            <w:rFonts w:ascii="Cambria Italic" w:hAnsi="Cambria Italic"/>
+            <w:rtl w:val="0"/>
+            <w:lang w:val="en-US"/>
+          </w:rPr>
+          <w:delText xml:space="preserve">. </w:delText>
+        </w:r>
+      </w:del>
+      <w:del w:id="9038" w:author="Claude" w:date="2026-10-17T15:00:00Z">
+        <w:r>
+          <w:rPr>
+            <w:rFonts w:ascii="Cambria Italic" w:hAnsi="Cambria Italic" w:hint="default"/>
+            <w:rtl w:val="0"/>
+            <w:lang w:val="en-US"/>
+          </w:rPr>
+          <w:delText xml:space="preserve">Они противоречат друг другу</w:delText>
+        </w:r>
+      </w:del>
+      <w:del w:id="9039" w:author="Claude" w:date="2026-10-17T15:00:00Z">
+        <w:r>
+          <w:rPr>
+            <w:rFonts w:ascii="Cambria Italic" w:hAnsi="Cambria Italic"/>
+            <w:rtl w:val="0"/>
+            <w:lang w:val="en-US"/>
+          </w:rPr>
+          <w:delText xml:space="preserve">, </w:delText>
+        </w:r>
+      </w:del>
+      <w:del w:id="9040" w:author="Claude" w:date="2026-10-17T15:00:00Z">
+        <w:r>
+          <w:rPr>
+            <w:rFonts w:ascii="Cambria Italic" w:hAnsi="Cambria Italic" w:hint="default"/>
+            <w:rtl w:val="0"/>
+            <w:lang w:val="en-US"/>
+          </w:rPr>
+          <w:delText xml:space="preserve">а на приёме у врача всё не спросишь</w:delText>
+        </w:r>
+      </w:del>
+      <w:del w:id="9041" w:author="Claude" w:date="2026-10-17T15:00:00Z">
+        <w:r>
+          <w:rPr>
+            <w:rFonts w:ascii="Cambria Italic" w:hAnsi="Cambria Italic"/>
+            <w:rtl w:val="0"/>
+            <w:lang w:val="en-US"/>
+          </w:rPr>
+          <w:delText xml:space="preserve">. </w:delText>
+        </w:r>
+      </w:del>
+      <w:del w:id="9042" w:author="Claude" w:date="2026-10-17T15:00:00Z">
+        <w:r>
+          <w:rPr>
+            <w:rFonts w:ascii="Cambria Italic" w:hAnsi="Cambria Italic" w:hint="default"/>
+            <w:rtl w:val="0"/>
+            <w:lang w:val="en-US"/>
+          </w:rPr>
           <w:delText xml:space="preserve">Эта книга отвечает на такие вопросы и объясняет</w:delText>
         </w:r>
       </w:del>
-      <w:del w:id="9006" w:author="Claude" w:date="2026-10-17T15:00:00Z">
+      <w:del w:id="9043" w:author="Claude" w:date="2026-10-17T15:00:00Z">
         <w:r>
           <w:rPr>
             <w:rFonts w:ascii="Cambria Italic" w:hAnsi="Cambria Italic"/>
@@ -625,7 +707,7 @@
           <w:delText xml:space="preserve">, </w:delText>
         </w:r>
       </w:del>
-      <w:del w:id="9007" w:author="Claude" w:date="2026-10-17T15:00:00Z">
+      <w:del w:id="9044" w:author="Claude" w:date="2026-10-17T15:00:00Z">
         <w:r>
           <w:rPr>
             <w:rFonts w:ascii="Cambria Italic" w:hAnsi="Cambria Italic" w:hint="default"/>
@@ -635,7 +717,7 @@
           <w:delText xml:space="preserve">почему ответ именно такой</w:delText>
         </w:r>
       </w:del>
-      <w:del w:id="9008" w:author="Claude" w:date="2026-10-17T15:00:00Z">
+      <w:del w:id="9045" w:author="Claude" w:date="2026-10-17T15:00:00Z">
         <w:r>
           <w:rPr>
             <w:rFonts w:ascii="Cambria Italic" w:hAnsi="Cambria Italic"/>
@@ -645,22 +727,32 @@
           <w:delText xml:space="preserve">.</w:delText>
         </w:r>
       </w:del>
+      <w:ins w:id="9046" w:author="Claude" w:date="2026-10-17T15:00:00Z">
+        <w:r>
+          <w:rPr>
+            <w:rFonts w:ascii="Cambria Italic" w:hAnsi="Cambria Italic" w:hint="default"/>
+            <w:rtl w:val="0"/>
+            <w:lang w:val="en-US"/>
+          </w:rPr>
+          <w:t xml:space="preserve">Ответы на эти вопросы приходят от родственников и знакомых, с форумов, из рекламы и часто противоречат друг другу, а времени на приёме не всегда хватает, чтобы обсудить всё. Между визитами к врачу проходят недели, и решения о питании, лекарствах, нагрузке, поездках, о том, нужно ли звонить врачу из-за непривычного симптома, приходится принимать самостоятельно.</w:t>
+        </w:r>
+      </w:ins>
     </w:p>
     <w:p>
       <w:pPr>
         <w:pStyle w:val="Body Text"/>
         <w:rPr>
-          <w:ins w:id="9009" w:author="Claude" w:date="2026-10-17T15:00:00Z"/>
-        </w:rPr>
-      </w:pPr>
-      <w:ins w:id="9010" w:author="Claude" w:date="2026-10-17T15:00:00Z">
+          <w:ins w:id="9047" w:author="Claude" w:date="2026-10-17T15:00:00Z"/>
+        </w:rPr>
+      </w:pPr>
+      <w:ins w:id="9048" w:author="Claude" w:date="2026-10-17T15:00:00Z">
         <w:r>
           <w:rPr>
             <w:rFonts w:ascii="Cambria Italic" w:hAnsi="Cambria Italic" w:hint="default"/>
             <w:rtl w:val="0"/>
             <w:lang w:val="en-US"/>
           </w:rPr>
-          <w:t xml:space="preserve">Между визитами к врачу проходят недели, а решать приходится каждый день: что съесть, чем снять головную боль, можно ли в баню и в отпуск, звонить ли врачу из-за непривычной боли. Эти решения вы принимаете сами, и от многих из них зависит ваше здоровье и здоровье ребёнка.</w:t>
+          <w:t xml:space="preserve">Эта книга помогает принимать такие решения обоснованно. Она объясняет, что происходит в организме во время беременности, на чём основано то или иное правило и в каких случаях оно может к вам не относиться. Когда понятен механизм, легче отличить ограничение, у которого есть медицинская причина, от запрета, у которого её нет, и не отказываться без необходимости от привычного — физической активности, близости, поездок.</w:t>
         </w:r>
       </w:ins>
     </w:p>
@@ -668,17 +760,17 @@
       <w:pPr>
         <w:pStyle w:val="Body Text"/>
         <w:rPr>
-          <w:ins w:id="9011" w:author="Claude" w:date="2026-10-17T15:00:00Z"/>
-        </w:rPr>
-      </w:pPr>
-      <w:ins w:id="9012" w:author="Claude" w:date="2026-10-17T15:00:00Z">
+          <w:ins w:id="9049" w:author="Claude" w:date="2026-10-17T15:00:00Z"/>
+        </w:rPr>
+      </w:pPr>
+      <w:ins w:id="9050" w:author="Claude" w:date="2026-10-17T15:00:00Z">
         <w:r>
           <w:rPr>
             <w:rFonts w:ascii="Cambria Italic" w:hAnsi="Cambria Italic" w:hint="default"/>
             <w:rtl w:val="0"/>
             <w:lang w:val="en-US"/>
           </w:rPr>
-          <w:t xml:space="preserve">Эта книга написана, чтобы такие решения давались легче. Она отвечает на вопросы, которые встают перед беременной каждый день, и объясняет, почему ответ именно такой. С ней проще:</w:t>
+          <w:t xml:space="preserve">Из книги вы узнаете:</w:t>
         </w:r>
       </w:ins>
     </w:p>
@@ -690,18 +782,18 @@
           <w:numId w:val="2"/>
         </w:numPr>
         <w:rPr>
-          <w:ins w:id="9013" w:author="Claude" w:date="2026-10-17T15:00:00Z"/>
-          <w:lang w:val="en-US"/>
-        </w:rPr>
-      </w:pPr>
-      <w:ins w:id="9014" w:author="Claude" w:date="2026-10-17T15:00:00Z">
+          <w:ins w:id="9051" w:author="Claude" w:date="2026-10-17T15:00:00Z"/>
+          <w:lang w:val="en-US"/>
+        </w:rPr>
+      </w:pPr>
+      <w:ins w:id="9052" w:author="Claude" w:date="2026-10-17T15:00:00Z">
         <w:r>
           <w:rPr>
             <w:rFonts w:ascii="Cambria Italic" w:hAnsi="Cambria Italic" w:hint="default"/>
             <w:rtl w:val="0"/>
             <w:lang w:val="en-US"/>
           </w:rPr>
-          <w:t xml:space="preserve">спокойно относиться к переменам в теле, зная, какие из них ожидаемы, а какие — повод позвонить врачу;</w:t>
+          <w:t xml:space="preserve">какие изменения самочувствия при беременности ожидаемы и как облегчить тошноту, изжогу, нарушения сна, боль в спине;</w:t>
         </w:r>
       </w:ins>
     </w:p>
@@ -713,18 +805,18 @@
           <w:numId w:val="2"/>
         </w:numPr>
         <w:rPr>
-          <w:ins w:id="9015" w:author="Claude" w:date="2026-10-17T15:00:00Z"/>
-          <w:lang w:val="en-US"/>
-        </w:rPr>
-      </w:pPr>
-      <w:ins w:id="9016" w:author="Claude" w:date="2026-10-17T15:00:00Z">
+          <w:ins w:id="9053" w:author="Claude" w:date="2026-10-17T15:00:00Z"/>
+          <w:lang w:val="en-US"/>
+        </w:rPr>
+      </w:pPr>
+      <w:ins w:id="9054" w:author="Claude" w:date="2026-10-17T15:00:00Z">
         <w:r>
           <w:rPr>
             <w:rFonts w:ascii="Cambria Italic" w:hAnsi="Cambria Italic" w:hint="default"/>
             <w:rtl w:val="0"/>
             <w:lang w:val="en-US"/>
           </w:rPr>
-          <w:t xml:space="preserve">не отказываться без нужды от привычного — кофе, спорта, близости, поездок — и не рисковать там, где риск настоящий;</w:t>
+          <w:t xml:space="preserve">от чего при беременности действительно нужно отказаться, а что можно сохранить;</w:t>
         </w:r>
       </w:ins>
     </w:p>
@@ -736,18 +828,18 @@
           <w:numId w:val="2"/>
         </w:numPr>
         <w:rPr>
-          <w:ins w:id="9017" w:author="Claude" w:date="2026-10-17T15:00:00Z"/>
-          <w:lang w:val="en-US"/>
-        </w:rPr>
-      </w:pPr>
-      <w:ins w:id="9018" w:author="Claude" w:date="2026-10-17T15:00:00Z">
+          <w:ins w:id="9055" w:author="Claude" w:date="2026-10-17T15:00:00Z"/>
+          <w:lang w:val="en-US"/>
+        </w:rPr>
+      </w:pPr>
+      <w:ins w:id="9056" w:author="Claude" w:date="2026-10-17T15:00:00Z">
         <w:r>
           <w:rPr>
             <w:rFonts w:ascii="Cambria Italic" w:hAnsi="Cambria Italic" w:hint="default"/>
             <w:rtl w:val="0"/>
             <w:lang w:val="en-US"/>
           </w:rPr>
-          <w:t xml:space="preserve">лучше себя чувствовать: справляться с тошнотой, изжогой, бессонницей, болью в спине;</w:t>
+          <w:t xml:space="preserve">какие признаки требуют звонка врачу, а какие — срочного обращения в роддом или вызова скорой помощи;</w:t>
         </w:r>
       </w:ins>
     </w:p>
@@ -759,18 +851,257 @@
           <w:numId w:val="2"/>
         </w:numPr>
         <w:rPr>
-          <w:ins w:id="9019" w:author="Claude" w:date="2026-10-17T15:00:00Z"/>
-          <w:lang w:val="en-US"/>
-        </w:rPr>
-      </w:pPr>
-      <w:ins w:id="9020" w:author="Claude" w:date="2026-10-17T15:00:00Z">
+          <w:ins w:id="9057" w:author="Claude" w:date="2026-10-17T15:00:00Z"/>
+          <w:lang w:val="en-US"/>
+        </w:rPr>
+      </w:pPr>
+      <w:ins w:id="9058" w:author="Claude" w:date="2026-10-17T15:00:00Z">
         <w:r>
           <w:rPr>
             <w:rFonts w:ascii="Cambria Italic" w:hAnsi="Cambria Italic" w:hint="default"/>
             <w:rtl w:val="0"/>
             <w:lang w:val="en-US"/>
           </w:rPr>
-          <w:t xml:space="preserve">вовремя заметить то, что требует помощи, и знать, куда обращаться;</w:t>
+          <w:t xml:space="preserve">что спросить на приёме и как понимать назначения и результаты обследований.</w:t>
+        </w:r>
+      </w:ins>
+    </w:p>
+    <w:p>
+      <w:pPr>
+        <w:pStyle w:val="Body Text"/>
+        <w:rPr>
+          <w:ins w:id="9059" w:author="Claude" w:date="2026-10-17T15:00:00Z"/>
+        </w:rPr>
+      </w:pPr>
+      <w:ins w:id="9060" w:author="Claude" w:date="2026-10-17T15:00:00Z">
+        <w:r>
+          <w:rPr>
+            <w:rFonts w:ascii="Cambria Italic" w:hAnsi="Cambria Italic" w:hint="default"/>
+            <w:rtl w:val="0"/>
+            <w:lang w:val="en-US"/>
+          </w:rPr>
+          <w:t xml:space="preserve">Такое знание позволяет меньше тревожиться там, где для тревоги нет оснований, и вовремя заметить то, что требует медицинской помощи.</w:t>
+        </w:r>
+      </w:ins>
+    </w:p>
+    <w:p>
+      <w:pPr>
+        <w:pStyle w:val="Body Text"/>
+        <w:rPr>
+          <w:ins w:id="9061" w:author="Claude" w:date="2026-10-17T15:00:00Z"/>
+        </w:rPr>
+      </w:pPr>
+      <w:ins w:id="9062" w:author="Claude" w:date="2026-10-17T15:00:00Z">
+        <w:r>
+          <w:rPr>
+            <w:rFonts w:ascii="Cambria Italic" w:hAnsi="Cambria Italic" w:hint="default"/>
+            <w:rtl w:val="0"/>
+            <w:lang w:val="en-US"/>
+          </w:rPr>
+          <w:t xml:space="preserve">Сведения в книге основаны на действующих российских клинических рекомендациях и документах Минздрава — тех же, которыми руководствуются врачи женских консультаций и родильных домов. Когда российские документы вопрос не рассматривают, использованы рекомендации Всемирной организации здравоохранения и зарубежных профессиональных медицинских обществ. Там, где надёжных данных нет или исследования противоречат друг другу, это сказано прямо.</w:t>
+        </w:r>
+      </w:ins>
+    </w:p>
+    <w:p>
+      <w:pPr>
+        <w:pStyle w:val="Рубрика 2"/>
+      </w:pPr>
+      <w:bookmarkStart w:name="длякогоэтакнига" w:id="2"/>
+      <w:r>
+        <w:rPr>
+          <w:rFonts w:cs="Arial Unicode MS" w:eastAsia="Arial Unicode MS" w:hint="default"/>
+          <w:rtl w:val="0"/>
+          <w:lang w:val="ru-RU"/>
+        </w:rPr>
+        <w:t>Для кого эта книга</w:t>
+      </w:r>
+    </w:p>
+    <w:p>
+      <w:pPr>
+        <w:pStyle w:val="First Paragraph"/>
+      </w:pPr>
+      <w:del w:id="9063" w:author="Claude" w:date="2026-10-17T15:00:00Z">
+        <w:r>
+          <w:rPr>
+            <w:rtl w:val="0"/>
+            <w:lang w:val="ru-RU"/>
+          </w:rPr>
+          <w:delText xml:space="preserve">(Доработать текст раздела) </w:delText>
+        </w:r>
+      </w:del>
+      <w:del w:id="9066" w:author="Claude" w:date="2026-10-17T15:00:00Z">
+        <w:r>
+          <w:rPr>
+            <w:rtl w:val="0"/>
+            <w:lang w:val="en-US"/>
+          </w:rPr>
+          <w:delText xml:space="preserve">Для беременных и для тех, кто беременность планирует.</w:delText>
+        </w:r>
+      </w:del>
+      <w:ins w:id="9067" w:author="Claude" w:date="2026-10-17T15:00:00Z">
+        <w:r>
+          <w:rPr>
+            <w:rtl w:val="0"/>
+            <w:lang w:val="en-US"/>
+          </w:rPr>
+          <w:t xml:space="preserve">Для беременных — на любом сроке, от первых недель до родов.</w:t>
+        </w:r>
+      </w:ins>
+      <w:r>
+        <w:rPr>
+          <w:rtl w:val="0"/>
+          <w:lang w:val="en-US"/>
+        </w:rPr>
+        <w:t xml:space="preserve"> </w:t>
+      </w:r>
+      <w:del w:id="9068" w:author="Claude" w:date="2026-10-17T15:00:00Z">
+        <w:r>
+          <w:rPr>
+            <w:rtl w:val="0"/>
+            <w:lang w:val="en-US"/>
+          </w:rPr>
+          <w:delText xml:space="preserve">Она о том</w:delText>
+        </w:r>
+      </w:del>
+      <w:ins w:id="9069" w:author="Claude" w:date="2026-10-17T15:00:00Z">
+        <w:r>
+          <w:rPr>
+            <w:rtl w:val="0"/>
+            <w:lang w:val="en-US"/>
+          </w:rPr>
+          <w:t xml:space="preserve">Книга о том</w:t>
+        </w:r>
+      </w:ins>
+      <w:r>
+        <w:rPr>
+          <w:rtl w:val="0"/>
+          <w:lang w:val="en-US"/>
+        </w:rPr>
+        <w:t xml:space="preserve">, как жить эти месяцы: что есть и пить, как спать и двигаться, как </w:t>
+      </w:r>
+      <w:del w:id="9070" w:author="Claude" w:date="2026-10-17T15:00:00Z">
+        <w:r>
+          <w:rPr>
+            <w:rtl w:val="0"/>
+            <w:lang w:val="en-US"/>
+          </w:rPr>
+          <w:delText xml:space="preserve">ухаживать за телом и зубами</w:delText>
+        </w:r>
+      </w:del>
+      <w:ins w:id="9071" w:author="Claude" w:date="2026-10-17T15:00:00Z">
+        <w:r>
+          <w:rPr>
+            <w:rtl w:val="0"/>
+            <w:lang w:val="en-US"/>
+          </w:rPr>
+          <w:t xml:space="preserve">беречь кожу и зубы</w:t>
+        </w:r>
+      </w:ins>
+      <w:del w:id="9064" w:author="Claude" w:date="2026-10-17T15:00:00Z">
+        <w:r>
+          <w:rPr>
+            <w:rtl w:val="0"/>
+            <w:lang w:val="ru-RU"/>
+          </w:rPr>
+          <w:delText xml:space="preserve"> (придумать замену - неприятно звучит слово)</w:delText>
+        </w:r>
+      </w:del>
+      <w:r>
+        <w:rPr>
+          <w:rtl w:val="0"/>
+          <w:lang w:val="en-US"/>
+        </w:rPr>
+        <w:t xml:space="preserve">, что делать с лекарствами, привычками, инфекциями и тревогой, как следить за своим состоянием дома и когда пора к врачу.</w:t>
+      </w:r>
+      <w:del w:id="9065" w:author="Claude" w:date="2026-10-17T15:00:00Z">
+        <w:r>
+          <w:rPr>
+            <w:rtl w:val="0"/>
+            <w:lang w:val="ru-RU"/>
+          </w:rPr>
+          <w:delText xml:space="preserve"> </w:delText>
+        </w:r>
+      </w:del>
+      <w:del w:id="9072" w:author="Claude" w:date="2026-10-17T15:00:00Z">
+        <w:r>
+          <w:rPr>
+            <w:rtl w:val="0"/>
+            <w:lang w:val="en-US"/>
+          </w:rPr>
+          <w:delText xml:space="preserve">Если она пока в планах, книга пригодится раньше, чем кажется: часть решений — от фолиевой кислоты до прививки от краснухи — принимают до зачатия.</w:delText>
+        </w:r>
+      </w:del>
+    </w:p>
+    <w:p>
+      <w:pPr>
+        <w:pStyle w:val="Body Text"/>
+        <w:rPr>
+          <w:ins w:id="9073" w:author="Claude" w:date="2026-10-17T15:00:00Z"/>
+        </w:rPr>
+      </w:pPr>
+      <w:ins w:id="9074" w:author="Claude" w:date="2026-10-17T15:00:00Z">
+        <w:r>
+          <w:rPr>
+            <w:rtl w:val="0"/>
+            <w:lang w:val="en-US"/>
+          </w:rPr>
+          <w:t xml:space="preserve">Книга будет полезна и тем, кто беременность планирует: часть мер — приём фолиевой кислоты, прививку от краснухи — проводят до зачатия.</w:t>
+        </w:r>
+      </w:ins>
+    </w:p>
+    <w:p>
+      <w:pPr>
+        <w:pStyle w:val="Body Text"/>
+      </w:pPr>
+      <w:r>
+        <w:rPr>
+          <w:rtl w:val="0"/>
+          <w:lang w:val="en-US"/>
+        </w:rPr>
+        <w:t xml:space="preserve">Книга написана для беременности без осложнений. Если у вас хроническая болезнь или беременность идёт непросто, она тоже пригодится, но часть общих правил к вам может не подойти. При таких случаях в тексте указано, что решение за врачом, который вас ведёт.</w:t>
+      </w:r>
+    </w:p>
+    <w:p>
+      <w:pPr>
+        <w:pStyle w:val="Body Text"/>
+      </w:pPr>
+      <w:r>
+        <w:rPr>
+          <w:rtl w:val="0"/>
+          <w:lang w:val="en-US"/>
+        </w:rPr>
+        <w:t xml:space="preserve">Если книгу взял в руки партнёр, мама или подруга, для них в конце Введения есть отдельная страница.</w:t>
+      </w:r>
+      <w:bookmarkEnd w:id="2"/>
+    </w:p>
+    <w:p>
+      <w:pPr>
+        <w:pStyle w:val="Рубрика 2"/>
+      </w:pPr>
+      <w:bookmarkStart w:name="чтовынайдётевнутри" w:id="3"/>
+      <w:r>
+        <w:rPr>
+          <w:rFonts w:cs="Arial Unicode MS" w:eastAsia="Arial Unicode MS" w:hint="default"/>
+          <w:rtl w:val="0"/>
+          <w:lang w:val="ru-RU"/>
+        </w:rPr>
+        <w:t>Что вы найдёте внутри</w:t>
+      </w:r>
+    </w:p>
+    <w:p>
+      <w:pPr>
+        <w:pStyle w:val="Body Text"/>
+        <w:rPr>
+          <w:ins w:id="9075" w:author="Claude" w:date="2026-10-17T15:00:00Z"/>
+        </w:rPr>
+      </w:pPr>
+      <w:ins w:id="9076" w:author="Claude" w:date="2026-10-17T15:00:00Z">
+        <w:r>
+          <w:rPr>
+            <w:rtl w:val="0"/>
+            <w:lang w:val="en-US"/>
+          </w:rPr>
+          <w:t xml:space="preserve">Коротко о каждой теме:</w:t>
         </w:r>
       </w:ins>
     </w:p>
@@ -782,259 +1113,32 @@
           <w:numId w:val="2"/>
         </w:numPr>
         <w:rPr>
-          <w:ins w:id="9021" w:author="Claude" w:date="2026-10-17T15:00:00Z"/>
-          <w:lang w:val="en-US"/>
-        </w:rPr>
-      </w:pPr>
-      <w:ins w:id="9022" w:author="Claude" w:date="2026-10-17T15:00:00Z">
-        <w:r>
-          <w:rPr>
-            <w:rFonts w:ascii="Cambria Italic" w:hAnsi="Cambria Italic" w:hint="default"/>
-            <w:rtl w:val="0"/>
-            <w:lang w:val="en-US"/>
-          </w:rPr>
-          <w:t xml:space="preserve">приходить к врачу со своими вопросами и понимать, что он назначил и зачем.</w:t>
-        </w:r>
-      </w:ins>
-    </w:p>
-    <w:p>
-      <w:pPr>
-        <w:pStyle w:val="Body Text"/>
-        <w:rPr>
-          <w:ins w:id="9023" w:author="Claude" w:date="2026-10-17T15:00:00Z"/>
-        </w:rPr>
-      </w:pPr>
-      <w:ins w:id="9024" w:author="Claude" w:date="2026-10-17T15:00:00Z">
-        <w:r>
-          <w:rPr>
-            <w:rFonts w:ascii="Cambria Italic" w:hAnsi="Cambria Italic" w:hint="default"/>
-            <w:rtl w:val="0"/>
-            <w:lang w:val="en-US"/>
-          </w:rPr>
-          <w:t xml:space="preserve">Ответы взяты из действующих российских клинических рекомендаций и порядков Минздрава — тех же документов, по которым работают врачи женской консультации и роддома, — а там, где российские документы молчат, из рекомендаций Всемирной организации здравоохранения и зарубежных профессиональных обществ. Если наука чего-то пока не знает, книга так и говорит.</w:t>
-        </w:r>
-      </w:ins>
-    </w:p>
-    <w:p>
-      <w:pPr>
-        <w:pStyle w:val="Body Text"/>
-        <w:rPr>
-          <w:ins w:id="9025" w:author="Claude" w:date="2026-10-17T15:00:00Z"/>
-        </w:rPr>
-      </w:pPr>
-      <w:ins w:id="9026" w:author="Claude" w:date="2026-10-17T15:00:00Z">
-        <w:r>
-          <w:rPr>
-            <w:rFonts w:ascii="Cambria Italic" w:hAnsi="Cambria Italic" w:hint="default"/>
-            <w:rtl w:val="0"/>
-            <w:lang w:val="en-US"/>
-          </w:rPr>
-          <w:t xml:space="preserve">Тем, кто беременность только планирует, книга поможет подготовиться заранее. Начните с того, что волнует вас сейчас, — а как устроена книга и как быстро найти в ней нужное, рассказано дальше.</w:t>
-        </w:r>
-      </w:ins>
-    </w:p>
-    <w:p>
-      <w:pPr>
-        <w:pStyle w:val="Рубрика 2"/>
-      </w:pPr>
-      <w:bookmarkStart w:name="длякогоэтакнига" w:id="2"/>
-      <w:r>
-        <w:rPr>
-          <w:rFonts w:cs="Arial Unicode MS" w:eastAsia="Arial Unicode MS" w:hint="default"/>
-          <w:rtl w:val="0"/>
-          <w:lang w:val="ru-RU"/>
-        </w:rPr>
-        <w:t>Для кого эта книга</w:t>
-      </w:r>
-    </w:p>
-    <w:p>
-      <w:pPr>
-        <w:pStyle w:val="First Paragraph"/>
-      </w:pPr>
-      <w:del w:id="9027" w:author="Claude" w:date="2026-10-17T15:00:00Z">
-        <w:r>
-          <w:rPr>
-            <w:rtl w:val="0"/>
-            <w:lang w:val="ru-RU"/>
-          </w:rPr>
-          <w:delText xml:space="preserve">(Доработать текст раздела) </w:delText>
-        </w:r>
-      </w:del>
-      <w:del w:id="9030" w:author="Claude" w:date="2026-10-17T15:00:00Z">
-        <w:r>
-          <w:rPr>
-            <w:rtl w:val="0"/>
-            <w:lang w:val="en-US"/>
-          </w:rPr>
-          <w:delText xml:space="preserve">Для беременных и для тех, кто беременность планирует.</w:delText>
-        </w:r>
-      </w:del>
-      <w:ins w:id="9031" w:author="Claude" w:date="2026-10-17T15:00:00Z">
-        <w:r>
-          <w:rPr>
-            <w:rtl w:val="0"/>
-            <w:lang w:val="en-US"/>
-          </w:rPr>
-          <w:t xml:space="preserve">Для беременных — с первых недель, когда о беременности знаете только вы, до последних дней перед родами.</w:t>
-        </w:r>
-      </w:ins>
-      <w:r>
-        <w:rPr>
-          <w:rtl w:val="0"/>
-          <w:lang w:val="en-US"/>
-        </w:rPr>
-        <w:t xml:space="preserve"> </w:t>
-      </w:r>
-      <w:del w:id="9032" w:author="Claude" w:date="2026-10-17T15:00:00Z">
-        <w:r>
-          <w:rPr>
-            <w:rtl w:val="0"/>
-            <w:lang w:val="en-US"/>
-          </w:rPr>
-          <w:delText xml:space="preserve">Она о том</w:delText>
-        </w:r>
-      </w:del>
-      <w:ins w:id="9033" w:author="Claude" w:date="2026-10-17T15:00:00Z">
-        <w:r>
-          <w:rPr>
-            <w:rtl w:val="0"/>
-            <w:lang w:val="en-US"/>
-          </w:rPr>
-          <w:t xml:space="preserve">Книга о том</w:t>
-        </w:r>
-      </w:ins>
-      <w:r>
-        <w:rPr>
-          <w:rtl w:val="0"/>
-          <w:lang w:val="en-US"/>
-        </w:rPr>
-        <w:t xml:space="preserve">, как жить эти месяцы: что есть и пить, как спать и двигаться, как </w:t>
-      </w:r>
-      <w:del w:id="9034" w:author="Claude" w:date="2026-10-17T15:00:00Z">
-        <w:r>
-          <w:rPr>
-            <w:rtl w:val="0"/>
-            <w:lang w:val="en-US"/>
-          </w:rPr>
-          <w:delText xml:space="preserve">ухаживать за телом и зубами</w:delText>
-        </w:r>
-      </w:del>
-      <w:ins w:id="9035" w:author="Claude" w:date="2026-10-17T15:00:00Z">
-        <w:r>
-          <w:rPr>
-            <w:rtl w:val="0"/>
-            <w:lang w:val="en-US"/>
-          </w:rPr>
-          <w:t xml:space="preserve">беречь кожу и зубы</w:t>
-        </w:r>
-      </w:ins>
-      <w:del w:id="9028" w:author="Claude" w:date="2026-10-17T15:00:00Z">
-        <w:r>
-          <w:rPr>
-            <w:rtl w:val="0"/>
-            <w:lang w:val="ru-RU"/>
-          </w:rPr>
-          <w:delText xml:space="preserve"> (придумать замену - неприятно звучит слово)</w:delText>
-        </w:r>
-      </w:del>
-      <w:r>
-        <w:rPr>
-          <w:rtl w:val="0"/>
-          <w:lang w:val="en-US"/>
-        </w:rPr>
-        <w:t xml:space="preserve">, что делать с лекарствами, привычками, инфекциями и тревогой, как следить за своим состоянием дома и когда пора к врачу.</w:t>
-      </w:r>
-      <w:del w:id="9029" w:author="Claude" w:date="2026-10-17T15:00:00Z">
-        <w:r>
-          <w:rPr>
-            <w:rtl w:val="0"/>
-            <w:lang w:val="ru-RU"/>
-          </w:rPr>
-          <w:delText xml:space="preserve"> </w:delText>
-        </w:r>
-      </w:del>
-      <w:del w:id="9036" w:author="Claude" w:date="2026-10-17T15:00:00Z">
-        <w:r>
-          <w:rPr>
-            <w:rtl w:val="0"/>
-            <w:lang w:val="en-US"/>
-          </w:rPr>
-          <w:delText xml:space="preserve">Если она пока в планах, книга пригодится раньше, чем кажется: часть решений — от фолиевой кислоты до прививки от краснухи — принимают до зачатия.</w:delText>
-        </w:r>
-      </w:del>
-    </w:p>
-    <w:p>
-      <w:pPr>
-        <w:pStyle w:val="Body Text"/>
-        <w:rPr>
-          <w:ins w:id="9037" w:author="Claude" w:date="2026-10-17T15:00:00Z"/>
-        </w:rPr>
-      </w:pPr>
-      <w:ins w:id="9038" w:author="Claude" w:date="2026-10-17T15:00:00Z">
-        <w:r>
-          <w:rPr>
-            <w:rtl w:val="0"/>
-            <w:lang w:val="en-US"/>
-          </w:rPr>
-          <w:t xml:space="preserve">И для тех, кто беременность только планирует. Им книга пригодится раньше, чем кажется: часть решений — от фолиевой кислоты до прививки от краснухи — принимают до зачатия.</w:t>
-        </w:r>
-      </w:ins>
-    </w:p>
-    <w:p>
-      <w:pPr>
-        <w:pStyle w:val="Body Text"/>
-      </w:pPr>
-      <w:r>
-        <w:rPr>
-          <w:rtl w:val="0"/>
-          <w:lang w:val="en-US"/>
-        </w:rPr>
-        <w:t xml:space="preserve">Книга написана для беременности без осложнений. Если у вас хроническая болезнь или беременность идёт непросто, она тоже пригодится, но часть общих правил к вам может не подойти. При таких случаях в тексте указано, что решение за врачом, который вас ведёт.</w:t>
-      </w:r>
-    </w:p>
-    <w:p>
-      <w:pPr>
-        <w:pStyle w:val="Body Text"/>
-      </w:pPr>
-      <w:r>
-        <w:rPr>
-          <w:rtl w:val="0"/>
-          <w:lang w:val="en-US"/>
-        </w:rPr>
-        <w:t xml:space="preserve">Если книгу взял в руки партнёр, мама или подруга, для них в конце Введения есть отдельная страница.</w:t>
-      </w:r>
-      <w:bookmarkEnd w:id="2"/>
-    </w:p>
-    <w:p>
-      <w:pPr>
-        <w:pStyle w:val="Рубрика 2"/>
-      </w:pPr>
-      <w:bookmarkStart w:name="чтовынайдётевнутри" w:id="3"/>
-      <w:r>
-        <w:rPr>
-          <w:rFonts w:cs="Arial Unicode MS" w:eastAsia="Arial Unicode MS" w:hint="default"/>
-          <w:rtl w:val="0"/>
-          <w:lang w:val="ru-RU"/>
-        </w:rPr>
-        <w:t>Что вы найдёте внутри</w:t>
-      </w:r>
-    </w:p>
-    <w:p>
-      <w:pPr>
-        <w:pStyle w:val="Body Text"/>
-        <w:rPr>
-          <w:ins w:id="9039" w:author="Claude" w:date="2026-10-17T15:00:00Z"/>
-        </w:rPr>
-      </w:pPr>
-      <w:ins w:id="9040" w:author="Claude" w:date="2026-10-17T15:00:00Z">
-        <w:r>
-          <w:rPr>
-            <w:rtl w:val="0"/>
-            <w:lang w:val="en-US"/>
-          </w:rPr>
-          <w:t xml:space="preserve">Одиннадцать тем идут от того, из чего состоит обычный день, к тому, что тревожит:</w:t>
-        </w:r>
-      </w:ins>
+          <w:lang w:val="en-US"/>
+        </w:rPr>
+      </w:pPr>
+      <w:r>
+        <w:rPr>
+          <w:rFonts w:ascii="Cambria Bold" w:hAnsi="Cambria Bold" w:hint="default"/>
+          <w:rtl w:val="0"/>
+          <w:lang w:val="en-US"/>
+        </w:rPr>
+        <w:t xml:space="preserve">Тема </w:t>
+      </w:r>
+      <w:r>
+        <w:rPr>
+          <w:rFonts w:ascii="Cambria Bold" w:hAnsi="Cambria Bold"/>
+          <w:rtl w:val="0"/>
+          <w:lang w:val="en-US"/>
+        </w:rPr>
+        <w:t>1.</w:t>
+      </w:r>
+      <w:r>
+        <w:rPr>
+          <w:rtl w:val="0"/>
+          <w:lang w:val="en-US"/>
+        </w:rPr>
+        <w:t xml:space="preserve"> Питание и питьё: прибавка веса, витамины, особые рационы, тошнота и изжога, пищевая безопасность, кофеин.</w:t>
+      </w:r>
     </w:p>
     <w:p>
       <w:pPr>
@@ -1061,14 +1165,14 @@
           <w:rtl w:val="0"/>
           <w:lang w:val="en-US"/>
         </w:rPr>
-        <w:t>1.</w:t>
-      </w:r>
-      <w:r>
-        <w:rPr>
-          <w:rtl w:val="0"/>
-          <w:lang w:val="en-US"/>
-        </w:rPr>
-        <w:t xml:space="preserve"> Питание и питьё: прибавка веса, витамины, особые рационы, тошнота и изжога, пищевая безопасность, кофеин.</w:t>
+        <w:t>2.</w:t>
+      </w:r>
+      <w:r>
+        <w:rPr>
+          <w:rtl w:val="0"/>
+          <w:lang w:val="en-US"/>
+        </w:rPr>
+        <w:t xml:space="preserve"> Сон: почему он меняется, что мешает, в какой позе спать после 28 недель.</w:t>
       </w:r>
     </w:p>
     <w:p>
@@ -1096,14 +1200,14 @@
           <w:rtl w:val="0"/>
           <w:lang w:val="en-US"/>
         </w:rPr>
-        <w:t>2.</w:t>
-      </w:r>
-      <w:r>
-        <w:rPr>
-          <w:rtl w:val="0"/>
-          <w:lang w:val="en-US"/>
-        </w:rPr>
-        <w:t xml:space="preserve"> Сон: почему он меняется, что мешает, в какой позе спать после 28 недель.</w:t>
+        <w:t>3.</w:t>
+      </w:r>
+      <w:r>
+        <w:rPr>
+          <w:rtl w:val="0"/>
+          <w:lang w:val="en-US"/>
+        </w:rPr>
+        <w:t xml:space="preserve"> Движение: кому и сколько можно, какие нагрузки подходят, боль в спине, тазовое дно, когда прекратить занятие.</w:t>
       </w:r>
     </w:p>
     <w:p>
@@ -1131,14 +1235,14 @@
           <w:rtl w:val="0"/>
           <w:lang w:val="en-US"/>
         </w:rPr>
-        <w:t>3.</w:t>
-      </w:r>
-      <w:r>
-        <w:rPr>
-          <w:rtl w:val="0"/>
-          <w:lang w:val="en-US"/>
-        </w:rPr>
-        <w:t xml:space="preserve"> Движение: кому и сколько можно, какие нагрузки подходят, боль в спине, тазовое дно, когда прекратить занятие.</w:t>
+        <w:t>4.</w:t>
+      </w:r>
+      <w:r>
+        <w:rPr>
+          <w:rtl w:val="0"/>
+          <w:lang w:val="en-US"/>
+        </w:rPr>
+        <w:t xml:space="preserve"> Интимная жизнь: безопасность, желание, боль, защита от инфекций, половой покой.</w:t>
       </w:r>
     </w:p>
     <w:p>
@@ -1166,14 +1270,14 @@
           <w:rtl w:val="0"/>
           <w:lang w:val="en-US"/>
         </w:rPr>
-        <w:t>4.</w:t>
-      </w:r>
-      <w:r>
-        <w:rPr>
-          <w:rtl w:val="0"/>
-          <w:lang w:val="en-US"/>
-        </w:rPr>
-        <w:t xml:space="preserve"> Интимная жизнь: безопасность, желание, боль, защита от инфекций, половой покой.</w:t>
+        <w:t>5.</w:t>
+      </w:r>
+      <w:r>
+        <w:rPr>
+          <w:rtl w:val="0"/>
+          <w:lang w:val="en-US"/>
+        </w:rPr>
+        <w:t xml:space="preserve"> Кожа и гигиена: зуд, растяжки, косметика, грудь, интимная зона и выделения.</w:t>
       </w:r>
     </w:p>
     <w:p>
@@ -1201,14 +1305,14 @@
           <w:rtl w:val="0"/>
           <w:lang w:val="en-US"/>
         </w:rPr>
-        <w:t>5.</w:t>
-      </w:r>
-      <w:r>
-        <w:rPr>
-          <w:rtl w:val="0"/>
-          <w:lang w:val="en-US"/>
-        </w:rPr>
-        <w:t xml:space="preserve"> Кожа и гигиена: зуд, растяжки, косметика, грудь, интимная зона и выделения.</w:t>
+        <w:t>6.</w:t>
+      </w:r>
+      <w:r>
+        <w:rPr>
+          <w:rtl w:val="0"/>
+          <w:lang w:val="en-US"/>
+        </w:rPr>
+        <w:t xml:space="preserve"> Зубы и дёсны: уход, лечение, анестезия и рентген при беременности.</w:t>
       </w:r>
     </w:p>
     <w:p>
@@ -1236,14 +1340,14 @@
           <w:rtl w:val="0"/>
           <w:lang w:val="en-US"/>
         </w:rPr>
-        <w:t>6.</w:t>
-      </w:r>
-      <w:r>
-        <w:rPr>
-          <w:rtl w:val="0"/>
-          <w:lang w:val="en-US"/>
-        </w:rPr>
-        <w:t xml:space="preserve"> Зубы и дёсны: уход, лечение, анестезия и рентген при беременности.</w:t>
+        <w:t>7.</w:t>
+      </w:r>
+      <w:r>
+        <w:rPr>
+          <w:rtl w:val="0"/>
+          <w:lang w:val="en-US"/>
+        </w:rPr>
+        <w:t xml:space="preserve"> Лекарства и добавки: как читать инструкцию, чем снижать боль и температуру, что помогает при простуде, аллергии, изжоге, как быть, если препарат уже принят.</w:t>
       </w:r>
     </w:p>
     <w:p>
@@ -1271,14 +1375,14 @@
           <w:rtl w:val="0"/>
           <w:lang w:val="en-US"/>
         </w:rPr>
-        <w:t>7.</w:t>
-      </w:r>
-      <w:r>
-        <w:rPr>
-          <w:rtl w:val="0"/>
-          <w:lang w:val="en-US"/>
-        </w:rPr>
-        <w:t xml:space="preserve"> Лекарства и добавки: как читать инструкцию, чем снижать боль и температуру, что помогает при простуде, аллергии, изжоге, как быть, если препарат уже принят.</w:t>
+        <w:t>8.</w:t>
+      </w:r>
+      <w:r>
+        <w:rPr>
+          <w:rtl w:val="0"/>
+          <w:lang w:val="en-US"/>
+        </w:rPr>
+        <w:t xml:space="preserve"> Привычки и воздействия: алкоголь, курение, бытовая химия, жара, работа, поездки, падения.</w:t>
       </w:r>
     </w:p>
     <w:p>
@@ -1306,14 +1410,14 @@
           <w:rtl w:val="0"/>
           <w:lang w:val="en-US"/>
         </w:rPr>
-        <w:t>8.</w:t>
-      </w:r>
-      <w:r>
-        <w:rPr>
-          <w:rtl w:val="0"/>
-          <w:lang w:val="en-US"/>
-        </w:rPr>
-        <w:t xml:space="preserve"> Привычки и воздействия: алкоголь, курение, бытовая химия, жара, работа, поездки, падения.</w:t>
+        <w:t>9.</w:t>
+      </w:r>
+      <w:r>
+        <w:rPr>
+          <w:rtl w:val="0"/>
+          <w:lang w:val="en-US"/>
+        </w:rPr>
+        <w:t xml:space="preserve"> Инфекции и прививки: откуда берутся опасные инфекции, какие прививки делают, что делать после контакта с больным, как понимать анализы.</w:t>
       </w:r>
     </w:p>
     <w:p>
@@ -1341,14 +1445,14 @@
           <w:rtl w:val="0"/>
           <w:lang w:val="en-US"/>
         </w:rPr>
-        <w:t>9.</w:t>
-      </w:r>
-      <w:r>
-        <w:rPr>
-          <w:rtl w:val="0"/>
-          <w:lang w:val="en-US"/>
-        </w:rPr>
-        <w:t xml:space="preserve"> Инфекции и прививки: откуда берутся опасные инфекции, какие прививки делают, что делать после контакта с больным, как понимать анализы.</w:t>
+        <w:t>10.</w:t>
+      </w:r>
+      <w:r>
+        <w:rPr>
+          <w:rtl w:val="0"/>
+          <w:lang w:val="en-US"/>
+        </w:rPr>
+        <w:t xml:space="preserve"> Эмоциональное состояние: тревога, депрессия, страх родов, к кому идти, небезопасные отношения, кризис.</w:t>
       </w:r>
     </w:p>
     <w:p>
@@ -1376,34 +1480,62 @@
           <w:rtl w:val="0"/>
           <w:lang w:val="en-US"/>
         </w:rPr>
-        <w:t>10.</w:t>
-      </w:r>
-      <w:r>
-        <w:rPr>
-          <w:rtl w:val="0"/>
-          <w:lang w:val="en-US"/>
-        </w:rPr>
-        <w:t xml:space="preserve"> Эмоциональное состояние: тревога, депрессия, страх родов, к кому идти, небезопасные отношения, кризис.</w:t>
-      </w:r>
-    </w:p>
-    <w:p>
-      <w:pPr>
-        <w:pStyle w:val="Compact"/>
-        <w:numPr>
-          <w:ilvl w:val="0"/>
-          <w:numId w:val="2"/>
-        </w:numPr>
-        <w:rPr>
-          <w:lang w:val="en-US"/>
-        </w:rPr>
-      </w:pPr>
+        <w:t>11.</w:t>
+      </w:r>
+      <w:r>
+        <w:rPr>
+          <w:rtl w:val="0"/>
+          <w:lang w:val="en-US"/>
+        </w:rPr>
+        <w:t xml:space="preserve"> Наблюдение дома: шевеления ребёнка, давление, дневник симптомов, когда звонить врачу и как быстро.</w:t>
+      </w:r>
+      <w:bookmarkEnd w:id="3"/>
+    </w:p>
+    <w:p>
+      <w:pPr>
+        <w:pStyle w:val="Рубрика 2"/>
+      </w:pPr>
+      <w:bookmarkStart w:name="какустроенакнига" w:id="4"/>
+      <w:r>
+        <w:rPr>
+          <w:rFonts w:cs="Arial Unicode MS" w:eastAsia="Arial Unicode MS" w:hint="default"/>
+          <w:rtl w:val="0"/>
+          <w:lang w:val="ru-RU"/>
+        </w:rPr>
+        <w:t>Как устроена книга</w:t>
+      </w:r>
+    </w:p>
+    <w:p>
+      <w:pPr>
+        <w:pStyle w:val="First Paragraph"/>
+      </w:pPr>
+      <w:r>
+        <w:rPr>
+          <w:rtl w:val="0"/>
+          <w:lang w:val="en-US"/>
+        </w:rPr>
+        <w:t>Книга состоит из четырёх частей.</w:t>
+      </w:r>
+    </w:p>
+    <w:p>
+      <w:pPr>
+        <w:pStyle w:val="First Paragraph"/>
+      </w:pPr>
+      <w:bookmarkStart w:name="какустроенакнига2" w:id="5"/>
+      <w:r>
+        <w:rPr>
+          <w:rtl w:val="0"/>
+          <w:lang w:val="en-US"/>
+        </w:rPr>
+        <w:t xml:space="preserve">В самом начале — </w:t>
+      </w:r>
       <w:r>
         <w:rPr>
           <w:rFonts w:ascii="Cambria Bold" w:hAnsi="Cambria Bold" w:hint="default"/>
           <w:rtl w:val="0"/>
           <w:lang w:val="en-US"/>
         </w:rPr>
-        <w:t xml:space="preserve">Тема </w:t>
+        <w:t xml:space="preserve">Раздел </w:t>
       </w:r>
       <w:r>
         <w:rPr>
@@ -1411,54 +1543,7 @@
           <w:rtl w:val="0"/>
           <w:lang w:val="en-US"/>
         </w:rPr>
-        <w:t>11.</w:t>
-      </w:r>
-      <w:r>
-        <w:rPr>
-          <w:rtl w:val="0"/>
-          <w:lang w:val="en-US"/>
-        </w:rPr>
-        <w:t xml:space="preserve"> Наблюдение дома: шевеления ребёнка, давление, дневник симптомов, когда звонить врачу и как быстро.</w:t>
-      </w:r>
-      <w:bookmarkEnd w:id="3"/>
-    </w:p>
-    <w:p>
-      <w:pPr>
-        <w:pStyle w:val="Рубрика 2"/>
-      </w:pPr>
-      <w:bookmarkStart w:name="какустроенакнига" w:id="4"/>
-      <w:r>
-        <w:rPr>
-          <w:rFonts w:cs="Arial Unicode MS" w:eastAsia="Arial Unicode MS" w:hint="default"/>
-          <w:rtl w:val="0"/>
-          <w:lang w:val="ru-RU"/>
-        </w:rPr>
-        <w:t>Как устроена книга</w:t>
-      </w:r>
-    </w:p>
-    <w:p>
-      <w:pPr>
-        <w:pStyle w:val="First Paragraph"/>
-      </w:pPr>
-      <w:r>
-        <w:rPr>
-          <w:rtl w:val="0"/>
-          <w:lang w:val="en-US"/>
-        </w:rPr>
-        <w:t>Книга состоит из четырёх частей.</w:t>
-      </w:r>
-    </w:p>
-    <w:p>
-      <w:pPr>
-        <w:pStyle w:val="First Paragraph"/>
-      </w:pPr>
-      <w:bookmarkStart w:name="какустроенакнига2" w:id="5"/>
-      <w:r>
-        <w:rPr>
-          <w:rtl w:val="0"/>
-          <w:lang w:val="en-US"/>
-        </w:rPr>
-        <w:t xml:space="preserve">В самом начале — </w:t>
+        <w:t xml:space="preserve">0 </w:t>
       </w:r>
       <w:r>
         <w:rPr>
@@ -1466,15 +1551,51 @@
           <w:rtl w:val="0"/>
           <w:lang w:val="en-US"/>
         </w:rPr>
-        <w:t xml:space="preserve">Раздел </w:t>
-      </w:r>
-      <w:r>
-        <w:rPr>
-          <w:rFonts w:ascii="Cambria Bold" w:hAnsi="Cambria Bold"/>
-          <w:rtl w:val="0"/>
-          <w:lang w:val="en-US"/>
-        </w:rPr>
-        <w:t xml:space="preserve">0 </w:t>
+        <w:t>«Быстрая помощь»</w:t>
+      </w:r>
+      <w:r>
+        <w:rPr>
+          <w:rtl w:val="0"/>
+          <w:lang w:val="en-US"/>
+        </w:rPr>
+        <w:t xml:space="preserve">. </w:t>
+      </w:r>
+      <w:del w:id="9077" w:author="Claude" w:date="2026-10-17T15:00:00Z">
+        <w:r>
+          <w:rPr>
+            <w:rtl w:val="0"/>
+            <w:lang w:val="en-US"/>
+          </w:rPr>
+          <w:delText xml:space="preserve">Он стоит первым, чтобы его можно было открыть за секунды, когда страшно: кровь, сильная боль, судороги, ребёнок перестал двигаться.</w:delText>
+        </w:r>
+      </w:del>
+      <w:ins w:id="9078" w:author="Claude" w:date="2026-10-17T15:00:00Z">
+        <w:r>
+          <w:rPr>
+            <w:rtl w:val="0"/>
+            <w:lang w:val="en-US"/>
+          </w:rPr>
+          <w:t xml:space="preserve">Он стоит первым, чтобы в экстренной ситуации его можно было найти сразу: кровотечение, сильная боль, судороги, ребёнок перестал двигаться.</w:t>
+        </w:r>
+      </w:ins>
+      <w:r>
+        <w:rPr>
+          <w:rtl w:val="0"/>
+          <w:lang w:val="en-US"/>
+        </w:rPr>
+        <w:t xml:space="preserve"> В нём только то, что нужно сделать сейчас.</w:t>
+      </w:r>
+    </w:p>
+    <w:p>
+      <w:pPr>
+        <w:pStyle w:val="Body Text"/>
+      </w:pPr>
+      <w:r>
+        <w:rPr>
+          <w:rtl w:val="0"/>
+          <w:lang w:val="en-US"/>
+        </w:rPr>
+        <w:t xml:space="preserve">За ним — </w:t>
       </w:r>
       <w:r>
         <w:rPr>
@@ -1482,14 +1603,39 @@
           <w:rtl w:val="0"/>
           <w:lang w:val="en-US"/>
         </w:rPr>
-        <w:t>«Быстрая помощь»</w:t>
-      </w:r>
-      <w:r>
-        <w:rPr>
-          <w:rtl w:val="0"/>
-          <w:lang w:val="en-US"/>
-        </w:rPr>
-        <w:t xml:space="preserve">. Он стоит первым, чтобы его можно было открыть за секунды, когда страшно: кровь, сильная боль, судороги, ребёнок перестал двигаться. В нём только то, что нужно сделать сейчас.</w:t>
+        <w:t>Ориентационный раздел</w:t>
+      </w:r>
+      <w:r>
+        <w:rPr>
+          <w:rtl w:val="0"/>
+          <w:lang w:val="en-US"/>
+        </w:rPr>
+        <w:t xml:space="preserve">: как устроено наблюдение беременности. К каким врачам и сколько раз ходить, чем скрининг отличается от диагноза, </w:t>
+      </w:r>
+      <w:del w:id="9079" w:author="Claude" w:date="2026-10-17T15:00:00Z">
+        <w:r>
+          <w:rPr>
+            <w:rtl w:val="0"/>
+            <w:lang w:val="en-US"/>
+          </w:rPr>
+          <w:delText xml:space="preserve">что значит загадочное «по показаниям»</w:delText>
+        </w:r>
+      </w:del>
+      <w:ins w:id="9080" w:author="Claude" w:date="2026-10-17T15:00:00Z">
+        <w:r>
+          <w:rPr>
+            <w:rtl w:val="0"/>
+            <w:lang w:val="en-US"/>
+          </w:rPr>
+          <w:t xml:space="preserve">что означает «по показаниям»</w:t>
+        </w:r>
+      </w:ins>
+      <w:r>
+        <w:rPr>
+          <w:rtl w:val="0"/>
+          <w:lang w:val="en-US"/>
+        </w:rPr>
+        <w:t xml:space="preserve"> и какие вопросы взять с собой на приём.</w:t>
       </w:r>
     </w:p>
     <w:p>
@@ -1501,7 +1647,7 @@
           <w:rtl w:val="0"/>
           <w:lang w:val="en-US"/>
         </w:rPr>
-        <w:t xml:space="preserve">За ним — </w:t>
+        <w:t xml:space="preserve">Затем </w:t>
       </w:r>
       <w:r>
         <w:rPr>
@@ -1509,14 +1655,14 @@
           <w:rtl w:val="0"/>
           <w:lang w:val="en-US"/>
         </w:rPr>
-        <w:t>Ориентационный раздел</w:t>
-      </w:r>
-      <w:r>
-        <w:rPr>
-          <w:rtl w:val="0"/>
-          <w:lang w:val="en-US"/>
-        </w:rPr>
-        <w:t xml:space="preserve">: как устроено наблюдение беременности. К каким врачам и сколько раз ходить, чем скрининг отличается от диагноза, что значит загадочное «по показаниям» и какие вопросы взять с собой на приём.</w:t>
+        <w:t>одиннадцать тем</w:t>
+      </w:r>
+      <w:r>
+        <w:rPr>
+          <w:rtl w:val="0"/>
+          <w:lang w:val="en-US"/>
+        </w:rPr>
+        <w:t xml:space="preserve"> — основная часть книги. Их можно читать подряд, а можно открывать по одной, когда возник вопрос: каждая тема отвечает на свои вопросы целиком и не заставляет искать недостающее в других главах. Заголовок раздела называет вопрос, на который раздел отвечает, — например, «Боль в спине и тазу: почему возникает и что делать».</w:t>
       </w:r>
     </w:p>
     <w:p>
@@ -1528,7 +1674,7 @@
           <w:rtl w:val="0"/>
           <w:lang w:val="en-US"/>
         </w:rPr>
-        <w:t xml:space="preserve">Затем </w:t>
+        <w:t xml:space="preserve">В конце — </w:t>
       </w:r>
       <w:r>
         <w:rPr>
@@ -1536,14 +1682,14 @@
           <w:rtl w:val="0"/>
           <w:lang w:val="en-US"/>
         </w:rPr>
-        <w:t>одиннадцать тем</w:t>
-      </w:r>
-      <w:r>
-        <w:rPr>
-          <w:rtl w:val="0"/>
-          <w:lang w:val="en-US"/>
-        </w:rPr>
-        <w:t xml:space="preserve"> — основная часть книги. Их можно читать подряд, а можно открывать по одной, когда возник вопрос: каждая тема отвечает на свои вопросы целиком и не заставляет искать недостающее в других главах. Заголовок раздела называет вопрос, на который раздел отвечает, — например, «Боль в спине и тазу: почему возникает и что делать».</w:t>
+        <w:t>приложения</w:t>
+      </w:r>
+      <w:r>
+        <w:rPr>
+          <w:rtl w:val="0"/>
+          <w:lang w:val="en-US"/>
+        </w:rPr>
+        <w:t xml:space="preserve">: навигаторы по симптомам и жизненным ситуациям, памятки и чек-листы.</w:t>
       </w:r>
     </w:p>
     <w:p>
@@ -1555,34 +1701,32 @@
           <w:rtl w:val="0"/>
           <w:lang w:val="en-US"/>
         </w:rPr>
-        <w:t xml:space="preserve">В конце — </w:t>
-      </w:r>
-      <w:r>
-        <w:rPr>
-          <w:rFonts w:ascii="Cambria Bold" w:hAnsi="Cambria Bold" w:hint="default"/>
-          <w:rtl w:val="0"/>
-          <w:lang w:val="en-US"/>
-        </w:rPr>
-        <w:t>приложения</w:t>
-      </w:r>
-      <w:r>
-        <w:rPr>
-          <w:rtl w:val="0"/>
-          <w:lang w:val="en-US"/>
-        </w:rPr>
-        <w:t xml:space="preserve">: навигаторы по симптомам и жизненным ситуациям, памятки и чек-листы.</w:t>
-      </w:r>
-    </w:p>
-    <w:p>
-      <w:pPr>
-        <w:pStyle w:val="Body Text"/>
-      </w:pPr>
-      <w:r>
-        <w:rPr>
-          <w:rtl w:val="0"/>
-          <w:lang w:val="en-US"/>
-        </w:rPr>
-        <w:t xml:space="preserve">Признаки, при которых нужна срочная помощь, в книге нарочно повторяются — в Разделе 0 и в каждой теме, где они могут понадобиться. Остальное подробно разобрано в одном месте, а в других — коротко и со ссылкой.</w:t>
+        <w:t xml:space="preserve">Признаки, при которых нужна срочная помощь, в книге </w:t>
+      </w:r>
+      <w:del w:id="9088" w:author="Claude" w:date="2026-10-17T15:00:00Z">
+        <w:r>
+          <w:rPr>
+            <w:rtl w:val="0"/>
+            <w:lang w:val="en-US"/>
+          </w:rPr>
+          <w:delText xml:space="preserve">нарочно повторяются</w:delText>
+        </w:r>
+      </w:del>
+      <w:ins w:id="9089" w:author="Claude" w:date="2026-10-17T15:00:00Z">
+        <w:r>
+          <w:rPr>
+            <w:rtl w:val="0"/>
+            <w:lang w:val="en-US"/>
+          </w:rPr>
+          <w:t xml:space="preserve">намеренно повторяются</w:t>
+        </w:r>
+      </w:ins>
+      <w:r>
+        <w:rPr>
+          <w:rtl w:val="0"/>
+          <w:lang w:val="en-US"/>
+        </w:rPr>
+        <w:t xml:space="preserve"> — в Разделе 0 и в каждой теме, где они могут понадобиться. Остальное подробно разобрано в одном месте, а в других — коротко и со ссылкой.</w:t>
       </w:r>
       <w:bookmarkEnd w:id="5"/>
       <w:bookmarkEnd w:id="4"/>
@@ -1605,14 +1749,26 @@
       <w:pPr>
         <w:pStyle w:val="First Paragraph"/>
       </w:pPr>
-      <w:r>
-        <w:rPr>
-          <w:rFonts w:ascii="Cambria Bold" w:hAnsi="Cambria Bold" w:hint="default"/>
-          <w:rtl w:val="0"/>
-          <w:lang w:val="en-US"/>
-        </w:rPr>
-        <w:t>Если страшно прямо сейчас</w:t>
-      </w:r>
+      <w:del w:id="9081" w:author="Claude" w:date="2026-10-17T15:00:00Z">
+        <w:r>
+          <w:rPr>
+            <w:rFonts w:ascii="Cambria Bold" w:hAnsi="Cambria Bold" w:hint="default"/>
+            <w:rtl w:val="0"/>
+            <w:lang w:val="en-US"/>
+          </w:rPr>
+          <w:delText xml:space="preserve">Если страшно прямо сейчас</w:delText>
+        </w:r>
+      </w:del>
+      <w:ins w:id="9082" w:author="Claude" w:date="2026-10-17T15:00:00Z">
+        <w:r>
+          <w:rPr>
+            <w:rFonts w:ascii="Cambria Bold" w:hAnsi="Cambria Bold" w:hint="default"/>
+            <w:rtl w:val="0"/>
+            <w:lang w:val="en-US"/>
+          </w:rPr>
+          <w:t xml:space="preserve">Если помощь нужна прямо сейчас</w:t>
+        </w:r>
+      </w:ins>
       <w:r>
         <w:rPr>
           <w:rtl w:val="0"/>
@@ -1943,7 +2099,7 @@
       <w:pPr>
         <w:pStyle w:val="First Paragraph"/>
       </w:pPr>
-      <w:del w:id="9042" w:author="Claude" w:date="2026-10-17T15:00:00Z">
+      <w:del w:id="9084" w:author="Claude" w:date="2026-10-17T15:00:00Z">
         <w:r>
           <w:rPr>
             <w:rFonts w:ascii="Cambria Bold" w:hAnsi="Cambria Bold" w:hint="default"/>
@@ -1953,7 +2109,7 @@
           <w:delText xml:space="preserve">Откуда сведения</w:delText>
         </w:r>
       </w:del>
-      <w:del w:id="9043" w:author="Claude" w:date="2026-10-17T15:00:00Z">
+      <w:del w:id="9085" w:author="Claude" w:date="2026-10-17T15:00:00Z">
         <w:r>
           <w:rPr>
             <w:rFonts w:ascii="Cambria Bold" w:hAnsi="Cambria Bold"/>
@@ -1963,7 +2119,7 @@
           <w:delText xml:space="preserve">.</w:delText>
         </w:r>
       </w:del>
-      <w:del w:id="9041" w:author="Claude" w:date="2026-10-17T15:00:00Z">
+      <w:del w:id="9083" w:author="Claude" w:date="2026-10-17T15:00:00Z">
         <w:r>
           <w:rPr>
             <w:rtl w:val="0"/>
@@ -2022,7 +2178,32 @@
           <w:rtl w:val="0"/>
           <w:lang w:val="en-US"/>
         </w:rPr>
-        <w:t xml:space="preserve"> Беременных почти не включают в исследования лекарств, поэтому о многих препаратах, добавках и процедурах известно немного. «Данных о безопасности нет» не значит ни «безопасно», ни «опасно» — это повод обсудить вопрос с врачом. Отсюда и загадка с инструкцией: «противопоказано при беременности» написано у очень многих препаратов, в том числе у тех, что врачи постоянно назначают беременным. Врач, который выписал препарат, это ограничение видел и учёл, поэтому слово во вкладыше — повод задать ему вопрос, а не </w:t>
+        <w:t xml:space="preserve"> Беременных почти не включают в исследования лекарств, поэтому о многих препаратах, добавках и процедурах известно немного. «Данных о безопасности нет» не значит ни «безопасно», ни «опасно» — это повод обсудить вопрос с врачом. </w:t>
+      </w:r>
+      <w:del w:id="9086" w:author="Claude" w:date="2026-10-17T15:00:00Z">
+        <w:r>
+          <w:rPr>
+            <w:rtl w:val="0"/>
+            <w:lang w:val="en-US"/>
+          </w:rPr>
+          <w:delText xml:space="preserve">Отсюда и загадка с инструкцией:</w:delText>
+        </w:r>
+      </w:del>
+      <w:ins w:id="9087" w:author="Claude" w:date="2026-10-17T15:00:00Z">
+        <w:r>
+          <w:rPr>
+            <w:rtl w:val="0"/>
+            <w:lang w:val="en-US"/>
+          </w:rPr>
+          <w:t xml:space="preserve">Этим объясняется и расхождение между инструкцией и назначением врача:</w:t>
+        </w:r>
+      </w:ins>
+      <w:r>
+        <w:rPr>
+          <w:rtl w:val="0"/>
+          <w:lang w:val="en-US"/>
+        </w:rPr>
+        <w:t xml:space="preserve"> «противопоказано при беременности» написано у очень многих препаратов, в том числе у тех, что врачи постоянно назначают беременным. Врач, который выписал препарат, это ограничение видел и учёл, поэтому слово во вкладыше — повод задать ему вопрос, а не </w:t>
       </w:r>
       <w:r>
         <w:rPr>

--- a/themes/introduction/introduction draft (redline).docx
+++ b/themes/introduction/introduction draft (redline).docx
@@ -793,7 +793,7 @@
             <w:rtl w:val="0"/>
             <w:lang w:val="en-US"/>
           </w:rPr>
-          <w:t xml:space="preserve">какие изменения самочувствия при беременности ожидаемы и как облегчить тошноту, изжогу, нарушения сна, боль в спине;</w:t>
+          <w:t xml:space="preserve">в каких ситуациях вызывать скорую помощь, а в каких ехать в роддом самостоятельно и что делать до приезда помощи;</w:t>
         </w:r>
       </w:ins>
     </w:p>
@@ -816,7 +816,7 @@
             <w:rtl w:val="0"/>
             <w:lang w:val="en-US"/>
           </w:rPr>
-          <w:t xml:space="preserve">от чего при беременности действительно нужно отказаться, а что можно сохранить;</w:t>
+          <w:t xml:space="preserve">как устроено наблюдение беременности: к каким врачам и сколько раз ходить, чем скрининг отличается от диагностики, что означает «по показаниям» и почему один результат анализа редко оценивают отдельно;</w:t>
         </w:r>
       </w:ins>
     </w:p>
@@ -839,7 +839,7 @@
             <w:rtl w:val="0"/>
             <w:lang w:val="en-US"/>
           </w:rPr>
-          <w:t xml:space="preserve">какие признаки требуют звонка врачу, а какие — срочного обращения в роддом или вызова скорой помощи;</w:t>
+          <w:t xml:space="preserve">какая прибавка веса ожидаема, какие витамины и добавки действительно нужны, какие продукты опасны и как их готовить, сколько кофе допустимо;</w:t>
         </w:r>
       </w:ins>
     </w:p>
@@ -862,246 +862,7 @@
             <w:rtl w:val="0"/>
             <w:lang w:val="en-US"/>
           </w:rPr>
-          <w:t xml:space="preserve">что спросить на приёме и как понимать назначения и результаты обследований.</w:t>
-        </w:r>
-      </w:ins>
-    </w:p>
-    <w:p>
-      <w:pPr>
-        <w:pStyle w:val="Body Text"/>
-        <w:rPr>
-          <w:ins w:id="9059" w:author="Claude" w:date="2026-10-17T15:00:00Z"/>
-        </w:rPr>
-      </w:pPr>
-      <w:ins w:id="9060" w:author="Claude" w:date="2026-10-17T15:00:00Z">
-        <w:r>
-          <w:rPr>
-            <w:rFonts w:ascii="Cambria Italic" w:hAnsi="Cambria Italic" w:hint="default"/>
-            <w:rtl w:val="0"/>
-            <w:lang w:val="en-US"/>
-          </w:rPr>
-          <w:t xml:space="preserve">Такое знание позволяет меньше тревожиться там, где для тревоги нет оснований, и вовремя заметить то, что требует медицинской помощи.</w:t>
-        </w:r>
-      </w:ins>
-    </w:p>
-    <w:p>
-      <w:pPr>
-        <w:pStyle w:val="Body Text"/>
-        <w:rPr>
-          <w:ins w:id="9061" w:author="Claude" w:date="2026-10-17T15:00:00Z"/>
-        </w:rPr>
-      </w:pPr>
-      <w:ins w:id="9062" w:author="Claude" w:date="2026-10-17T15:00:00Z">
-        <w:r>
-          <w:rPr>
-            <w:rFonts w:ascii="Cambria Italic" w:hAnsi="Cambria Italic" w:hint="default"/>
-            <w:rtl w:val="0"/>
-            <w:lang w:val="en-US"/>
-          </w:rPr>
-          <w:t xml:space="preserve">Сведения в книге основаны на действующих российских клинических рекомендациях и документах Минздрава — тех же, которыми руководствуются врачи женских консультаций и родильных домов. Когда российские документы вопрос не рассматривают, использованы рекомендации Всемирной организации здравоохранения и зарубежных профессиональных медицинских обществ. Там, где надёжных данных нет или исследования противоречат друг другу, это сказано прямо.</w:t>
-        </w:r>
-      </w:ins>
-    </w:p>
-    <w:p>
-      <w:pPr>
-        <w:pStyle w:val="Рубрика 2"/>
-      </w:pPr>
-      <w:bookmarkStart w:name="длякогоэтакнига" w:id="2"/>
-      <w:r>
-        <w:rPr>
-          <w:rFonts w:cs="Arial Unicode MS" w:eastAsia="Arial Unicode MS" w:hint="default"/>
-          <w:rtl w:val="0"/>
-          <w:lang w:val="ru-RU"/>
-        </w:rPr>
-        <w:t>Для кого эта книга</w:t>
-      </w:r>
-    </w:p>
-    <w:p>
-      <w:pPr>
-        <w:pStyle w:val="First Paragraph"/>
-      </w:pPr>
-      <w:del w:id="9063" w:author="Claude" w:date="2026-10-17T15:00:00Z">
-        <w:r>
-          <w:rPr>
-            <w:rtl w:val="0"/>
-            <w:lang w:val="ru-RU"/>
-          </w:rPr>
-          <w:delText xml:space="preserve">(Доработать текст раздела) </w:delText>
-        </w:r>
-      </w:del>
-      <w:del w:id="9066" w:author="Claude" w:date="2026-10-17T15:00:00Z">
-        <w:r>
-          <w:rPr>
-            <w:rtl w:val="0"/>
-            <w:lang w:val="en-US"/>
-          </w:rPr>
-          <w:delText xml:space="preserve">Для беременных и для тех, кто беременность планирует.</w:delText>
-        </w:r>
-      </w:del>
-      <w:ins w:id="9067" w:author="Claude" w:date="2026-10-17T15:00:00Z">
-        <w:r>
-          <w:rPr>
-            <w:rtl w:val="0"/>
-            <w:lang w:val="en-US"/>
-          </w:rPr>
-          <w:t xml:space="preserve">Для беременных — на любом сроке, от первых недель до родов.</w:t>
-        </w:r>
-      </w:ins>
-      <w:r>
-        <w:rPr>
-          <w:rtl w:val="0"/>
-          <w:lang w:val="en-US"/>
-        </w:rPr>
-        <w:t xml:space="preserve"> </w:t>
-      </w:r>
-      <w:del w:id="9068" w:author="Claude" w:date="2026-10-17T15:00:00Z">
-        <w:r>
-          <w:rPr>
-            <w:rtl w:val="0"/>
-            <w:lang w:val="en-US"/>
-          </w:rPr>
-          <w:delText xml:space="preserve">Она о том</w:delText>
-        </w:r>
-      </w:del>
-      <w:ins w:id="9069" w:author="Claude" w:date="2026-10-17T15:00:00Z">
-        <w:r>
-          <w:rPr>
-            <w:rtl w:val="0"/>
-            <w:lang w:val="en-US"/>
-          </w:rPr>
-          <w:t xml:space="preserve">Книга о том</w:t>
-        </w:r>
-      </w:ins>
-      <w:r>
-        <w:rPr>
-          <w:rtl w:val="0"/>
-          <w:lang w:val="en-US"/>
-        </w:rPr>
-        <w:t xml:space="preserve">, как жить эти месяцы: что есть и пить, как спать и двигаться, как </w:t>
-      </w:r>
-      <w:del w:id="9070" w:author="Claude" w:date="2026-10-17T15:00:00Z">
-        <w:r>
-          <w:rPr>
-            <w:rtl w:val="0"/>
-            <w:lang w:val="en-US"/>
-          </w:rPr>
-          <w:delText xml:space="preserve">ухаживать за телом и зубами</w:delText>
-        </w:r>
-      </w:del>
-      <w:ins w:id="9071" w:author="Claude" w:date="2026-10-17T15:00:00Z">
-        <w:r>
-          <w:rPr>
-            <w:rtl w:val="0"/>
-            <w:lang w:val="en-US"/>
-          </w:rPr>
-          <w:t xml:space="preserve">беречь кожу и зубы</w:t>
-        </w:r>
-      </w:ins>
-      <w:del w:id="9064" w:author="Claude" w:date="2026-10-17T15:00:00Z">
-        <w:r>
-          <w:rPr>
-            <w:rtl w:val="0"/>
-            <w:lang w:val="ru-RU"/>
-          </w:rPr>
-          <w:delText xml:space="preserve"> (придумать замену - неприятно звучит слово)</w:delText>
-        </w:r>
-      </w:del>
-      <w:r>
-        <w:rPr>
-          <w:rtl w:val="0"/>
-          <w:lang w:val="en-US"/>
-        </w:rPr>
-        <w:t xml:space="preserve">, что делать с лекарствами, привычками, инфекциями и тревогой, как следить за своим состоянием дома и когда пора к врачу.</w:t>
-      </w:r>
-      <w:del w:id="9065" w:author="Claude" w:date="2026-10-17T15:00:00Z">
-        <w:r>
-          <w:rPr>
-            <w:rtl w:val="0"/>
-            <w:lang w:val="ru-RU"/>
-          </w:rPr>
-          <w:delText xml:space="preserve"> </w:delText>
-        </w:r>
-      </w:del>
-      <w:del w:id="9072" w:author="Claude" w:date="2026-10-17T15:00:00Z">
-        <w:r>
-          <w:rPr>
-            <w:rtl w:val="0"/>
-            <w:lang w:val="en-US"/>
-          </w:rPr>
-          <w:delText xml:space="preserve">Если она пока в планах, книга пригодится раньше, чем кажется: часть решений — от фолиевой кислоты до прививки от краснухи — принимают до зачатия.</w:delText>
-        </w:r>
-      </w:del>
-    </w:p>
-    <w:p>
-      <w:pPr>
-        <w:pStyle w:val="Body Text"/>
-        <w:rPr>
-          <w:ins w:id="9073" w:author="Claude" w:date="2026-10-17T15:00:00Z"/>
-        </w:rPr>
-      </w:pPr>
-      <w:ins w:id="9074" w:author="Claude" w:date="2026-10-17T15:00:00Z">
-        <w:r>
-          <w:rPr>
-            <w:rtl w:val="0"/>
-            <w:lang w:val="en-US"/>
-          </w:rPr>
-          <w:t xml:space="preserve">Книга будет полезна и тем, кто беременность планирует: часть мер — приём фолиевой кислоты, прививку от краснухи — проводят до зачатия.</w:t>
-        </w:r>
-      </w:ins>
-    </w:p>
-    <w:p>
-      <w:pPr>
-        <w:pStyle w:val="Body Text"/>
-      </w:pPr>
-      <w:r>
-        <w:rPr>
-          <w:rtl w:val="0"/>
-          <w:lang w:val="en-US"/>
-        </w:rPr>
-        <w:t xml:space="preserve">Книга написана для беременности без осложнений. Если у вас хроническая болезнь или беременность идёт непросто, она тоже пригодится, но часть общих правил к вам может не подойти. При таких случаях в тексте указано, что решение за врачом, который вас ведёт.</w:t>
-      </w:r>
-    </w:p>
-    <w:p>
-      <w:pPr>
-        <w:pStyle w:val="Body Text"/>
-      </w:pPr>
-      <w:r>
-        <w:rPr>
-          <w:rtl w:val="0"/>
-          <w:lang w:val="en-US"/>
-        </w:rPr>
-        <w:t xml:space="preserve">Если книгу взял в руки партнёр, мама или подруга, для них в конце Введения есть отдельная страница.</w:t>
-      </w:r>
-      <w:bookmarkEnd w:id="2"/>
-    </w:p>
-    <w:p>
-      <w:pPr>
-        <w:pStyle w:val="Рубрика 2"/>
-      </w:pPr>
-      <w:bookmarkStart w:name="чтовынайдётевнутри" w:id="3"/>
-      <w:r>
-        <w:rPr>
-          <w:rFonts w:cs="Arial Unicode MS" w:eastAsia="Arial Unicode MS" w:hint="default"/>
-          <w:rtl w:val="0"/>
-          <w:lang w:val="ru-RU"/>
-        </w:rPr>
-        <w:t>Что вы найдёте внутри</w:t>
-      </w:r>
-    </w:p>
-    <w:p>
-      <w:pPr>
-        <w:pStyle w:val="Body Text"/>
-        <w:rPr>
-          <w:ins w:id="9075" w:author="Claude" w:date="2026-10-17T15:00:00Z"/>
-        </w:rPr>
-      </w:pPr>
-      <w:ins w:id="9076" w:author="Claude" w:date="2026-10-17T15:00:00Z">
-        <w:r>
-          <w:rPr>
-            <w:rtl w:val="0"/>
-            <w:lang w:val="en-US"/>
-          </w:rPr>
-          <w:t xml:space="preserve">Коротко о каждой теме:</w:t>
+          <w:t xml:space="preserve">как облегчить тошноту, изжогу и запоры;</w:t>
         </w:r>
       </w:ins>
     </w:p>
@@ -1113,32 +874,20 @@
           <w:numId w:val="2"/>
         </w:numPr>
         <w:rPr>
-          <w:lang w:val="en-US"/>
-        </w:rPr>
-      </w:pPr>
-      <w:r>
-        <w:rPr>
-          <w:rFonts w:ascii="Cambria Bold" w:hAnsi="Cambria Bold" w:hint="default"/>
-          <w:rtl w:val="0"/>
-          <w:lang w:val="en-US"/>
-        </w:rPr>
-        <w:t xml:space="preserve">Тема </w:t>
-      </w:r>
-      <w:r>
-        <w:rPr>
-          <w:rFonts w:ascii="Cambria Bold" w:hAnsi="Cambria Bold"/>
-          <w:rtl w:val="0"/>
-          <w:lang w:val="en-US"/>
-        </w:rPr>
-        <w:t>1.</w:t>
-      </w:r>
-      <w:r>
-        <w:rPr>
-          <w:rtl w:val="0"/>
-          <w:lang w:val="en-US"/>
-        </w:rPr>
-        <w:t xml:space="preserve"> Питание и питьё: прибавка веса, витамины, особые рационы, тошнота и изжога, пищевая безопасность, кофеин.</w:t>
-      </w:r>
+          <w:ins w:id="9059" w:author="Claude" w:date="2026-10-17T15:00:00Z"/>
+          <w:lang w:val="en-US"/>
+        </w:rPr>
+      </w:pPr>
+      <w:ins w:id="9060" w:author="Claude" w:date="2026-10-17T15:00:00Z">
+        <w:r>
+          <w:rPr>
+            <w:rFonts w:ascii="Cambria Italic" w:hAnsi="Cambria Italic" w:hint="default"/>
+            <w:rtl w:val="0"/>
+            <w:lang w:val="en-US"/>
+          </w:rPr>
+          <w:t xml:space="preserve">почему меняется сон, в какой позе спать после 28 недель и когда бессонница требует помощи врача;</w:t>
+        </w:r>
+      </w:ins>
     </w:p>
     <w:p>
       <w:pPr>
@@ -1148,32 +897,20 @@
           <w:numId w:val="2"/>
         </w:numPr>
         <w:rPr>
-          <w:lang w:val="en-US"/>
-        </w:rPr>
-      </w:pPr>
-      <w:r>
-        <w:rPr>
-          <w:rFonts w:ascii="Cambria Bold" w:hAnsi="Cambria Bold" w:hint="default"/>
-          <w:rtl w:val="0"/>
-          <w:lang w:val="en-US"/>
-        </w:rPr>
-        <w:t xml:space="preserve">Тема </w:t>
-      </w:r>
-      <w:r>
-        <w:rPr>
-          <w:rFonts w:ascii="Cambria Bold" w:hAnsi="Cambria Bold"/>
-          <w:rtl w:val="0"/>
-          <w:lang w:val="en-US"/>
-        </w:rPr>
-        <w:t>2.</w:t>
-      </w:r>
-      <w:r>
-        <w:rPr>
-          <w:rtl w:val="0"/>
-          <w:lang w:val="en-US"/>
-        </w:rPr>
-        <w:t xml:space="preserve"> Сон: почему он меняется, что мешает, в какой позе спать после 28 недель.</w:t>
-      </w:r>
+          <w:ins w:id="9061" w:author="Claude" w:date="2026-10-17T15:00:00Z"/>
+          <w:lang w:val="en-US"/>
+        </w:rPr>
+      </w:pPr>
+      <w:ins w:id="9062" w:author="Claude" w:date="2026-10-17T15:00:00Z">
+        <w:r>
+          <w:rPr>
+            <w:rFonts w:ascii="Cambria Italic" w:hAnsi="Cambria Italic" w:hint="default"/>
+            <w:rtl w:val="0"/>
+            <w:lang w:val="en-US"/>
+          </w:rPr>
+          <w:t xml:space="preserve">какая физическая активность подходит и в каком объёме, как уменьшить боль в спине и тазу, зачем тренировать мышцы тазового дна и когда занятие нужно прекратить;</w:t>
+        </w:r>
+      </w:ins>
     </w:p>
     <w:p>
       <w:pPr>
@@ -1183,32 +920,20 @@
           <w:numId w:val="2"/>
         </w:numPr>
         <w:rPr>
-          <w:lang w:val="en-US"/>
-        </w:rPr>
-      </w:pPr>
-      <w:r>
-        <w:rPr>
-          <w:rFonts w:ascii="Cambria Bold" w:hAnsi="Cambria Bold" w:hint="default"/>
-          <w:rtl w:val="0"/>
-          <w:lang w:val="en-US"/>
-        </w:rPr>
-        <w:t xml:space="preserve">Тема </w:t>
-      </w:r>
-      <w:r>
-        <w:rPr>
-          <w:rFonts w:ascii="Cambria Bold" w:hAnsi="Cambria Bold"/>
-          <w:rtl w:val="0"/>
-          <w:lang w:val="en-US"/>
-        </w:rPr>
-        <w:t>3.</w:t>
-      </w:r>
-      <w:r>
-        <w:rPr>
-          <w:rtl w:val="0"/>
-          <w:lang w:val="en-US"/>
-        </w:rPr>
-        <w:t xml:space="preserve"> Движение: кому и сколько можно, какие нагрузки подходят, боль в спине, тазовое дно, когда прекратить занятие.</w:t>
-      </w:r>
+          <w:ins w:id="9063" w:author="Claude" w:date="2026-10-17T15:00:00Z"/>
+          <w:lang w:val="en-US"/>
+        </w:rPr>
+      </w:pPr>
+      <w:ins w:id="9064" w:author="Claude" w:date="2026-10-17T15:00:00Z">
+        <w:r>
+          <w:rPr>
+            <w:rFonts w:ascii="Cambria Italic" w:hAnsi="Cambria Italic" w:hint="default"/>
+            <w:rtl w:val="0"/>
+            <w:lang w:val="en-US"/>
+          </w:rPr>
+          <w:t xml:space="preserve">когда близость безопасна, что означает «половой покой» и какие симптомы после близости требуют действий;</w:t>
+        </w:r>
+      </w:ins>
     </w:p>
     <w:p>
       <w:pPr>
@@ -1218,32 +943,20 @@
           <w:numId w:val="2"/>
         </w:numPr>
         <w:rPr>
-          <w:lang w:val="en-US"/>
-        </w:rPr>
-      </w:pPr>
-      <w:r>
-        <w:rPr>
-          <w:rFonts w:ascii="Cambria Bold" w:hAnsi="Cambria Bold" w:hint="default"/>
-          <w:rtl w:val="0"/>
-          <w:lang w:val="en-US"/>
-        </w:rPr>
-        <w:t xml:space="preserve">Тема </w:t>
-      </w:r>
-      <w:r>
-        <w:rPr>
-          <w:rFonts w:ascii="Cambria Bold" w:hAnsi="Cambria Bold"/>
-          <w:rtl w:val="0"/>
-          <w:lang w:val="en-US"/>
-        </w:rPr>
-        <w:t>4.</w:t>
-      </w:r>
-      <w:r>
-        <w:rPr>
-          <w:rtl w:val="0"/>
-          <w:lang w:val="en-US"/>
-        </w:rPr>
-        <w:t xml:space="preserve"> Интимная жизнь: безопасность, желание, боль, защита от инфекций, половой покой.</w:t>
-      </w:r>
+          <w:ins w:id="9065" w:author="Claude" w:date="2026-10-17T15:00:00Z"/>
+          <w:lang w:val="en-US"/>
+        </w:rPr>
+      </w:pPr>
+      <w:ins w:id="9066" w:author="Claude" w:date="2026-10-17T15:00:00Z">
+        <w:r>
+          <w:rPr>
+            <w:rFonts w:ascii="Cambria Italic" w:hAnsi="Cambria Italic" w:hint="default"/>
+            <w:rtl w:val="0"/>
+            <w:lang w:val="en-US"/>
+          </w:rPr>
+          <w:t xml:space="preserve">как ухаживать за кожей, грудью и интимной зоной, какие выделения нормальны, а какие требуют осмотра, как оценить косметическое средство до применения;</w:t>
+        </w:r>
+      </w:ins>
     </w:p>
     <w:p>
       <w:pPr>
@@ -1253,32 +966,20 @@
           <w:numId w:val="2"/>
         </w:numPr>
         <w:rPr>
-          <w:lang w:val="en-US"/>
-        </w:rPr>
-      </w:pPr>
-      <w:r>
-        <w:rPr>
-          <w:rFonts w:ascii="Cambria Bold" w:hAnsi="Cambria Bold" w:hint="default"/>
-          <w:rtl w:val="0"/>
-          <w:lang w:val="en-US"/>
-        </w:rPr>
-        <w:t xml:space="preserve">Тема </w:t>
-      </w:r>
-      <w:r>
-        <w:rPr>
-          <w:rFonts w:ascii="Cambria Bold" w:hAnsi="Cambria Bold"/>
-          <w:rtl w:val="0"/>
-          <w:lang w:val="en-US"/>
-        </w:rPr>
-        <w:t>5.</w:t>
-      </w:r>
-      <w:r>
-        <w:rPr>
-          <w:rtl w:val="0"/>
-          <w:lang w:val="en-US"/>
-        </w:rPr>
-        <w:t xml:space="preserve"> Кожа и гигиена: зуд, растяжки, косметика, грудь, интимная зона и выделения.</w:t>
-      </w:r>
+          <w:ins w:id="9067" w:author="Claude" w:date="2026-10-17T15:00:00Z"/>
+          <w:lang w:val="en-US"/>
+        </w:rPr>
+      </w:pPr>
+      <w:ins w:id="9068" w:author="Claude" w:date="2026-10-17T15:00:00Z">
+        <w:r>
+          <w:rPr>
+            <w:rFonts w:ascii="Cambria Italic" w:hAnsi="Cambria Italic" w:hint="default"/>
+            <w:rtl w:val="0"/>
+            <w:lang w:val="en-US"/>
+          </w:rPr>
+          <w:t xml:space="preserve">почему кровоточат дёсны, когда и как лечить зубы, что известно о безопасности местной анестезии и рентгена у стоматолога;</w:t>
+        </w:r>
+      </w:ins>
     </w:p>
     <w:p>
       <w:pPr>
@@ -1288,32 +989,20 @@
           <w:numId w:val="2"/>
         </w:numPr>
         <w:rPr>
-          <w:lang w:val="en-US"/>
-        </w:rPr>
-      </w:pPr>
-      <w:r>
-        <w:rPr>
-          <w:rFonts w:ascii="Cambria Bold" w:hAnsi="Cambria Bold" w:hint="default"/>
-          <w:rtl w:val="0"/>
-          <w:lang w:val="en-US"/>
-        </w:rPr>
-        <w:t xml:space="preserve">Тема </w:t>
-      </w:r>
-      <w:r>
-        <w:rPr>
-          <w:rFonts w:ascii="Cambria Bold" w:hAnsi="Cambria Bold"/>
-          <w:rtl w:val="0"/>
-          <w:lang w:val="en-US"/>
-        </w:rPr>
-        <w:t>6.</w:t>
-      </w:r>
-      <w:r>
-        <w:rPr>
-          <w:rtl w:val="0"/>
-          <w:lang w:val="en-US"/>
-        </w:rPr>
-        <w:t xml:space="preserve"> Зубы и дёсны: уход, лечение, анестезия и рентген при беременности.</w:t>
-      </w:r>
+          <w:ins w:id="9069" w:author="Claude" w:date="2026-10-17T15:00:00Z"/>
+          <w:lang w:val="en-US"/>
+        </w:rPr>
+      </w:pPr>
+      <w:ins w:id="9070" w:author="Claude" w:date="2026-10-17T15:00:00Z">
+        <w:r>
+          <w:rPr>
+            <w:rFonts w:ascii="Cambria Italic" w:hAnsi="Cambria Italic" w:hint="default"/>
+            <w:rtl w:val="0"/>
+            <w:lang w:val="en-US"/>
+          </w:rPr>
+          <w:t xml:space="preserve">как читать инструкцию к лекарству, чем снизить боль и температуру, что помогает при простуде и аллергии, почему назначенное лечение не прекращают самостоятельно и что делать, если препарат уже принят;</w:t>
+        </w:r>
+      </w:ins>
     </w:p>
     <w:p>
       <w:pPr>
@@ -1323,32 +1012,20 @@
           <w:numId w:val="2"/>
         </w:numPr>
         <w:rPr>
-          <w:lang w:val="en-US"/>
-        </w:rPr>
-      </w:pPr>
-      <w:r>
-        <w:rPr>
-          <w:rFonts w:ascii="Cambria Bold" w:hAnsi="Cambria Bold" w:hint="default"/>
-          <w:rtl w:val="0"/>
-          <w:lang w:val="en-US"/>
-        </w:rPr>
-        <w:t xml:space="preserve">Тема </w:t>
-      </w:r>
-      <w:r>
-        <w:rPr>
-          <w:rFonts w:ascii="Cambria Bold" w:hAnsi="Cambria Bold"/>
-          <w:rtl w:val="0"/>
-          <w:lang w:val="en-US"/>
-        </w:rPr>
-        <w:t>7.</w:t>
-      </w:r>
-      <w:r>
-        <w:rPr>
-          <w:rtl w:val="0"/>
-          <w:lang w:val="en-US"/>
-        </w:rPr>
-        <w:t xml:space="preserve"> Лекарства и добавки: как читать инструкцию, чем снижать боль и температуру, что помогает при простуде, аллергии, изжоге, как быть, если препарат уже принят.</w:t>
-      </w:r>
+          <w:ins w:id="9071" w:author="Claude" w:date="2026-10-17T15:00:00Z"/>
+          <w:lang w:val="en-US"/>
+        </w:rPr>
+      </w:pPr>
+      <w:ins w:id="9072" w:author="Claude" w:date="2026-10-17T15:00:00Z">
+        <w:r>
+          <w:rPr>
+            <w:rFonts w:ascii="Cambria Italic" w:hAnsi="Cambria Italic" w:hint="default"/>
+            <w:rtl w:val="0"/>
+            <w:lang w:val="en-US"/>
+          </w:rPr>
+          <w:t xml:space="preserve">чем опасны алкоголь, курение — в том числе пассивное — и электронные сигареты, как снизить контакт с бытовой химией, что гарантирует закон беременной работнице, как безопасно ездить в машине и путешествовать;</w:t>
+        </w:r>
+      </w:ins>
     </w:p>
     <w:p>
       <w:pPr>
@@ -1358,32 +1035,20 @@
           <w:numId w:val="2"/>
         </w:numPr>
         <w:rPr>
-          <w:lang w:val="en-US"/>
-        </w:rPr>
-      </w:pPr>
-      <w:r>
-        <w:rPr>
-          <w:rFonts w:ascii="Cambria Bold" w:hAnsi="Cambria Bold" w:hint="default"/>
-          <w:rtl w:val="0"/>
-          <w:lang w:val="en-US"/>
-        </w:rPr>
-        <w:t xml:space="preserve">Тема </w:t>
-      </w:r>
-      <w:r>
-        <w:rPr>
-          <w:rFonts w:ascii="Cambria Bold" w:hAnsi="Cambria Bold"/>
-          <w:rtl w:val="0"/>
-          <w:lang w:val="en-US"/>
-        </w:rPr>
-        <w:t>8.</w:t>
-      </w:r>
-      <w:r>
-        <w:rPr>
-          <w:rtl w:val="0"/>
-          <w:lang w:val="en-US"/>
-        </w:rPr>
-        <w:t xml:space="preserve"> Привычки и воздействия: алкоголь, курение, бытовая химия, жара, работа, поездки, падения.</w:t>
-      </w:r>
+          <w:ins w:id="9073" w:author="Claude" w:date="2026-10-17T15:00:00Z"/>
+          <w:lang w:val="en-US"/>
+        </w:rPr>
+      </w:pPr>
+      <w:ins w:id="9074" w:author="Claude" w:date="2026-10-17T15:00:00Z">
+        <w:r>
+          <w:rPr>
+            <w:rFonts w:ascii="Cambria Italic" w:hAnsi="Cambria Italic" w:hint="default"/>
+            <w:rtl w:val="0"/>
+            <w:lang w:val="en-US"/>
+          </w:rPr>
+          <w:t xml:space="preserve">какие инфекции опасны при беременности и как от них защититься, какие прививки делают, что делать после контакта с заболевшим и как понимать анализы на инфекции;</w:t>
+        </w:r>
+      </w:ins>
     </w:p>
     <w:p>
       <w:pPr>
@@ -1393,32 +1058,20 @@
           <w:numId w:val="2"/>
         </w:numPr>
         <w:rPr>
-          <w:lang w:val="en-US"/>
-        </w:rPr>
-      </w:pPr>
-      <w:r>
-        <w:rPr>
-          <w:rFonts w:ascii="Cambria Bold" w:hAnsi="Cambria Bold" w:hint="default"/>
-          <w:rtl w:val="0"/>
-          <w:lang w:val="en-US"/>
-        </w:rPr>
-        <w:t xml:space="preserve">Тема </w:t>
-      </w:r>
-      <w:r>
-        <w:rPr>
-          <w:rFonts w:ascii="Cambria Bold" w:hAnsi="Cambria Bold"/>
-          <w:rtl w:val="0"/>
-          <w:lang w:val="en-US"/>
-        </w:rPr>
-        <w:t>9.</w:t>
-      </w:r>
-      <w:r>
-        <w:rPr>
-          <w:rtl w:val="0"/>
-          <w:lang w:val="en-US"/>
-        </w:rPr>
-        <w:t xml:space="preserve"> Инфекции и прививки: откуда берутся опасные инфекции, какие прививки делают, что делать после контакта с больным, как понимать анализы.</w:t>
-      </w:r>
+          <w:ins w:id="9075" w:author="Claude" w:date="2026-10-17T15:00:00Z"/>
+          <w:lang w:val="en-US"/>
+        </w:rPr>
+      </w:pPr>
+      <w:ins w:id="9076" w:author="Claude" w:date="2026-10-17T15:00:00Z">
+        <w:r>
+          <w:rPr>
+            <w:rFonts w:ascii="Cambria Italic" w:hAnsi="Cambria Italic" w:hint="default"/>
+            <w:rtl w:val="0"/>
+            <w:lang w:val="en-US"/>
+          </w:rPr>
+          <w:t xml:space="preserve">как отличить обычные переживания от тревожного расстройства и депрессии, к кому обращаться за помощью и что делать, если отношения стали небезопасными;</w:t>
+        </w:r>
+      </w:ins>
     </w:p>
     <w:p>
       <w:pPr>
@@ -1428,32 +1081,20 @@
           <w:numId w:val="2"/>
         </w:numPr>
         <w:rPr>
-          <w:lang w:val="en-US"/>
-        </w:rPr>
-      </w:pPr>
-      <w:r>
-        <w:rPr>
-          <w:rFonts w:ascii="Cambria Bold" w:hAnsi="Cambria Bold" w:hint="default"/>
-          <w:rtl w:val="0"/>
-          <w:lang w:val="en-US"/>
-        </w:rPr>
-        <w:t xml:space="preserve">Тема </w:t>
-      </w:r>
-      <w:r>
-        <w:rPr>
-          <w:rFonts w:ascii="Cambria Bold" w:hAnsi="Cambria Bold"/>
-          <w:rtl w:val="0"/>
-          <w:lang w:val="en-US"/>
-        </w:rPr>
-        <w:t>10.</w:t>
-      </w:r>
-      <w:r>
-        <w:rPr>
-          <w:rtl w:val="0"/>
-          <w:lang w:val="en-US"/>
-        </w:rPr>
-        <w:t xml:space="preserve"> Эмоциональное состояние: тревога, депрессия, страх родов, к кому идти, небезопасные отношения, кризис.</w:t>
-      </w:r>
+          <w:ins w:id="9077" w:author="Claude" w:date="2026-10-17T15:00:00Z"/>
+          <w:lang w:val="en-US"/>
+        </w:rPr>
+      </w:pPr>
+      <w:ins w:id="9078" w:author="Claude" w:date="2026-10-17T15:00:00Z">
+        <w:r>
+          <w:rPr>
+            <w:rFonts w:ascii="Cambria Italic" w:hAnsi="Cambria Italic" w:hint="default"/>
+            <w:rtl w:val="0"/>
+            <w:lang w:val="en-US"/>
+          </w:rPr>
+          <w:t xml:space="preserve">как следить дома за шевелениями ребёнка и давлением, какие изменения сообщать врачу и как быстро;</w:t>
+        </w:r>
+      </w:ins>
     </w:p>
     <w:p>
       <w:pPr>
@@ -1463,6 +1104,268 @@
           <w:numId w:val="2"/>
         </w:numPr>
         <w:rPr>
+          <w:ins w:id="9079" w:author="Claude" w:date="2026-10-17T15:00:00Z"/>
+          <w:lang w:val="en-US"/>
+        </w:rPr>
+      </w:pPr>
+      <w:ins w:id="9080" w:author="Claude" w:date="2026-10-17T15:00:00Z">
+        <w:r>
+          <w:rPr>
+            <w:rFonts w:ascii="Cambria Italic" w:hAnsi="Cambria Italic" w:hint="default"/>
+            <w:rtl w:val="0"/>
+            <w:lang w:val="en-US"/>
+          </w:rPr>
+          <w:t xml:space="preserve">как подготовиться к приёму у врача и как проверять медицинскую информацию, найденную в интернете.</w:t>
+        </w:r>
+      </w:ins>
+    </w:p>
+    <w:p>
+      <w:pPr>
+        <w:pStyle w:val="Body Text"/>
+        <w:rPr>
+          <w:ins w:id="9081" w:author="Claude" w:date="2026-10-17T15:00:00Z"/>
+        </w:rPr>
+      </w:pPr>
+      <w:ins w:id="9082" w:author="Claude" w:date="2026-10-17T15:00:00Z">
+        <w:r>
+          <w:rPr>
+            <w:rFonts w:ascii="Cambria Italic" w:hAnsi="Cambria Italic" w:hint="default"/>
+            <w:rtl w:val="0"/>
+            <w:lang w:val="en-US"/>
+          </w:rPr>
+          <w:t xml:space="preserve">Такое знание позволяет меньше тревожиться там, где для тревоги нет оснований, и вовремя заметить то, что требует медицинской помощи.</w:t>
+        </w:r>
+      </w:ins>
+    </w:p>
+    <w:p>
+      <w:pPr>
+        <w:pStyle w:val="Body Text"/>
+        <w:rPr>
+          <w:ins w:id="9083" w:author="Claude" w:date="2026-10-17T15:00:00Z"/>
+        </w:rPr>
+      </w:pPr>
+      <w:ins w:id="9084" w:author="Claude" w:date="2026-10-17T15:00:00Z">
+        <w:r>
+          <w:rPr>
+            <w:rFonts w:ascii="Cambria Italic" w:hAnsi="Cambria Italic" w:hint="default"/>
+            <w:rtl w:val="0"/>
+            <w:lang w:val="en-US"/>
+          </w:rPr>
+          <w:t xml:space="preserve">Сведения в книге основаны на действующих российских клинических рекомендациях и документах Минздрава — тех же, которыми руководствуются врачи женских консультаций и родильных домов. Когда российские документы вопрос не рассматривают, использованы рекомендации Всемирной организации здравоохранения и зарубежных профессиональных медицинских обществ. Там, где надёжных данных нет или исследования противоречат друг другу, это сказано прямо.</w:t>
+        </w:r>
+      </w:ins>
+    </w:p>
+    <w:p>
+      <w:pPr>
+        <w:pStyle w:val="Рубрика 2"/>
+      </w:pPr>
+      <w:bookmarkStart w:name="длякогоэтакнига" w:id="2"/>
+      <w:r>
+        <w:rPr>
+          <w:rFonts w:cs="Arial Unicode MS" w:eastAsia="Arial Unicode MS" w:hint="default"/>
+          <w:rtl w:val="0"/>
+          <w:lang w:val="ru-RU"/>
+        </w:rPr>
+        <w:t>Для кого эта книга</w:t>
+      </w:r>
+    </w:p>
+    <w:p>
+      <w:pPr>
+        <w:pStyle w:val="First Paragraph"/>
+      </w:pPr>
+      <w:del w:id="9085" w:author="Claude" w:date="2026-10-17T15:00:00Z">
+        <w:r>
+          <w:rPr>
+            <w:rtl w:val="0"/>
+            <w:lang w:val="ru-RU"/>
+          </w:rPr>
+          <w:delText xml:space="preserve">(Доработать текст раздела) </w:delText>
+        </w:r>
+      </w:del>
+      <w:del w:id="9088" w:author="Claude" w:date="2026-10-17T15:00:00Z">
+        <w:r>
+          <w:rPr>
+            <w:rtl w:val="0"/>
+            <w:lang w:val="en-US"/>
+          </w:rPr>
+          <w:delText xml:space="preserve">Для беременных и для тех, кто беременность планирует.</w:delText>
+        </w:r>
+      </w:del>
+      <w:ins w:id="9089" w:author="Claude" w:date="2026-10-17T15:00:00Z">
+        <w:r>
+          <w:rPr>
+            <w:rtl w:val="0"/>
+            <w:lang w:val="en-US"/>
+          </w:rPr>
+          <w:t xml:space="preserve">Для беременных — на любом сроке, от первых недель до родов.</w:t>
+        </w:r>
+      </w:ins>
+      <w:r>
+        <w:rPr>
+          <w:rtl w:val="0"/>
+          <w:lang w:val="en-US"/>
+        </w:rPr>
+        <w:t xml:space="preserve"> </w:t>
+      </w:r>
+      <w:del w:id="9090" w:author="Claude" w:date="2026-10-17T15:00:00Z">
+        <w:r>
+          <w:rPr>
+            <w:rtl w:val="0"/>
+            <w:lang w:val="en-US"/>
+          </w:rPr>
+          <w:delText xml:space="preserve">Она о том</w:delText>
+        </w:r>
+      </w:del>
+      <w:ins w:id="9091" w:author="Claude" w:date="2026-10-17T15:00:00Z">
+        <w:r>
+          <w:rPr>
+            <w:rtl w:val="0"/>
+            <w:lang w:val="en-US"/>
+          </w:rPr>
+          <w:t xml:space="preserve">Книга о том</w:t>
+        </w:r>
+      </w:ins>
+      <w:r>
+        <w:rPr>
+          <w:rtl w:val="0"/>
+          <w:lang w:val="en-US"/>
+        </w:rPr>
+        <w:t xml:space="preserve">, как жить эти месяцы: что есть и пить, как спать и двигаться, как </w:t>
+      </w:r>
+      <w:del w:id="9092" w:author="Claude" w:date="2026-10-17T15:00:00Z">
+        <w:r>
+          <w:rPr>
+            <w:rtl w:val="0"/>
+            <w:lang w:val="en-US"/>
+          </w:rPr>
+          <w:delText xml:space="preserve">ухаживать за телом и зубами</w:delText>
+        </w:r>
+      </w:del>
+      <w:ins w:id="9093" w:author="Claude" w:date="2026-10-17T15:00:00Z">
+        <w:r>
+          <w:rPr>
+            <w:rtl w:val="0"/>
+            <w:lang w:val="en-US"/>
+          </w:rPr>
+          <w:t xml:space="preserve">беречь кожу и зубы</w:t>
+        </w:r>
+      </w:ins>
+      <w:del w:id="9086" w:author="Claude" w:date="2026-10-17T15:00:00Z">
+        <w:r>
+          <w:rPr>
+            <w:rtl w:val="0"/>
+            <w:lang w:val="ru-RU"/>
+          </w:rPr>
+          <w:delText xml:space="preserve"> (придумать замену - неприятно звучит слово)</w:delText>
+        </w:r>
+      </w:del>
+      <w:r>
+        <w:rPr>
+          <w:rtl w:val="0"/>
+          <w:lang w:val="en-US"/>
+        </w:rPr>
+        <w:t xml:space="preserve">, что делать с лекарствами, привычками, инфекциями и тревогой, как следить за своим состоянием дома и когда пора к врачу.</w:t>
+      </w:r>
+      <w:del w:id="9087" w:author="Claude" w:date="2026-10-17T15:00:00Z">
+        <w:r>
+          <w:rPr>
+            <w:rtl w:val="0"/>
+            <w:lang w:val="ru-RU"/>
+          </w:rPr>
+          <w:delText xml:space="preserve"> </w:delText>
+        </w:r>
+      </w:del>
+      <w:del w:id="9094" w:author="Claude" w:date="2026-10-17T15:00:00Z">
+        <w:r>
+          <w:rPr>
+            <w:rtl w:val="0"/>
+            <w:lang w:val="en-US"/>
+          </w:rPr>
+          <w:delText xml:space="preserve">Если она пока в планах, книга пригодится раньше, чем кажется: часть решений — от фолиевой кислоты до прививки от краснухи — принимают до зачатия.</w:delText>
+        </w:r>
+      </w:del>
+    </w:p>
+    <w:p>
+      <w:pPr>
+        <w:pStyle w:val="Body Text"/>
+        <w:rPr>
+          <w:ins w:id="9095" w:author="Claude" w:date="2026-10-17T15:00:00Z"/>
+        </w:rPr>
+      </w:pPr>
+      <w:ins w:id="9096" w:author="Claude" w:date="2026-10-17T15:00:00Z">
+        <w:r>
+          <w:rPr>
+            <w:rtl w:val="0"/>
+            <w:lang w:val="en-US"/>
+          </w:rPr>
+          <w:t xml:space="preserve">Книга будет полезна и тем, кто беременность планирует: часть мер — приём фолиевой кислоты, прививку от краснухи — проводят до зачатия.</w:t>
+        </w:r>
+      </w:ins>
+    </w:p>
+    <w:p>
+      <w:pPr>
+        <w:pStyle w:val="Body Text"/>
+      </w:pPr>
+      <w:r>
+        <w:rPr>
+          <w:rtl w:val="0"/>
+          <w:lang w:val="en-US"/>
+        </w:rPr>
+        <w:t xml:space="preserve">Книга написана для беременности без осложнений. Если у вас хроническая болезнь или беременность идёт непросто, она тоже пригодится, но часть общих правил к вам может не подойти. При таких случаях в тексте указано, что решение за врачом, который вас ведёт.</w:t>
+      </w:r>
+    </w:p>
+    <w:p>
+      <w:pPr>
+        <w:pStyle w:val="Body Text"/>
+      </w:pPr>
+      <w:r>
+        <w:rPr>
+          <w:rtl w:val="0"/>
+          <w:lang w:val="en-US"/>
+        </w:rPr>
+        <w:t xml:space="preserve">Если книгу взял в руки партнёр, мама или подруга, для них в конце Введения есть отдельная страница.</w:t>
+      </w:r>
+      <w:bookmarkEnd w:id="2"/>
+    </w:p>
+    <w:p>
+      <w:pPr>
+        <w:pStyle w:val="Рубрика 2"/>
+      </w:pPr>
+      <w:bookmarkStart w:name="чтовынайдётевнутри" w:id="3"/>
+      <w:r>
+        <w:rPr>
+          <w:rFonts w:cs="Arial Unicode MS" w:eastAsia="Arial Unicode MS" w:hint="default"/>
+          <w:rtl w:val="0"/>
+          <w:lang w:val="ru-RU"/>
+        </w:rPr>
+        <w:t>Что вы найдёте внутри</w:t>
+      </w:r>
+    </w:p>
+    <w:p>
+      <w:pPr>
+        <w:pStyle w:val="Body Text"/>
+        <w:rPr>
+          <w:ins w:id="9097" w:author="Claude" w:date="2026-10-17T15:00:00Z"/>
+        </w:rPr>
+      </w:pPr>
+      <w:ins w:id="9098" w:author="Claude" w:date="2026-10-17T15:00:00Z">
+        <w:r>
+          <w:rPr>
+            <w:rtl w:val="0"/>
+            <w:lang w:val="en-US"/>
+          </w:rPr>
+          <w:t xml:space="preserve">Коротко о каждой теме:</w:t>
+        </w:r>
+      </w:ins>
+    </w:p>
+    <w:p>
+      <w:pPr>
+        <w:pStyle w:val="Compact"/>
+        <w:numPr>
+          <w:ilvl w:val="0"/>
+          <w:numId w:val="2"/>
+        </w:numPr>
+        <w:rPr>
           <w:lang w:val="en-US"/>
         </w:rPr>
       </w:pPr>
@@ -1480,6 +1383,356 @@
           <w:rtl w:val="0"/>
           <w:lang w:val="en-US"/>
         </w:rPr>
+        <w:t>1.</w:t>
+      </w:r>
+      <w:r>
+        <w:rPr>
+          <w:rtl w:val="0"/>
+          <w:lang w:val="en-US"/>
+        </w:rPr>
+        <w:t xml:space="preserve"> Питание и питьё: прибавка веса, витамины, особые рационы, тошнота и изжога, пищевая безопасность, кофеин.</w:t>
+      </w:r>
+    </w:p>
+    <w:p>
+      <w:pPr>
+        <w:pStyle w:val="Compact"/>
+        <w:numPr>
+          <w:ilvl w:val="0"/>
+          <w:numId w:val="2"/>
+        </w:numPr>
+        <w:rPr>
+          <w:lang w:val="en-US"/>
+        </w:rPr>
+      </w:pPr>
+      <w:r>
+        <w:rPr>
+          <w:rFonts w:ascii="Cambria Bold" w:hAnsi="Cambria Bold" w:hint="default"/>
+          <w:rtl w:val="0"/>
+          <w:lang w:val="en-US"/>
+        </w:rPr>
+        <w:t xml:space="preserve">Тема </w:t>
+      </w:r>
+      <w:r>
+        <w:rPr>
+          <w:rFonts w:ascii="Cambria Bold" w:hAnsi="Cambria Bold"/>
+          <w:rtl w:val="0"/>
+          <w:lang w:val="en-US"/>
+        </w:rPr>
+        <w:t>2.</w:t>
+      </w:r>
+      <w:r>
+        <w:rPr>
+          <w:rtl w:val="0"/>
+          <w:lang w:val="en-US"/>
+        </w:rPr>
+        <w:t xml:space="preserve"> Сон: почему он меняется, что мешает, в какой позе спать после 28 недель.</w:t>
+      </w:r>
+    </w:p>
+    <w:p>
+      <w:pPr>
+        <w:pStyle w:val="Compact"/>
+        <w:numPr>
+          <w:ilvl w:val="0"/>
+          <w:numId w:val="2"/>
+        </w:numPr>
+        <w:rPr>
+          <w:lang w:val="en-US"/>
+        </w:rPr>
+      </w:pPr>
+      <w:r>
+        <w:rPr>
+          <w:rFonts w:ascii="Cambria Bold" w:hAnsi="Cambria Bold" w:hint="default"/>
+          <w:rtl w:val="0"/>
+          <w:lang w:val="en-US"/>
+        </w:rPr>
+        <w:t xml:space="preserve">Тема </w:t>
+      </w:r>
+      <w:r>
+        <w:rPr>
+          <w:rFonts w:ascii="Cambria Bold" w:hAnsi="Cambria Bold"/>
+          <w:rtl w:val="0"/>
+          <w:lang w:val="en-US"/>
+        </w:rPr>
+        <w:t>3.</w:t>
+      </w:r>
+      <w:r>
+        <w:rPr>
+          <w:rtl w:val="0"/>
+          <w:lang w:val="en-US"/>
+        </w:rPr>
+        <w:t xml:space="preserve"> Движение: кому и сколько можно, какие нагрузки подходят, боль в спине, тазовое дно, когда прекратить занятие.</w:t>
+      </w:r>
+    </w:p>
+    <w:p>
+      <w:pPr>
+        <w:pStyle w:val="Compact"/>
+        <w:numPr>
+          <w:ilvl w:val="0"/>
+          <w:numId w:val="2"/>
+        </w:numPr>
+        <w:rPr>
+          <w:lang w:val="en-US"/>
+        </w:rPr>
+      </w:pPr>
+      <w:r>
+        <w:rPr>
+          <w:rFonts w:ascii="Cambria Bold" w:hAnsi="Cambria Bold" w:hint="default"/>
+          <w:rtl w:val="0"/>
+          <w:lang w:val="en-US"/>
+        </w:rPr>
+        <w:t xml:space="preserve">Тема </w:t>
+      </w:r>
+      <w:r>
+        <w:rPr>
+          <w:rFonts w:ascii="Cambria Bold" w:hAnsi="Cambria Bold"/>
+          <w:rtl w:val="0"/>
+          <w:lang w:val="en-US"/>
+        </w:rPr>
+        <w:t>4.</w:t>
+      </w:r>
+      <w:r>
+        <w:rPr>
+          <w:rtl w:val="0"/>
+          <w:lang w:val="en-US"/>
+        </w:rPr>
+        <w:t xml:space="preserve"> Интимная жизнь: безопасность, желание, боль, защита от инфекций, половой покой.</w:t>
+      </w:r>
+    </w:p>
+    <w:p>
+      <w:pPr>
+        <w:pStyle w:val="Compact"/>
+        <w:numPr>
+          <w:ilvl w:val="0"/>
+          <w:numId w:val="2"/>
+        </w:numPr>
+        <w:rPr>
+          <w:lang w:val="en-US"/>
+        </w:rPr>
+      </w:pPr>
+      <w:r>
+        <w:rPr>
+          <w:rFonts w:ascii="Cambria Bold" w:hAnsi="Cambria Bold" w:hint="default"/>
+          <w:rtl w:val="0"/>
+          <w:lang w:val="en-US"/>
+        </w:rPr>
+        <w:t xml:space="preserve">Тема </w:t>
+      </w:r>
+      <w:r>
+        <w:rPr>
+          <w:rFonts w:ascii="Cambria Bold" w:hAnsi="Cambria Bold"/>
+          <w:rtl w:val="0"/>
+          <w:lang w:val="en-US"/>
+        </w:rPr>
+        <w:t>5.</w:t>
+      </w:r>
+      <w:r>
+        <w:rPr>
+          <w:rtl w:val="0"/>
+          <w:lang w:val="en-US"/>
+        </w:rPr>
+        <w:t xml:space="preserve"> Кожа и гигиена: зуд, растяжки, косметика, грудь, интимная зона и выделения.</w:t>
+      </w:r>
+    </w:p>
+    <w:p>
+      <w:pPr>
+        <w:pStyle w:val="Compact"/>
+        <w:numPr>
+          <w:ilvl w:val="0"/>
+          <w:numId w:val="2"/>
+        </w:numPr>
+        <w:rPr>
+          <w:lang w:val="en-US"/>
+        </w:rPr>
+      </w:pPr>
+      <w:r>
+        <w:rPr>
+          <w:rFonts w:ascii="Cambria Bold" w:hAnsi="Cambria Bold" w:hint="default"/>
+          <w:rtl w:val="0"/>
+          <w:lang w:val="en-US"/>
+        </w:rPr>
+        <w:t xml:space="preserve">Тема </w:t>
+      </w:r>
+      <w:r>
+        <w:rPr>
+          <w:rFonts w:ascii="Cambria Bold" w:hAnsi="Cambria Bold"/>
+          <w:rtl w:val="0"/>
+          <w:lang w:val="en-US"/>
+        </w:rPr>
+        <w:t>6.</w:t>
+      </w:r>
+      <w:r>
+        <w:rPr>
+          <w:rtl w:val="0"/>
+          <w:lang w:val="en-US"/>
+        </w:rPr>
+        <w:t xml:space="preserve"> Зубы и дёсны: уход, лечение, анестезия и рентген при беременности.</w:t>
+      </w:r>
+    </w:p>
+    <w:p>
+      <w:pPr>
+        <w:pStyle w:val="Compact"/>
+        <w:numPr>
+          <w:ilvl w:val="0"/>
+          <w:numId w:val="2"/>
+        </w:numPr>
+        <w:rPr>
+          <w:lang w:val="en-US"/>
+        </w:rPr>
+      </w:pPr>
+      <w:r>
+        <w:rPr>
+          <w:rFonts w:ascii="Cambria Bold" w:hAnsi="Cambria Bold" w:hint="default"/>
+          <w:rtl w:val="0"/>
+          <w:lang w:val="en-US"/>
+        </w:rPr>
+        <w:t xml:space="preserve">Тема </w:t>
+      </w:r>
+      <w:r>
+        <w:rPr>
+          <w:rFonts w:ascii="Cambria Bold" w:hAnsi="Cambria Bold"/>
+          <w:rtl w:val="0"/>
+          <w:lang w:val="en-US"/>
+        </w:rPr>
+        <w:t>7.</w:t>
+      </w:r>
+      <w:r>
+        <w:rPr>
+          <w:rtl w:val="0"/>
+          <w:lang w:val="en-US"/>
+        </w:rPr>
+        <w:t xml:space="preserve"> Лекарства и добавки: как читать инструкцию, чем снижать боль и температуру, что помогает при простуде, аллергии, изжоге, как быть, если препарат уже принят.</w:t>
+      </w:r>
+    </w:p>
+    <w:p>
+      <w:pPr>
+        <w:pStyle w:val="Compact"/>
+        <w:numPr>
+          <w:ilvl w:val="0"/>
+          <w:numId w:val="2"/>
+        </w:numPr>
+        <w:rPr>
+          <w:lang w:val="en-US"/>
+        </w:rPr>
+      </w:pPr>
+      <w:r>
+        <w:rPr>
+          <w:rFonts w:ascii="Cambria Bold" w:hAnsi="Cambria Bold" w:hint="default"/>
+          <w:rtl w:val="0"/>
+          <w:lang w:val="en-US"/>
+        </w:rPr>
+        <w:t xml:space="preserve">Тема </w:t>
+      </w:r>
+      <w:r>
+        <w:rPr>
+          <w:rFonts w:ascii="Cambria Bold" w:hAnsi="Cambria Bold"/>
+          <w:rtl w:val="0"/>
+          <w:lang w:val="en-US"/>
+        </w:rPr>
+        <w:t>8.</w:t>
+      </w:r>
+      <w:r>
+        <w:rPr>
+          <w:rtl w:val="0"/>
+          <w:lang w:val="en-US"/>
+        </w:rPr>
+        <w:t xml:space="preserve"> Привычки и воздействия: алкоголь, курение, бытовая химия, жара, работа, поездки, падения.</w:t>
+      </w:r>
+    </w:p>
+    <w:p>
+      <w:pPr>
+        <w:pStyle w:val="Compact"/>
+        <w:numPr>
+          <w:ilvl w:val="0"/>
+          <w:numId w:val="2"/>
+        </w:numPr>
+        <w:rPr>
+          <w:lang w:val="en-US"/>
+        </w:rPr>
+      </w:pPr>
+      <w:r>
+        <w:rPr>
+          <w:rFonts w:ascii="Cambria Bold" w:hAnsi="Cambria Bold" w:hint="default"/>
+          <w:rtl w:val="0"/>
+          <w:lang w:val="en-US"/>
+        </w:rPr>
+        <w:t xml:space="preserve">Тема </w:t>
+      </w:r>
+      <w:r>
+        <w:rPr>
+          <w:rFonts w:ascii="Cambria Bold" w:hAnsi="Cambria Bold"/>
+          <w:rtl w:val="0"/>
+          <w:lang w:val="en-US"/>
+        </w:rPr>
+        <w:t>9.</w:t>
+      </w:r>
+      <w:r>
+        <w:rPr>
+          <w:rtl w:val="0"/>
+          <w:lang w:val="en-US"/>
+        </w:rPr>
+        <w:t xml:space="preserve"> Инфекции и прививки: откуда берутся опасные инфекции, какие прививки делают, что делать после контакта с больным, как понимать анализы.</w:t>
+      </w:r>
+    </w:p>
+    <w:p>
+      <w:pPr>
+        <w:pStyle w:val="Compact"/>
+        <w:numPr>
+          <w:ilvl w:val="0"/>
+          <w:numId w:val="2"/>
+        </w:numPr>
+        <w:rPr>
+          <w:lang w:val="en-US"/>
+        </w:rPr>
+      </w:pPr>
+      <w:r>
+        <w:rPr>
+          <w:rFonts w:ascii="Cambria Bold" w:hAnsi="Cambria Bold" w:hint="default"/>
+          <w:rtl w:val="0"/>
+          <w:lang w:val="en-US"/>
+        </w:rPr>
+        <w:t xml:space="preserve">Тема </w:t>
+      </w:r>
+      <w:r>
+        <w:rPr>
+          <w:rFonts w:ascii="Cambria Bold" w:hAnsi="Cambria Bold"/>
+          <w:rtl w:val="0"/>
+          <w:lang w:val="en-US"/>
+        </w:rPr>
+        <w:t>10.</w:t>
+      </w:r>
+      <w:r>
+        <w:rPr>
+          <w:rtl w:val="0"/>
+          <w:lang w:val="en-US"/>
+        </w:rPr>
+        <w:t xml:space="preserve"> Эмоциональное состояние: тревога, депрессия, страх родов, к кому идти, небезопасные отношения, кризис.</w:t>
+      </w:r>
+    </w:p>
+    <w:p>
+      <w:pPr>
+        <w:pStyle w:val="Compact"/>
+        <w:numPr>
+          <w:ilvl w:val="0"/>
+          <w:numId w:val="2"/>
+        </w:numPr>
+        <w:rPr>
+          <w:lang w:val="en-US"/>
+        </w:rPr>
+      </w:pPr>
+      <w:r>
+        <w:rPr>
+          <w:rFonts w:ascii="Cambria Bold" w:hAnsi="Cambria Bold" w:hint="default"/>
+          <w:rtl w:val="0"/>
+          <w:lang w:val="en-US"/>
+        </w:rPr>
+        <w:t xml:space="preserve">Тема </w:t>
+      </w:r>
+      <w:r>
+        <w:rPr>
+          <w:rFonts w:ascii="Cambria Bold" w:hAnsi="Cambria Bold"/>
+          <w:rtl w:val="0"/>
+          <w:lang w:val="en-US"/>
+        </w:rPr>
         <w:t>11.</w:t>
       </w:r>
       <w:r>
@@ -1560,7 +1813,7 @@
         </w:rPr>
         <w:t xml:space="preserve">. </w:t>
       </w:r>
-      <w:del w:id="9077" w:author="Claude" w:date="2026-10-17T15:00:00Z">
+      <w:del w:id="9099" w:author="Claude" w:date="2026-10-17T15:00:00Z">
         <w:r>
           <w:rPr>
             <w:rtl w:val="0"/>
@@ -1569,7 +1822,7 @@
           <w:delText xml:space="preserve">Он стоит первым, чтобы его можно было открыть за секунды, когда страшно: кровь, сильная боль, судороги, ребёнок перестал двигаться.</w:delText>
         </w:r>
       </w:del>
-      <w:ins w:id="9078" w:author="Claude" w:date="2026-10-17T15:00:00Z">
+      <w:ins w:id="9100" w:author="Claude" w:date="2026-10-17T15:00:00Z">
         <w:r>
           <w:rPr>
             <w:rtl w:val="0"/>
@@ -1612,7 +1865,7 @@
         </w:rPr>
         <w:t xml:space="preserve">: как устроено наблюдение беременности. К каким врачам и сколько раз ходить, чем скрининг отличается от диагноза, </w:t>
       </w:r>
-      <w:del w:id="9079" w:author="Claude" w:date="2026-10-17T15:00:00Z">
+      <w:del w:id="9101" w:author="Claude" w:date="2026-10-17T15:00:00Z">
         <w:r>
           <w:rPr>
             <w:rtl w:val="0"/>
@@ -1621,7 +1874,7 @@
           <w:delText xml:space="preserve">что значит загадочное «по показаниям»</w:delText>
         </w:r>
       </w:del>
-      <w:ins w:id="9080" w:author="Claude" w:date="2026-10-17T15:00:00Z">
+      <w:ins w:id="9102" w:author="Claude" w:date="2026-10-17T15:00:00Z">
         <w:r>
           <w:rPr>
             <w:rtl w:val="0"/>
@@ -1703,7 +1956,7 @@
         </w:rPr>
         <w:t xml:space="preserve">Признаки, при которых нужна срочная помощь, в книге </w:t>
       </w:r>
-      <w:del w:id="9088" w:author="Claude" w:date="2026-10-17T15:00:00Z">
+      <w:del w:id="9110" w:author="Claude" w:date="2026-10-17T15:00:00Z">
         <w:r>
           <w:rPr>
             <w:rtl w:val="0"/>
@@ -1712,7 +1965,7 @@
           <w:delText xml:space="preserve">нарочно повторяются</w:delText>
         </w:r>
       </w:del>
-      <w:ins w:id="9089" w:author="Claude" w:date="2026-10-17T15:00:00Z">
+      <w:ins w:id="9111" w:author="Claude" w:date="2026-10-17T15:00:00Z">
         <w:r>
           <w:rPr>
             <w:rtl w:val="0"/>
@@ -1749,7 +2002,7 @@
       <w:pPr>
         <w:pStyle w:val="First Paragraph"/>
       </w:pPr>
-      <w:del w:id="9081" w:author="Claude" w:date="2026-10-17T15:00:00Z">
+      <w:del w:id="9103" w:author="Claude" w:date="2026-10-17T15:00:00Z">
         <w:r>
           <w:rPr>
             <w:rFonts w:ascii="Cambria Bold" w:hAnsi="Cambria Bold" w:hint="default"/>
@@ -1759,7 +2012,7 @@
           <w:delText xml:space="preserve">Если страшно прямо сейчас</w:delText>
         </w:r>
       </w:del>
-      <w:ins w:id="9082" w:author="Claude" w:date="2026-10-17T15:00:00Z">
+      <w:ins w:id="9104" w:author="Claude" w:date="2026-10-17T15:00:00Z">
         <w:r>
           <w:rPr>
             <w:rFonts w:ascii="Cambria Bold" w:hAnsi="Cambria Bold" w:hint="default"/>
@@ -2099,7 +2352,7 @@
       <w:pPr>
         <w:pStyle w:val="First Paragraph"/>
       </w:pPr>
-      <w:del w:id="9084" w:author="Claude" w:date="2026-10-17T15:00:00Z">
+      <w:del w:id="9106" w:author="Claude" w:date="2026-10-17T15:00:00Z">
         <w:r>
           <w:rPr>
             <w:rFonts w:ascii="Cambria Bold" w:hAnsi="Cambria Bold" w:hint="default"/>
@@ -2109,7 +2362,7 @@
           <w:delText xml:space="preserve">Откуда сведения</w:delText>
         </w:r>
       </w:del>
-      <w:del w:id="9085" w:author="Claude" w:date="2026-10-17T15:00:00Z">
+      <w:del w:id="9107" w:author="Claude" w:date="2026-10-17T15:00:00Z">
         <w:r>
           <w:rPr>
             <w:rFonts w:ascii="Cambria Bold" w:hAnsi="Cambria Bold"/>
@@ -2119,7 +2372,7 @@
           <w:delText xml:space="preserve">.</w:delText>
         </w:r>
       </w:del>
-      <w:del w:id="9083" w:author="Claude" w:date="2026-10-17T15:00:00Z">
+      <w:del w:id="9105" w:author="Claude" w:date="2026-10-17T15:00:00Z">
         <w:r>
           <w:rPr>
             <w:rtl w:val="0"/>
@@ -2180,7 +2433,7 @@
         </w:rPr>
         <w:t xml:space="preserve"> Беременных почти не включают в исследования лекарств, поэтому о многих препаратах, добавках и процедурах известно немного. «Данных о безопасности нет» не значит ни «безопасно», ни «опасно» — это повод обсудить вопрос с врачом. </w:t>
       </w:r>
-      <w:del w:id="9086" w:author="Claude" w:date="2026-10-17T15:00:00Z">
+      <w:del w:id="9108" w:author="Claude" w:date="2026-10-17T15:00:00Z">
         <w:r>
           <w:rPr>
             <w:rtl w:val="0"/>
@@ -2189,7 +2442,7 @@
           <w:delText xml:space="preserve">Отсюда и загадка с инструкцией:</w:delText>
         </w:r>
       </w:del>
-      <w:ins w:id="9087" w:author="Claude" w:date="2026-10-17T15:00:00Z">
+      <w:ins w:id="9109" w:author="Claude" w:date="2026-10-17T15:00:00Z">
         <w:r>
           <w:rPr>
             <w:rtl w:val="0"/>

--- a/themes/introduction/introduction draft (redline).docx
+++ b/themes/introduction/introduction draft (redline).docx
@@ -1151,7 +1151,7 @@
             <w:rtl w:val="0"/>
             <w:lang w:val="en-US"/>
           </w:rPr>
-          <w:t xml:space="preserve">Сведения в книге основаны на действующих российских клинических рекомендациях и документах Минздрава — тех же, которыми руководствуются врачи женских консультаций и родильных домов. Когда российские документы вопрос не рассматривают, использованы рекомендации Всемирной организации здравоохранения и зарубежных профессиональных медицинских обществ. Там, где надёжных данных нет или исследования противоречат друг другу, это сказано прямо.</w:t>
+          <w:t xml:space="preserve">Сведения в книге основаны на действующих российских клинических рекомендациях — тех же, которыми руководствуются врачи женских консультаций и родильных домов.</w:t>
         </w:r>
       </w:ins>
     </w:p>
@@ -1188,7 +1188,7 @@
             <w:rtl w:val="0"/>
             <w:lang w:val="en-US"/>
           </w:rPr>
-          <w:delText xml:space="preserve">Для беременных и для тех, кто беременность планирует.</w:delText>
+          <w:delText xml:space="preserve">Для беременных и для тех, кто беременность планирует. Она о том, как жить эти месяцы: что есть и пить, как спать и двигаться, как ухаживать за телом и зубами</w:delText>
         </w:r>
       </w:del>
       <w:ins w:id="9089" w:author="Claude" w:date="2026-10-17T15:00:00Z">
@@ -1198,56 +1198,6 @@
             <w:lang w:val="en-US"/>
           </w:rPr>
           <w:t xml:space="preserve">Для беременных — на любом сроке, от первых недель до родов.</w:t>
-        </w:r>
-      </w:ins>
-      <w:r>
-        <w:rPr>
-          <w:rtl w:val="0"/>
-          <w:lang w:val="en-US"/>
-        </w:rPr>
-        <w:t xml:space="preserve"> </w:t>
-      </w:r>
-      <w:del w:id="9090" w:author="Claude" w:date="2026-10-17T15:00:00Z">
-        <w:r>
-          <w:rPr>
-            <w:rtl w:val="0"/>
-            <w:lang w:val="en-US"/>
-          </w:rPr>
-          <w:delText xml:space="preserve">Она о том</w:delText>
-        </w:r>
-      </w:del>
-      <w:ins w:id="9091" w:author="Claude" w:date="2026-10-17T15:00:00Z">
-        <w:r>
-          <w:rPr>
-            <w:rtl w:val="0"/>
-            <w:lang w:val="en-US"/>
-          </w:rPr>
-          <w:t xml:space="preserve">Книга о том</w:t>
-        </w:r>
-      </w:ins>
-      <w:r>
-        <w:rPr>
-          <w:rtl w:val="0"/>
-          <w:lang w:val="en-US"/>
-        </w:rPr>
-        <w:t xml:space="preserve">, как жить эти месяцы: что есть и пить, как спать и двигаться, как </w:t>
-      </w:r>
-      <w:del w:id="9092" w:author="Claude" w:date="2026-10-17T15:00:00Z">
-        <w:r>
-          <w:rPr>
-            <w:rtl w:val="0"/>
-            <w:lang w:val="en-US"/>
-          </w:rPr>
-          <w:delText xml:space="preserve">ухаживать за телом и зубами</w:delText>
-        </w:r>
-      </w:del>
-      <w:ins w:id="9093" w:author="Claude" w:date="2026-10-17T15:00:00Z">
-        <w:r>
-          <w:rPr>
-            <w:rtl w:val="0"/>
-            <w:lang w:val="en-US"/>
-          </w:rPr>
-          <w:t xml:space="preserve">беречь кожу и зубы</w:t>
         </w:r>
       </w:ins>
       <w:del w:id="9086" w:author="Claude" w:date="2026-10-17T15:00:00Z">
@@ -1259,13 +1209,15 @@
           <w:delText xml:space="preserve"> (придумать замену - неприятно звучит слово)</w:delText>
         </w:r>
       </w:del>
-      <w:r>
-        <w:rPr>
-          <w:rtl w:val="0"/>
-          <w:lang w:val="en-US"/>
-        </w:rPr>
-        <w:t xml:space="preserve">, что делать с лекарствами, привычками, инфекциями и тревогой, как следить за своим состоянием дома и когда пора к врачу.</w:t>
-      </w:r>
+      <w:del w:id="9090" w:author="Claude" w:date="2026-10-17T15:00:00Z">
+        <w:r>
+          <w:rPr>
+            <w:rtl w:val="0"/>
+            <w:lang w:val="en-US"/>
+          </w:rPr>
+          <w:delText xml:space="preserve">, что делать с лекарствами, привычками, инфекциями и тревогой, как следить за своим состоянием дома и когда пора к врачу.</w:delText>
+        </w:r>
+      </w:del>
       <w:del w:id="9087" w:author="Claude" w:date="2026-10-17T15:00:00Z">
         <w:r>
           <w:rPr>
@@ -1275,7 +1227,7 @@
           <w:delText xml:space="preserve"> </w:delText>
         </w:r>
       </w:del>
-      <w:del w:id="9094" w:author="Claude" w:date="2026-10-17T15:00:00Z">
+      <w:del w:id="9091" w:author="Claude" w:date="2026-10-17T15:00:00Z">
         <w:r>
           <w:rPr>
             <w:rtl w:val="0"/>
@@ -1289,10 +1241,10 @@
       <w:pPr>
         <w:pStyle w:val="Body Text"/>
         <w:rPr>
-          <w:ins w:id="9095" w:author="Claude" w:date="2026-10-17T15:00:00Z"/>
-        </w:rPr>
-      </w:pPr>
-      <w:ins w:id="9096" w:author="Claude" w:date="2026-10-17T15:00:00Z">
+          <w:ins w:id="9092" w:author="Claude" w:date="2026-10-17T15:00:00Z"/>
+        </w:rPr>
+      </w:pPr>
+      <w:ins w:id="9093" w:author="Claude" w:date="2026-10-17T15:00:00Z">
         <w:r>
           <w:rPr>
             <w:rtl w:val="0"/>
@@ -1345,16 +1297,16 @@
       <w:pPr>
         <w:pStyle w:val="Body Text"/>
         <w:rPr>
-          <w:ins w:id="9097" w:author="Claude" w:date="2026-10-17T15:00:00Z"/>
-        </w:rPr>
-      </w:pPr>
-      <w:ins w:id="9098" w:author="Claude" w:date="2026-10-17T15:00:00Z">
-        <w:r>
-          <w:rPr>
-            <w:rtl w:val="0"/>
-            <w:lang w:val="en-US"/>
-          </w:rPr>
-          <w:t xml:space="preserve">Коротко о каждой теме:</w:t>
+          <w:ins w:id="9094" w:author="Claude" w:date="2026-10-17T15:00:00Z"/>
+        </w:rPr>
+      </w:pPr>
+      <w:ins w:id="9095" w:author="Claude" w:date="2026-10-17T15:00:00Z">
+        <w:r>
+          <w:rPr>
+            <w:rtl w:val="0"/>
+            <w:lang w:val="en-US"/>
+          </w:rPr>
+          <w:t xml:space="preserve">Книга состоит из четырёх частей: Раздела 0, Ориентационного раздела, одиннадцати тем и приложений.</w:t>
         </w:r>
       </w:ins>
     </w:p>
@@ -1366,6 +1318,50 @@
           <w:numId w:val="2"/>
         </w:numPr>
         <w:rPr>
+          <w:ins w:id="9096" w:author="Claude" w:date="2026-10-17T15:00:00Z"/>
+          <w:lang w:val="en-US"/>
+        </w:rPr>
+      </w:pPr>
+      <w:ins w:id="9097" w:author="Claude" w:date="2026-10-17T15:00:00Z">
+        <w:r>
+          <w:rPr>
+            <w:rtl w:val="0"/>
+            <w:lang w:val="en-US"/>
+          </w:rPr>
+          <w:t xml:space="preserve">Раздел 0. Быстрая помощь: когда нельзя ждать</w:t>
+        </w:r>
+      </w:ins>
+    </w:p>
+    <w:p>
+      <w:pPr>
+        <w:pStyle w:val="Compact"/>
+        <w:numPr>
+          <w:ilvl w:val="0"/>
+          <w:numId w:val="2"/>
+        </w:numPr>
+        <w:rPr>
+          <w:ins w:id="9098" w:author="Claude" w:date="2026-10-17T15:00:00Z"/>
+          <w:lang w:val="en-US"/>
+        </w:rPr>
+      </w:pPr>
+      <w:ins w:id="9099" w:author="Claude" w:date="2026-10-17T15:00:00Z">
+        <w:r>
+          <w:rPr>
+            <w:rtl w:val="0"/>
+            <w:lang w:val="en-US"/>
+          </w:rPr>
+          <w:t xml:space="preserve">Ориентационный раздел. Как устроено медицинское наблюдение беременности</w:t>
+        </w:r>
+      </w:ins>
+    </w:p>
+    <w:p>
+      <w:pPr>
+        <w:pStyle w:val="Compact"/>
+        <w:numPr>
+          <w:ilvl w:val="0"/>
+          <w:numId w:val="2"/>
+        </w:numPr>
+        <w:rPr>
           <w:lang w:val="en-US"/>
         </w:rPr>
       </w:pPr>
@@ -1385,13 +1381,24 @@
         </w:rPr>
         <w:t>1.</w:t>
       </w:r>
-      <w:r>
-        <w:rPr>
-          <w:rtl w:val="0"/>
-          <w:lang w:val="en-US"/>
-        </w:rPr>
-        <w:t xml:space="preserve"> Питание и питьё: прибавка веса, витамины, особые рационы, тошнота и изжога, пищевая безопасность, кофеин.</w:t>
-      </w:r>
+      <w:del w:id="9100" w:author="Claude" w:date="2026-10-17T15:00:00Z">
+        <w:r>
+          <w:rPr>
+            <w:rtl w:val="0"/>
+            <w:lang w:val="en-US"/>
+          </w:rPr>
+          <w:delText xml:space="preserve"> Питание и питьё: прибавка веса, витамины, особые рационы, тошнота и изжога, пищевая безопасность, кофеин.</w:delText>
+        </w:r>
+      </w:del>
+      <w:ins w:id="9101" w:author="Claude" w:date="2026-10-17T15:00:00Z">
+        <w:r>
+          <w:rPr>
+            <w:rtl w:val="0"/>
+            <w:lang w:val="en-US"/>
+          </w:rPr>
+          <w:t xml:space="preserve"> Питание и питьевой режим во время беременности</w:t>
+        </w:r>
+      </w:ins>
     </w:p>
     <w:p>
       <w:pPr>
@@ -1420,13 +1427,24 @@
         </w:rPr>
         <w:t>2.</w:t>
       </w:r>
-      <w:r>
-        <w:rPr>
-          <w:rtl w:val="0"/>
-          <w:lang w:val="en-US"/>
-        </w:rPr>
-        <w:t xml:space="preserve"> Сон: почему он меняется, что мешает, в какой позе спать после 28 недель.</w:t>
-      </w:r>
+      <w:del w:id="9102" w:author="Claude" w:date="2026-10-17T15:00:00Z">
+        <w:r>
+          <w:rPr>
+            <w:rtl w:val="0"/>
+            <w:lang w:val="en-US"/>
+          </w:rPr>
+          <w:delText xml:space="preserve"> Сон: почему он меняется, что мешает, в какой позе спать после 28 недель.</w:delText>
+        </w:r>
+      </w:del>
+      <w:ins w:id="9103" w:author="Claude" w:date="2026-10-17T15:00:00Z">
+        <w:r>
+          <w:rPr>
+            <w:rtl w:val="0"/>
+            <w:lang w:val="en-US"/>
+          </w:rPr>
+          <w:t xml:space="preserve"> Режим дня, сон и восстановление</w:t>
+        </w:r>
+      </w:ins>
     </w:p>
     <w:p>
       <w:pPr>
@@ -1455,13 +1473,24 @@
         </w:rPr>
         <w:t>3.</w:t>
       </w:r>
-      <w:r>
-        <w:rPr>
-          <w:rtl w:val="0"/>
-          <w:lang w:val="en-US"/>
-        </w:rPr>
-        <w:t xml:space="preserve"> Движение: кому и сколько можно, какие нагрузки подходят, боль в спине, тазовое дно, когда прекратить занятие.</w:t>
-      </w:r>
+      <w:del w:id="9104" w:author="Claude" w:date="2026-10-17T15:00:00Z">
+        <w:r>
+          <w:rPr>
+            <w:rtl w:val="0"/>
+            <w:lang w:val="en-US"/>
+          </w:rPr>
+          <w:delText xml:space="preserve"> Движение: кому и сколько можно, какие нагрузки подходят, боль в спине, тазовое дно, когда прекратить занятие.</w:delText>
+        </w:r>
+      </w:del>
+      <w:ins w:id="9105" w:author="Claude" w:date="2026-10-17T15:00:00Z">
+        <w:r>
+          <w:rPr>
+            <w:rtl w:val="0"/>
+            <w:lang w:val="en-US"/>
+          </w:rPr>
+          <w:t xml:space="preserve"> Физическая активность и тело</w:t>
+        </w:r>
+      </w:ins>
     </w:p>
     <w:p>
       <w:pPr>
@@ -1490,13 +1519,24 @@
         </w:rPr>
         <w:t>4.</w:t>
       </w:r>
-      <w:r>
-        <w:rPr>
-          <w:rtl w:val="0"/>
-          <w:lang w:val="en-US"/>
-        </w:rPr>
-        <w:t xml:space="preserve"> Интимная жизнь: безопасность, желание, боль, защита от инфекций, половой покой.</w:t>
-      </w:r>
+      <w:del w:id="9106" w:author="Claude" w:date="2026-10-17T15:00:00Z">
+        <w:r>
+          <w:rPr>
+            <w:rtl w:val="0"/>
+            <w:lang w:val="en-US"/>
+          </w:rPr>
+          <w:delText xml:space="preserve"> Интимная жизнь: безопасность, желание, боль, защита от инфекций, половой покой.</w:delText>
+        </w:r>
+      </w:del>
+      <w:ins w:id="9107" w:author="Claude" w:date="2026-10-17T15:00:00Z">
+        <w:r>
+          <w:rPr>
+            <w:rtl w:val="0"/>
+            <w:lang w:val="en-US"/>
+          </w:rPr>
+          <w:t xml:space="preserve"> Интимное здоровье и сексуальная жизнь</w:t>
+        </w:r>
+      </w:ins>
     </w:p>
     <w:p>
       <w:pPr>
@@ -1525,13 +1565,24 @@
         </w:rPr>
         <w:t>5.</w:t>
       </w:r>
-      <w:r>
-        <w:rPr>
-          <w:rtl w:val="0"/>
-          <w:lang w:val="en-US"/>
-        </w:rPr>
-        <w:t xml:space="preserve"> Кожа и гигиена: зуд, растяжки, косметика, грудь, интимная зона и выделения.</w:t>
-      </w:r>
+      <w:del w:id="9108" w:author="Claude" w:date="2026-10-17T15:00:00Z">
+        <w:r>
+          <w:rPr>
+            <w:rtl w:val="0"/>
+            <w:lang w:val="en-US"/>
+          </w:rPr>
+          <w:delText xml:space="preserve"> Кожа и гигиена: зуд, растяжки, косметика, грудь, интимная зона и выделения.</w:delText>
+        </w:r>
+      </w:del>
+      <w:ins w:id="9109" w:author="Claude" w:date="2026-10-17T15:00:00Z">
+        <w:r>
+          <w:rPr>
+            <w:rtl w:val="0"/>
+            <w:lang w:val="en-US"/>
+          </w:rPr>
+          <w:t xml:space="preserve"> Кожа, уход за телом и интимная гигиена</w:t>
+        </w:r>
+      </w:ins>
     </w:p>
     <w:p>
       <w:pPr>
@@ -1560,13 +1611,24 @@
         </w:rPr>
         <w:t>6.</w:t>
       </w:r>
-      <w:r>
-        <w:rPr>
-          <w:rtl w:val="0"/>
-          <w:lang w:val="en-US"/>
-        </w:rPr>
-        <w:t xml:space="preserve"> Зубы и дёсны: уход, лечение, анестезия и рентген при беременности.</w:t>
-      </w:r>
+      <w:del w:id="9110" w:author="Claude" w:date="2026-10-17T15:00:00Z">
+        <w:r>
+          <w:rPr>
+            <w:rtl w:val="0"/>
+            <w:lang w:val="en-US"/>
+          </w:rPr>
+          <w:delText xml:space="preserve"> Зубы и дёсны: уход, лечение, анестезия и рентген при беременности.</w:delText>
+        </w:r>
+      </w:del>
+      <w:ins w:id="9111" w:author="Claude" w:date="2026-10-17T15:00:00Z">
+        <w:r>
+          <w:rPr>
+            <w:rtl w:val="0"/>
+            <w:lang w:val="en-US"/>
+          </w:rPr>
+          <w:t xml:space="preserve"> Здоровье полости рта</w:t>
+        </w:r>
+      </w:ins>
     </w:p>
     <w:p>
       <w:pPr>
@@ -1595,13 +1657,24 @@
         </w:rPr>
         <w:t>7.</w:t>
       </w:r>
-      <w:r>
-        <w:rPr>
-          <w:rtl w:val="0"/>
-          <w:lang w:val="en-US"/>
-        </w:rPr>
-        <w:t xml:space="preserve"> Лекарства и добавки: как читать инструкцию, чем снижать боль и температуру, что помогает при простуде, аллергии, изжоге, как быть, если препарат уже принят.</w:t>
-      </w:r>
+      <w:del w:id="9112" w:author="Claude" w:date="2026-10-17T15:00:00Z">
+        <w:r>
+          <w:rPr>
+            <w:rtl w:val="0"/>
+            <w:lang w:val="en-US"/>
+          </w:rPr>
+          <w:delText xml:space="preserve"> Лекарства и добавки: как читать инструкцию, чем снижать боль и температуру, что помогает при простуде, аллергии, изжоге, как быть, если препарат уже принят.</w:delText>
+        </w:r>
+      </w:del>
+      <w:ins w:id="9113" w:author="Claude" w:date="2026-10-17T15:00:00Z">
+        <w:r>
+          <w:rPr>
+            <w:rtl w:val="0"/>
+            <w:lang w:val="en-US"/>
+          </w:rPr>
+          <w:t xml:space="preserve"> Лекарства, добавки и лечебные средства</w:t>
+        </w:r>
+      </w:ins>
     </w:p>
     <w:p>
       <w:pPr>
@@ -1630,13 +1703,24 @@
         </w:rPr>
         <w:t>8.</w:t>
       </w:r>
-      <w:r>
-        <w:rPr>
-          <w:rtl w:val="0"/>
-          <w:lang w:val="en-US"/>
-        </w:rPr>
-        <w:t xml:space="preserve"> Привычки и воздействия: алкоголь, курение, бытовая химия, жара, работа, поездки, падения.</w:t>
-      </w:r>
+      <w:del w:id="9114" w:author="Claude" w:date="2026-10-17T15:00:00Z">
+        <w:r>
+          <w:rPr>
+            <w:rtl w:val="0"/>
+            <w:lang w:val="en-US"/>
+          </w:rPr>
+          <w:delText xml:space="preserve"> Привычки и воздействия: алкоголь, курение, бытовая химия, жара, работа, поездки, падения.</w:delText>
+        </w:r>
+      </w:del>
+      <w:ins w:id="9115" w:author="Claude" w:date="2026-10-17T15:00:00Z">
+        <w:r>
+          <w:rPr>
+            <w:rtl w:val="0"/>
+            <w:lang w:val="en-US"/>
+          </w:rPr>
+          <w:t xml:space="preserve"> Привычки, воздействия и повседневная безопасность</w:t>
+        </w:r>
+      </w:ins>
     </w:p>
     <w:p>
       <w:pPr>
@@ -1665,13 +1749,24 @@
         </w:rPr>
         <w:t>9.</w:t>
       </w:r>
-      <w:r>
-        <w:rPr>
-          <w:rtl w:val="0"/>
-          <w:lang w:val="en-US"/>
-        </w:rPr>
-        <w:t xml:space="preserve"> Инфекции и прививки: откуда берутся опасные инфекции, какие прививки делают, что делать после контакта с больным, как понимать анализы.</w:t>
-      </w:r>
+      <w:del w:id="9116" w:author="Claude" w:date="2026-10-17T15:00:00Z">
+        <w:r>
+          <w:rPr>
+            <w:rtl w:val="0"/>
+            <w:lang w:val="en-US"/>
+          </w:rPr>
+          <w:delText xml:space="preserve"> Инфекции и прививки: откуда берутся опасные инфекции, какие прививки делают, что делать после контакта с больным, как понимать анализы.</w:delText>
+        </w:r>
+      </w:del>
+      <w:ins w:id="9117" w:author="Claude" w:date="2026-10-17T15:00:00Z">
+        <w:r>
+          <w:rPr>
+            <w:rtl w:val="0"/>
+            <w:lang w:val="en-US"/>
+          </w:rPr>
+          <w:t xml:space="preserve"> Инфекции и вакцинация</w:t>
+        </w:r>
+      </w:ins>
     </w:p>
     <w:p>
       <w:pPr>
@@ -1700,13 +1795,24 @@
         </w:rPr>
         <w:t>10.</w:t>
       </w:r>
-      <w:r>
-        <w:rPr>
-          <w:rtl w:val="0"/>
-          <w:lang w:val="en-US"/>
-        </w:rPr>
-        <w:t xml:space="preserve"> Эмоциональное состояние: тревога, депрессия, страх родов, к кому идти, небезопасные отношения, кризис.</w:t>
-      </w:r>
+      <w:del w:id="9118" w:author="Claude" w:date="2026-10-17T15:00:00Z">
+        <w:r>
+          <w:rPr>
+            <w:rtl w:val="0"/>
+            <w:lang w:val="en-US"/>
+          </w:rPr>
+          <w:delText xml:space="preserve"> Эмоциональное состояние: тревога, депрессия, страх родов, к кому идти, небезопасные отношения, кризис.</w:delText>
+        </w:r>
+      </w:del>
+      <w:ins w:id="9119" w:author="Claude" w:date="2026-10-17T15:00:00Z">
+        <w:r>
+          <w:rPr>
+            <w:rtl w:val="0"/>
+            <w:lang w:val="en-US"/>
+          </w:rPr>
+          <w:t xml:space="preserve"> Эмоциональное состояние во время беременности</w:t>
+        </w:r>
+      </w:ins>
     </w:p>
     <w:p>
       <w:pPr>
@@ -1735,17 +1841,204 @@
         </w:rPr>
         <w:t>11.</w:t>
       </w:r>
-      <w:r>
-        <w:rPr>
-          <w:rtl w:val="0"/>
-          <w:lang w:val="en-US"/>
-        </w:rPr>
-        <w:t xml:space="preserve"> Наблюдение дома: шевеления ребёнка, давление, дневник симптомов, когда звонить врачу и как быстро.</w:t>
-      </w:r>
+      <w:del w:id="9120" w:author="Claude" w:date="2026-10-17T15:00:00Z">
+        <w:r>
+          <w:rPr>
+            <w:rtl w:val="0"/>
+            <w:lang w:val="en-US"/>
+          </w:rPr>
+          <w:delText xml:space="preserve"> Наблюдение дома: шевеления ребёнка, давление, дневник симптомов, когда звонить врачу и как быстро.</w:delText>
+        </w:r>
+      </w:del>
+      <w:ins w:id="9121" w:author="Claude" w:date="2026-10-17T15:00:00Z">
+        <w:r>
+          <w:rPr>
+            <w:rtl w:val="0"/>
+            <w:lang w:val="en-US"/>
+          </w:rPr>
+          <w:t xml:space="preserve"> Как наблюдать за состоянием беременности дома</w:t>
+        </w:r>
+      </w:ins>
       <w:bookmarkEnd w:id="3"/>
     </w:p>
     <w:p>
       <w:pPr>
+        <w:pStyle w:val="Compact"/>
+        <w:numPr>
+          <w:ilvl w:val="0"/>
+          <w:numId w:val="2"/>
+        </w:numPr>
+        <w:rPr>
+          <w:ins w:id="9122" w:author="Claude" w:date="2026-10-17T15:00:00Z"/>
+          <w:lang w:val="en-US"/>
+        </w:rPr>
+      </w:pPr>
+      <w:ins w:id="9123" w:author="Claude" w:date="2026-10-17T15:00:00Z">
+        <w:r>
+          <w:rPr>
+            <w:rtl w:val="0"/>
+            <w:lang w:val="en-US"/>
+          </w:rPr>
+          <w:t xml:space="preserve">Приложение 1. Навигатор по симптомам</w:t>
+        </w:r>
+      </w:ins>
+    </w:p>
+    <w:p>
+      <w:pPr>
+        <w:pStyle w:val="Compact"/>
+        <w:numPr>
+          <w:ilvl w:val="0"/>
+          <w:numId w:val="2"/>
+        </w:numPr>
+        <w:rPr>
+          <w:ins w:id="9124" w:author="Claude" w:date="2026-10-17T15:00:00Z"/>
+          <w:lang w:val="en-US"/>
+        </w:rPr>
+      </w:pPr>
+      <w:ins w:id="9125" w:author="Claude" w:date="2026-10-17T15:00:00Z">
+        <w:r>
+          <w:rPr>
+            <w:rtl w:val="0"/>
+            <w:lang w:val="en-US"/>
+          </w:rPr>
+          <w:t xml:space="preserve">Приложение 2. Навигатор по жизненным ситуациям</w:t>
+        </w:r>
+      </w:ins>
+    </w:p>
+    <w:p>
+      <w:pPr>
+        <w:pStyle w:val="Compact"/>
+        <w:numPr>
+          <w:ilvl w:val="0"/>
+          <w:numId w:val="2"/>
+        </w:numPr>
+        <w:rPr>
+          <w:ins w:id="9126" w:author="Claude" w:date="2026-10-17T15:00:00Z"/>
+          <w:lang w:val="en-US"/>
+        </w:rPr>
+      </w:pPr>
+      <w:ins w:id="9127" w:author="Claude" w:date="2026-10-17T15:00:00Z">
+        <w:r>
+          <w:rPr>
+            <w:rtl w:val="0"/>
+            <w:lang w:val="en-US"/>
+          </w:rPr>
+          <w:t xml:space="preserve">Приложение 3. Как определить срочность обращения</w:t>
+        </w:r>
+      </w:ins>
+    </w:p>
+    <w:p>
+      <w:pPr>
+        <w:pStyle w:val="Compact"/>
+        <w:numPr>
+          <w:ilvl w:val="0"/>
+          <w:numId w:val="2"/>
+        </w:numPr>
+        <w:rPr>
+          <w:ins w:id="9128" w:author="Claude" w:date="2026-10-17T15:00:00Z"/>
+          <w:lang w:val="en-US"/>
+        </w:rPr>
+      </w:pPr>
+      <w:ins w:id="9129" w:author="Claude" w:date="2026-10-17T15:00:00Z">
+        <w:r>
+          <w:rPr>
+            <w:rtl w:val="0"/>
+            <w:lang w:val="en-US"/>
+          </w:rPr>
+          <w:t xml:space="preserve">Приложение 4. Как подготовиться к приёму или обращению за помощью</w:t>
+        </w:r>
+      </w:ins>
+    </w:p>
+    <w:p>
+      <w:pPr>
+        <w:pStyle w:val="Compact"/>
+        <w:numPr>
+          <w:ilvl w:val="0"/>
+          <w:numId w:val="2"/>
+        </w:numPr>
+        <w:rPr>
+          <w:ins w:id="9130" w:author="Claude" w:date="2026-10-17T15:00:00Z"/>
+          <w:lang w:val="en-US"/>
+        </w:rPr>
+      </w:pPr>
+      <w:ins w:id="9131" w:author="Claude" w:date="2026-10-17T15:00:00Z">
+        <w:r>
+          <w:rPr>
+            <w:rtl w:val="0"/>
+            <w:lang w:val="en-US"/>
+          </w:rPr>
+          <w:t xml:space="preserve">Приложение 5. Мои лекарства и добавки</w:t>
+        </w:r>
+      </w:ins>
+    </w:p>
+    <w:p>
+      <w:pPr>
+        <w:pStyle w:val="Compact"/>
+        <w:numPr>
+          <w:ilvl w:val="0"/>
+          <w:numId w:val="2"/>
+        </w:numPr>
+        <w:rPr>
+          <w:ins w:id="9132" w:author="Claude" w:date="2026-10-17T15:00:00Z"/>
+          <w:lang w:val="en-US"/>
+        </w:rPr>
+      </w:pPr>
+      <w:ins w:id="9133" w:author="Claude" w:date="2026-10-17T15:00:00Z">
+        <w:r>
+          <w:rPr>
+            <w:rtl w:val="0"/>
+            <w:lang w:val="en-US"/>
+          </w:rPr>
+          <w:t xml:space="preserve">Приложение 6. Как понимать медицинскую информацию</w:t>
+        </w:r>
+      </w:ins>
+    </w:p>
+    <w:p>
+      <w:pPr>
+        <w:pStyle w:val="Compact"/>
+        <w:numPr>
+          <w:ilvl w:val="0"/>
+          <w:numId w:val="2"/>
+        </w:numPr>
+        <w:rPr>
+          <w:ins w:id="9134" w:author="Claude" w:date="2026-10-17T15:00:00Z"/>
+          <w:lang w:val="en-US"/>
+        </w:rPr>
+      </w:pPr>
+      <w:ins w:id="9135" w:author="Claude" w:date="2026-10-17T15:00:00Z">
+        <w:r>
+          <w:rPr>
+            <w:rtl w:val="0"/>
+            <w:lang w:val="en-US"/>
+          </w:rPr>
+          <w:t xml:space="preserve">Приложение 7. Как проверять медицинскую информацию в интернете</w:t>
+        </w:r>
+      </w:ins>
+    </w:p>
+    <w:p>
+      <w:pPr>
+        <w:pStyle w:val="Compact"/>
+        <w:numPr>
+          <w:ilvl w:val="0"/>
+          <w:numId w:val="2"/>
+        </w:numPr>
+        <w:rPr>
+          <w:ins w:id="9136" w:author="Claude" w:date="2026-10-17T15:00:00Z"/>
+          <w:lang w:val="en-US"/>
+        </w:rPr>
+      </w:pPr>
+      <w:ins w:id="9137" w:author="Claude" w:date="2026-10-17T15:00:00Z">
+        <w:r>
+          <w:rPr>
+            <w:rtl w:val="0"/>
+            <w:lang w:val="en-US"/>
+          </w:rPr>
+          <w:t xml:space="preserve">Приложение 8. Чек-лист вопроса о лекарстве или другом средстве</w:t>
+        </w:r>
+      </w:ins>
+    </w:p>
+    <w:p>
+      <w:pPr>
         <w:pStyle w:val="Рубрика 2"/>
       </w:pPr>
       <w:bookmarkStart w:name="какустроенакнига" w:id="4"/>
@@ -1761,27 +2054,34 @@
     <w:p>
       <w:pPr>
         <w:pStyle w:val="First Paragraph"/>
-      </w:pPr>
-      <w:r>
-        <w:rPr>
-          <w:rtl w:val="0"/>
-          <w:lang w:val="en-US"/>
-        </w:rPr>
-        <w:t>Книга состоит из четырёх частей.</w:t>
-      </w:r>
+        <w:rPr>
+          <w:del w:id="9138" w:author="Claude" w:date="2026-10-17T15:00:00Z"/>
+        </w:rPr>
+      </w:pPr>
+      <w:del w:id="9139" w:author="Claude" w:date="2026-10-17T15:00:00Z">
+        <w:r>
+          <w:rPr>
+            <w:rtl w:val="0"/>
+            <w:lang w:val="en-US"/>
+          </w:rPr>
+          <w:delText xml:space="preserve">Книга состоит из четырёх частей.</w:delText>
+        </w:r>
+      </w:del>
     </w:p>
     <w:p>
       <w:pPr>
         <w:pStyle w:val="First Paragraph"/>
       </w:pPr>
       <w:bookmarkStart w:name="какустроенакнига2" w:id="5"/>
-      <w:r>
-        <w:rPr>
-          <w:rtl w:val="0"/>
-          <w:lang w:val="en-US"/>
-        </w:rPr>
-        <w:t xml:space="preserve">В самом начале — </w:t>
-      </w:r>
+      <w:del w:id="9140" w:author="Claude" w:date="2026-10-17T15:00:00Z">
+        <w:r>
+          <w:rPr>
+            <w:rtl w:val="0"/>
+            <w:lang w:val="en-US"/>
+          </w:rPr>
+          <w:delText xml:space="preserve">В самом начале — </w:delText>
+        </w:r>
+      </w:del>
       <w:r>
         <w:rPr>
           <w:rFonts w:ascii="Cambria Bold" w:hAnsi="Cambria Bold" w:hint="default"/>
@@ -1806,38 +2106,24 @@
         </w:rPr>
         <w:t>«Быстрая помощь»</w:t>
       </w:r>
-      <w:r>
-        <w:rPr>
-          <w:rtl w:val="0"/>
-          <w:lang w:val="en-US"/>
-        </w:rPr>
-        <w:t xml:space="preserve">. </w:t>
-      </w:r>
-      <w:del w:id="9099" w:author="Claude" w:date="2026-10-17T15:00:00Z">
-        <w:r>
-          <w:rPr>
-            <w:rtl w:val="0"/>
-            <w:lang w:val="en-US"/>
-          </w:rPr>
-          <w:delText xml:space="preserve">Он стоит первым, чтобы его можно было открыть за секунды, когда страшно: кровь, сильная боль, судороги, ребёнок перестал двигаться.</w:delText>
-        </w:r>
-      </w:del>
-      <w:ins w:id="9100" w:author="Claude" w:date="2026-10-17T15:00:00Z">
-        <w:r>
-          <w:rPr>
-            <w:rtl w:val="0"/>
-            <w:lang w:val="en-US"/>
-          </w:rPr>
-          <w:t xml:space="preserve">Он стоит первым, чтобы в экстренной ситуации его можно было найти сразу: кровотечение, сильная боль, судороги, ребёнок перестал двигаться.</w:t>
+      <w:del w:id="9141" w:author="Claude" w:date="2026-10-17T15:00:00Z">
+        <w:r>
+          <w:rPr>
+            <w:rtl w:val="0"/>
+            <w:lang w:val="en-US"/>
+          </w:rPr>
+          <w:delText xml:space="preserve">. Он стоит первым, чтобы его можно было открыть за секунды, когда страшно: кровь, сильная боль, судороги, ребёнок перестал двигаться. В нём только то, что нужно сделать сейчас.</w:delText>
+        </w:r>
+      </w:del>
+      <w:ins w:id="9142" w:author="Claude" w:date="2026-10-17T15:00:00Z">
+        <w:r>
+          <w:rPr>
+            <w:rtl w:val="0"/>
+            <w:lang w:val="en-US"/>
+          </w:rPr>
+          <w:t xml:space="preserve"> стоит первым, чтобы в экстренной ситуации его можно было найти сразу. В нём только то, что нужно сделать сейчас.</w:t>
         </w:r>
       </w:ins>
-      <w:r>
-        <w:rPr>
-          <w:rtl w:val="0"/>
-          <w:lang w:val="en-US"/>
-        </w:rPr>
-        <w:t xml:space="preserve"> В нём только то, что нужно сделать сейчас.</w:t>
-      </w:r>
     </w:p>
     <w:p>
       <w:pPr>
@@ -1858,38 +2144,24 @@
         </w:rPr>
         <w:t>Ориентационный раздел</w:t>
       </w:r>
-      <w:r>
-        <w:rPr>
-          <w:rtl w:val="0"/>
-          <w:lang w:val="en-US"/>
-        </w:rPr>
-        <w:t xml:space="preserve">: как устроено наблюдение беременности. К каким врачам и сколько раз ходить, чем скрининг отличается от диагноза, </w:t>
-      </w:r>
-      <w:del w:id="9101" w:author="Claude" w:date="2026-10-17T15:00:00Z">
-        <w:r>
-          <w:rPr>
-            <w:rtl w:val="0"/>
-            <w:lang w:val="en-US"/>
-          </w:rPr>
-          <w:delText xml:space="preserve">что значит загадочное «по показаниям»</w:delText>
-        </w:r>
-      </w:del>
-      <w:ins w:id="9102" w:author="Claude" w:date="2026-10-17T15:00:00Z">
-        <w:r>
-          <w:rPr>
-            <w:rtl w:val="0"/>
-            <w:lang w:val="en-US"/>
-          </w:rPr>
-          <w:t xml:space="preserve">что означает «по показаниям»</w:t>
+      <w:del w:id="9143" w:author="Claude" w:date="2026-10-17T15:00:00Z">
+        <w:r>
+          <w:rPr>
+            <w:rtl w:val="0"/>
+            <w:lang w:val="en-US"/>
+          </w:rPr>
+          <w:delText xml:space="preserve">: как устроено наблюдение беременности. К каким врачам и сколько раз ходить, чем скрининг отличается от диагноза, что значит загадочное «по показаниям» и какие вопросы взять с собой на приём.</w:delText>
+        </w:r>
+      </w:del>
+      <w:ins w:id="9144" w:author="Claude" w:date="2026-10-17T15:00:00Z">
+        <w:r>
+          <w:rPr>
+            <w:rtl w:val="0"/>
+            <w:lang w:val="en-US"/>
+          </w:rPr>
+          <w:t xml:space="preserve">: он описывает порядок наблюдения беременности, на который опираются советы в темах.</w:t>
         </w:r>
       </w:ins>
-      <w:r>
-        <w:rPr>
-          <w:rtl w:val="0"/>
-          <w:lang w:val="en-US"/>
-        </w:rPr>
-        <w:t xml:space="preserve"> и какие вопросы взять с собой на приём.</w:t>
-      </w:r>
     </w:p>
     <w:p>
       <w:pPr>
@@ -1937,13 +2209,24 @@
         </w:rPr>
         <w:t>приложения</w:t>
       </w:r>
-      <w:r>
-        <w:rPr>
-          <w:rtl w:val="0"/>
-          <w:lang w:val="en-US"/>
-        </w:rPr>
-        <w:t xml:space="preserve">: навигаторы по симптомам и жизненным ситуациям, памятки и чек-листы.</w:t>
-      </w:r>
+      <w:del w:id="9145" w:author="Claude" w:date="2026-10-17T15:00:00Z">
+        <w:r>
+          <w:rPr>
+            <w:rtl w:val="0"/>
+            <w:lang w:val="en-US"/>
+          </w:rPr>
+          <w:delText xml:space="preserve">: навигаторы по симптомам и жизненным ситуациям, памятки и чек-листы.</w:delText>
+        </w:r>
+      </w:del>
+      <w:ins w:id="9146" w:author="Claude" w:date="2026-10-17T15:00:00Z">
+        <w:r>
+          <w:rPr>
+            <w:rtl w:val="0"/>
+            <w:lang w:val="en-US"/>
+          </w:rPr>
+          <w:t xml:space="preserve">: навигаторы, памятки и чек-листы для быстрого поиска и подготовки к приёму.</w:t>
+        </w:r>
+      </w:ins>
     </w:p>
     <w:p>
       <w:pPr>
@@ -1956,7 +2239,7 @@
         </w:rPr>
         <w:t xml:space="preserve">Признаки, при которых нужна срочная помощь, в книге </w:t>
       </w:r>
-      <w:del w:id="9110" w:author="Claude" w:date="2026-10-17T15:00:00Z">
+      <w:del w:id="9154" w:author="Claude" w:date="2026-10-17T15:00:00Z">
         <w:r>
           <w:rPr>
             <w:rtl w:val="0"/>
@@ -1965,7 +2248,7 @@
           <w:delText xml:space="preserve">нарочно повторяются</w:delText>
         </w:r>
       </w:del>
-      <w:ins w:id="9111" w:author="Claude" w:date="2026-10-17T15:00:00Z">
+      <w:ins w:id="9155" w:author="Claude" w:date="2026-10-17T15:00:00Z">
         <w:r>
           <w:rPr>
             <w:rtl w:val="0"/>
@@ -2002,7 +2285,7 @@
       <w:pPr>
         <w:pStyle w:val="First Paragraph"/>
       </w:pPr>
-      <w:del w:id="9103" w:author="Claude" w:date="2026-10-17T15:00:00Z">
+      <w:del w:id="9147" w:author="Claude" w:date="2026-10-17T15:00:00Z">
         <w:r>
           <w:rPr>
             <w:rFonts w:ascii="Cambria Bold" w:hAnsi="Cambria Bold" w:hint="default"/>
@@ -2012,7 +2295,7 @@
           <w:delText xml:space="preserve">Если страшно прямо сейчас</w:delText>
         </w:r>
       </w:del>
-      <w:ins w:id="9104" w:author="Claude" w:date="2026-10-17T15:00:00Z">
+      <w:ins w:id="9148" w:author="Claude" w:date="2026-10-17T15:00:00Z">
         <w:r>
           <w:rPr>
             <w:rFonts w:ascii="Cambria Bold" w:hAnsi="Cambria Bold" w:hint="default"/>
@@ -2153,12 +2436,30 @@
         <w:pStyle w:val="First Paragraph"/>
       </w:pPr>
       <w:bookmarkStart w:name="X26a7f205e45d363e9fc7fa7a6db5d67b22bd672" w:id="8"/>
-      <w:r>
-        <w:rPr>
-          <w:rtl w:val="0"/>
-          <w:lang w:val="en-US"/>
-        </w:rPr>
-        <w:t xml:space="preserve">Повседневные решения — что есть, как спать, сколько двигаться, чем мыть кожу, как ухаживать за зубами — вы принимаете сами, и книга даёт для них всё необходимое. Там, где правило зависит от вашего здоровья, это сказано прямо.</w:t>
+      <w:del w:id="9156" w:author="Claude" w:date="2026-10-17T15:00:00Z">
+        <w:r>
+          <w:rPr>
+            <w:rtl w:val="0"/>
+            <w:lang w:val="en-US"/>
+          </w:rPr>
+          <w:delText xml:space="preserve">Повседневные решения — что есть, как спать, сколько двигаться, чем мыть кожу, как ухаживать за зубами — вы принимаете сами</w:delText>
+        </w:r>
+      </w:del>
+      <w:ins w:id="9157" w:author="Claude" w:date="2026-10-17T15:00:00Z">
+        <w:r>
+          <w:rPr>
+            <w:rtl w:val="0"/>
+            <w:lang w:val="en-US"/>
+          </w:rPr>
+          <w:t xml:space="preserve">Повседневные решения вы принимаете сами</w:t>
+        </w:r>
+      </w:ins>
+      <w:r>
+        <w:rPr>
+          <w:rtl w:val="0"/>
+          <w:lang w:val="en-US"/>
+        </w:rPr>
+        <w:t xml:space="preserve">, и книга даёт для них всё необходимое. Там, где правило зависит от вашего здоровья, это сказано прямо.</w:t>
       </w:r>
     </w:p>
     <w:p>
@@ -2314,7 +2615,23 @@
           <w:rtl w:val="0"/>
           <w:lang w:val="en-US"/>
         </w:rPr>
-        <w:t xml:space="preserve">С лекарствами правило своё. Назначенный препарат сами не отменяют, даже если в инструкции нашлось пугающее слово: сначала звонят врачу, который его назначил. Перед покупкой средства без рецепта называют фармацевту срок беременности. Что можно принять самой при боли и температуре и в каких пределах, сказано в главе о лекарствах.</w:t>
+        <w:t xml:space="preserve">С лекарствами правило своё. Назначенный препарат сами не отменяют</w:t>
+      </w:r>
+      <w:del w:id="9158" w:author="Claude" w:date="2026-10-17T15:00:00Z">
+        <w:r>
+          <w:rPr>
+            <w:rtl w:val="0"/>
+            <w:lang w:val="en-US"/>
+          </w:rPr>
+          <w:delText xml:space="preserve">, даже если в инструкции нашлось пугающее слово</w:delText>
+        </w:r>
+      </w:del>
+      <w:r>
+        <w:rPr>
+          <w:rtl w:val="0"/>
+          <w:lang w:val="en-US"/>
+        </w:rPr>
+        <w:t xml:space="preserve">: сначала звонят врачу, который его назначил. Перед покупкой средства без рецепта называют фармацевту срок беременности. Что можно принять самой при боли и температуре и в каких пределах, сказано в главе о лекарствах.</w:t>
       </w:r>
       <w:bookmarkEnd w:id="8"/>
       <w:bookmarkEnd w:id="7"/>
@@ -2352,7 +2669,7 @@
       <w:pPr>
         <w:pStyle w:val="First Paragraph"/>
       </w:pPr>
-      <w:del w:id="9106" w:author="Claude" w:date="2026-10-17T15:00:00Z">
+      <w:del w:id="9150" w:author="Claude" w:date="2026-10-17T15:00:00Z">
         <w:r>
           <w:rPr>
             <w:rFonts w:ascii="Cambria Bold" w:hAnsi="Cambria Bold" w:hint="default"/>
@@ -2362,7 +2679,7 @@
           <w:delText xml:space="preserve">Откуда сведения</w:delText>
         </w:r>
       </w:del>
-      <w:del w:id="9107" w:author="Claude" w:date="2026-10-17T15:00:00Z">
+      <w:del w:id="9151" w:author="Claude" w:date="2026-10-17T15:00:00Z">
         <w:r>
           <w:rPr>
             <w:rFonts w:ascii="Cambria Bold" w:hAnsi="Cambria Bold"/>
@@ -2372,7 +2689,7 @@
           <w:delText xml:space="preserve">.</w:delText>
         </w:r>
       </w:del>
-      <w:del w:id="9105" w:author="Claude" w:date="2026-10-17T15:00:00Z">
+      <w:del w:id="9149" w:author="Claude" w:date="2026-10-17T15:00:00Z">
         <w:r>
           <w:rPr>
             <w:rtl w:val="0"/>
@@ -2433,7 +2750,7 @@
         </w:rPr>
         <w:t xml:space="preserve"> Беременных почти не включают в исследования лекарств, поэтому о многих препаратах, добавках и процедурах известно немного. «Данных о безопасности нет» не значит ни «безопасно», ни «опасно» — это повод обсудить вопрос с врачом. </w:t>
       </w:r>
-      <w:del w:id="9108" w:author="Claude" w:date="2026-10-17T15:00:00Z">
+      <w:del w:id="9152" w:author="Claude" w:date="2026-10-17T15:00:00Z">
         <w:r>
           <w:rPr>
             <w:rtl w:val="0"/>
@@ -2442,7 +2759,7 @@
           <w:delText xml:space="preserve">Отсюда и загадка с инструкцией:</w:delText>
         </w:r>
       </w:del>
-      <w:ins w:id="9109" w:author="Claude" w:date="2026-10-17T15:00:00Z">
+      <w:ins w:id="9153" w:author="Claude" w:date="2026-10-17T15:00:00Z">
         <w:r>
           <w:rPr>
             <w:rtl w:val="0"/>
@@ -2592,13 +2909,24 @@
         </w:rPr>
         <w:t>.</w:t>
       </w:r>
-      <w:r>
-        <w:rPr>
-          <w:rtl w:val="0"/>
-          <w:lang w:val="en-US"/>
-        </w:rPr>
-        <w:t xml:space="preserve"> О лекарствах книга рассказывает, что можно принять самой и в каких пределах, а что — только по назначению. Лечение подбирает врач.</w:t>
-      </w:r>
+      <w:del w:id="9159" w:author="Claude" w:date="2026-10-17T15:00:00Z">
+        <w:r>
+          <w:rPr>
+            <w:rtl w:val="0"/>
+            <w:lang w:val="en-US"/>
+          </w:rPr>
+          <w:delText xml:space="preserve"> О лекарствах книга рассказывает, что можно принять самой и в каких пределах, а что — только по назначению. Лечение подбирает врач.</w:delText>
+        </w:r>
+      </w:del>
+      <w:ins w:id="9160" w:author="Claude" w:date="2026-10-17T15:00:00Z">
+        <w:r>
+          <w:rPr>
+            <w:rtl w:val="0"/>
+            <w:lang w:val="en-US"/>
+          </w:rPr>
+          <w:t xml:space="preserve"> Его подбирает врач.</w:t>
+        </w:r>
+      </w:ins>
     </w:p>
     <w:p>
       <w:pPr>
